--- a/Manual-CMS-Port-of-Beira.docx
+++ b/Manual-CMS-Port-of-Beira.docx
@@ -69,7 +69,7 @@
           <w:sz w:val="22"/>
           <w:szCs w:val="22"/>
         </w:rPr>
-        <w:t xml:space="preserve">2.25.0</w:t>
+        <w:t xml:space="preserve">2.29.1</w:t>
       </w:r>
     </w:p>
     <w:p>
@@ -87,7 +87,7 @@
           <w:sz w:val="22"/>
           <w:szCs w:val="22"/>
         </w:rPr>
-        <w:t xml:space="preserve">27 de Outubro de 2026</w:t>
+        <w:t xml:space="preserve">29 de Outubro de 2026</w:t>
       </w:r>
     </w:p>
     <w:p>
@@ -105,7 +105,7 @@
           <w:sz w:val="22"/>
           <w:szCs w:val="22"/>
         </w:rPr>
-        <w:t xml:space="preserve">administradores, editores e utilizadores de consulta do CMS (Marketing / Direcção Comercial)</w:t>
+        <w:t xml:space="preserve">administradores, editores e utilizadores de consulta e de Planeamento do CMS (Marketing / Direcção Comercial)</w:t>
       </w:r>
     </w:p>
     <w:p>
@@ -527,7 +527,7 @@
         <w:spacing w:after="120"/>
       </w:pPr>
       <w:r>
-        <w:t xml:space="preserve">Cada pessoa com acesso ao CMS tem um de três níveis. O nível é aplicado pela base de dados, não apenas pelo ecrã.</w:t>
+        <w:t xml:space="preserve">Cada pessoa com acesso ao CMS tem um de quatro níveis. O nível é aplicado pela base de dados, não apenas pelo ecrã.</w:t>
       </w:r>
     </w:p>
     <w:tbl>
@@ -814,6 +814,127 @@
           </w:p>
         </w:tc>
       </w:tr>
+      <w:tr>
+        <w:trPr>
+          <w:tblHeader w:val="off"/>
+        </w:trPr>
+        <w:tc>
+          <w:tcPr>
+            <w:tcW w:type="dxa" w:w="2200"/>
+            <w:tcBorders>
+              <w:top w:val="single" w:color="D9D9E4" w:sz="4"/>
+              <w:left w:val="single" w:color="D9D9E4" w:sz="4"/>
+              <w:bottom w:val="single" w:color="D9D9E4" w:sz="4"/>
+              <w:right w:val="single" w:color="D9D9E4" w:sz="4"/>
+            </w:tcBorders>
+            <w:tcMar>
+              <w:top w:type="dxa" w:w="70"/>
+              <w:left w:type="dxa" w:w="110"/>
+              <w:bottom w:type="dxa" w:w="70"/>
+              <w:right w:type="dxa" w:w="110"/>
+            </w:tcMar>
+          </w:tcPr>
+          <w:p>
+            <w:r>
+              <w:rPr>
+                <w:sz w:val="19"/>
+                <w:szCs w:val="19"/>
+              </w:rPr>
+              <w:t xml:space="preserve">Planeamento</w:t>
+            </w:r>
+          </w:p>
+        </w:tc>
+        <w:tc>
+          <w:tcPr>
+            <w:tcW w:type="dxa" w:w="6826"/>
+            <w:tcBorders>
+              <w:top w:val="single" w:color="D9D9E4" w:sz="4"/>
+              <w:left w:val="single" w:color="D9D9E4" w:sz="4"/>
+              <w:bottom w:val="single" w:color="D9D9E4" w:sz="4"/>
+              <w:right w:val="single" w:color="D9D9E4" w:sz="4"/>
+            </w:tcBorders>
+            <w:tcMar>
+              <w:top w:type="dxa" w:w="70"/>
+              <w:left w:type="dxa" w:w="110"/>
+              <w:bottom w:type="dxa" w:w="70"/>
+              <w:right w:type="dxa" w:w="110"/>
+            </w:tcMar>
+          </w:tcPr>
+          <w:p>
+            <w:r>
+              <w:rPr>
+                <w:sz w:val="19"/>
+                <w:szCs w:val="19"/>
+              </w:rPr>
+              <w:t xml:space="preserve">Só o </w:t>
+            </w:r>
+            <w:r>
+              <w:rPr>
+                <w:b/>
+                <w:bCs/>
+                <w:sz w:val="19"/>
+                <w:szCs w:val="19"/>
+              </w:rPr>
+              <w:t xml:space="preserve">Plano de atracação</w:t>
+            </w:r>
+            <w:r>
+              <w:rPr>
+                <w:sz w:val="19"/>
+                <w:szCs w:val="19"/>
+              </w:rPr>
+              <w:t xml:space="preserve"> dos terminais que lhe foram atribuídos (</w:t>
+            </w:r>
+            <w:r>
+              <w:rPr>
+                <w:b/>
+                <w:bCs/>
+                <w:sz w:val="19"/>
+                <w:szCs w:val="19"/>
+              </w:rPr>
+              <w:t xml:space="preserve">TCG</w:t>
+            </w:r>
+            <w:r>
+              <w:rPr>
+                <w:sz w:val="19"/>
+                <w:szCs w:val="19"/>
+              </w:rPr>
+              <w:t xml:space="preserve"> e/ou </w:t>
+            </w:r>
+            <w:r>
+              <w:rPr>
+                <w:b/>
+                <w:bCs/>
+                <w:sz w:val="19"/>
+                <w:szCs w:val="19"/>
+              </w:rPr>
+              <w:t xml:space="preserve">CT</w:t>
+            </w:r>
+            <w:r>
+              <w:rPr>
+                <w:sz w:val="19"/>
+                <w:szCs w:val="19"/>
+              </w:rPr>
+              <w:t xml:space="preserve">): importar, rever e publicar. Vê também </w:t>
+            </w:r>
+            <w:r>
+              <w:rPr>
+                <w:b/>
+                <w:bCs/>
+                <w:sz w:val="19"/>
+                <w:szCs w:val="19"/>
+              </w:rPr>
+              <w:t xml:space="preserve">A minha conta</w:t>
+            </w:r>
+            <w:r>
+              <w:rPr>
+                <w:sz w:val="19"/>
+                <w:szCs w:val="19"/>
+              </w:rPr>
+              <w:t xml:space="preserve">. No máximo 2 pessoas activas por terminal (ver 12.5).</w:t>
+            </w:r>
+          </w:p>
+        </w:tc>
+      </w:tr>
     </w:tbl>
     <w:p>
       <w:pPr>
@@ -917,7 +1038,7 @@
         <w:t xml:space="preserve">Versão</w:t>
       </w:r>
       <w:r>
-        <w:t xml:space="preserve">: o número aparece no fundo da barra lateral (ex.: “Versão 2.25.0”). Indique-o sempre que reportar um problema.</w:t>
+        <w:t xml:space="preserve">: o número aparece no fundo da barra lateral (ex.: “Versão 2.29.1”). Indique-o sempre que reportar um problema.</w:t>
       </w:r>
     </w:p>
     <w:p>
@@ -1357,7 +1478,7 @@
         <w:t xml:space="preserve">Exigir a todos os utilizadores</w:t>
       </w:r>
       <w:r>
-        <w:t xml:space="preserve"> (ver 16.3). Também a podem activar por iniciativa própria.</w:t>
+        <w:t xml:space="preserve"> (ver 17.3). Também a podem activar por iniciativa própria.</w:t>
       </w:r>
     </w:p>
     <w:p>
@@ -1670,7 +1791,7 @@
         <w:t xml:space="preserve">Repor 2 passos</w:t>
       </w:r>
       <w:r>
-        <w:t xml:space="preserve"> junto ao seu nome (ver 16.1); no acesso seguinte, volta a ler um código QR novo.</w:t>
+        <w:t xml:space="preserve"> junto ao seu nome (ver 17.1); no acesso seguinte, volta a ler um código QR novo.</w:t>
       </w:r>
     </w:p>
     <w:p>
@@ -1790,7 +1911,7 @@
         <w:t xml:space="preserve">Nova palavra-passe</w:t>
       </w:r>
       <w:r>
-        <w:t xml:space="preserve"> (ver 16.1).</w:t>
+        <w:t xml:space="preserve"> (ver 17.1).</w:t>
       </w:r>
     </w:p>
     <w:p>
@@ -1905,7 +2026,7 @@
         <w:t xml:space="preserve">Dados e acesso → Segurança</w:t>
       </w:r>
       <w:r>
-        <w:t xml:space="preserve"> (ver 16.3).</w:t>
+        <w:t xml:space="preserve"> (ver 17.3).</w:t>
       </w:r>
     </w:p>
     <w:p>
@@ -6395,7 +6516,1836 @@
         <w:pageBreakBefore/>
       </w:pPr>
       <w:r>
-        <w:t xml:space="preserve">12. Contactos e rodapé</w:t>
+        <w:t xml:space="preserve">12. Plano de atracação</w:t>
+      </w:r>
+    </w:p>
+    <w:p>
+      <w:pPr>
+        <w:spacing w:after="120"/>
+      </w:pPr>
+      <w:r>
+        <w:t xml:space="preserve">Em </w:t>
+      </w:r>
+      <w:r>
+        <w:rPr>
+          <w:b/>
+          <w:bCs/>
+        </w:rPr>
+        <w:t xml:space="preserve">Operações portuárias → Plano de atracação</w:t>
+      </w:r>
+      <w:r>
+        <w:t xml:space="preserve">, o CMS transforma o PDF do plano partilhado pela planificação numa página interactiva no site, para os dois terminais: </w:t>
+      </w:r>
+      <w:r>
+        <w:rPr>
+          <w:b/>
+          <w:bCs/>
+        </w:rPr>
+        <w:t xml:space="preserve">Terminal de Carga Geral (TCG)</w:t>
+      </w:r>
+      <w:r>
+        <w:t xml:space="preserve"> e </w:t>
+      </w:r>
+      <w:r>
+        <w:rPr>
+          <w:b/>
+          <w:bCs/>
+        </w:rPr>
+        <w:t xml:space="preserve">Terminal de Contentores (CT)</w:t>
+      </w:r>
+      <w:r>
+        <w:t xml:space="preserve">.</w:t>
+      </w:r>
+    </w:p>
+    <w:p>
+      <w:pPr>
+        <w:spacing w:after="120"/>
+      </w:pPr>
+      <w:r>
+        <w:t xml:space="preserve">O trabalho tem sempre três passos: </w:t>
+      </w:r>
+      <w:r>
+        <w:rPr>
+          <w:b/>
+          <w:bCs/>
+        </w:rPr>
+        <w:t xml:space="preserve">importar o PDF → rever os navios → Publicar</w:t>
+      </w:r>
+      <w:r>
+        <w:t xml:space="preserve">. Podem fazê-lo administradores, editores e o nível </w:t>
+      </w:r>
+      <w:r>
+        <w:rPr>
+          <w:b/>
+          <w:bCs/>
+        </w:rPr>
+        <w:t xml:space="preserve">Planeamento</w:t>
+      </w:r>
+      <w:r>
+        <w:t xml:space="preserve"> (só nos seus terminais).</w:t>
+      </w:r>
+    </w:p>
+    <w:p>
+      <w:pPr>
+        <w:pStyle w:val="Heading2"/>
+        <w:keepNext/>
+        <w:keepLines/>
+      </w:pPr>
+      <w:r>
+        <w:t xml:space="preserve">12.1 Importar o plano (PDF)</w:t>
+      </w:r>
+    </w:p>
+    <w:p>
+      <w:pPr>
+        <w:pStyle w:val="ListParagraph"/>
+        <w:numPr>
+          <w:ilvl w:val="0"/>
+          <w:numId w:val="100"/>
+        </w:numPr>
+        <w:spacing w:after="60"/>
+      </w:pPr>
+      <w:r>
+        <w:t xml:space="preserve">Abra </w:t>
+      </w:r>
+      <w:r>
+        <w:rPr>
+          <w:b/>
+          <w:bCs/>
+        </w:rPr>
+        <w:t xml:space="preserve">Operações portuárias → Plano de atracação</w:t>
+      </w:r>
+      <w:r>
+        <w:t xml:space="preserve"> e desça até </w:t>
+      </w:r>
+      <w:r>
+        <w:rPr>
+          <w:b/>
+          <w:bCs/>
+        </w:rPr>
+        <w:t xml:space="preserve">Planos interactivos</w:t>
+      </w:r>
+      <w:r>
+        <w:t xml:space="preserve">.</w:t>
+      </w:r>
+    </w:p>
+    <w:p>
+      <w:pPr>
+        <w:pStyle w:val="ListParagraph"/>
+        <w:numPr>
+          <w:ilvl w:val="0"/>
+          <w:numId w:val="100"/>
+        </w:numPr>
+        <w:spacing w:after="60"/>
+      </w:pPr>
+      <w:r>
+        <w:t xml:space="preserve">Clique em </w:t>
+      </w:r>
+      <w:r>
+        <w:rPr>
+          <w:b/>
+          <w:bCs/>
+        </w:rPr>
+        <w:t xml:space="preserve">Importar plano (PDF)…</w:t>
+      </w:r>
+      <w:r>
+        <w:t xml:space="preserve"> e escolha o PDF recebido: o </w:t>
+      </w:r>
+      <w:r>
+        <w:rPr>
+          <w:b/>
+          <w:bCs/>
+        </w:rPr>
+        <w:t xml:space="preserve">TCG Berth Plan</w:t>
+      </w:r>
+      <w:r>
+        <w:t xml:space="preserve"> ou o </w:t>
+      </w:r>
+      <w:r>
+        <w:rPr>
+          <w:b/>
+          <w:bCs/>
+        </w:rPr>
+        <w:t xml:space="preserve">Berth Plan – CT</w:t>
+      </w:r>
+      <w:r>
+        <w:t xml:space="preserve">.</w:t>
+      </w:r>
+    </w:p>
+    <w:p>
+      <w:pPr>
+        <w:pStyle w:val="ListParagraph"/>
+        <w:numPr>
+          <w:ilvl w:val="0"/>
+          <w:numId w:val="100"/>
+        </w:numPr>
+        <w:spacing w:after="60"/>
+      </w:pPr>
+      <w:r>
+        <w:t xml:space="preserve">O CMS lê o PDF no próprio navegador e reconhece o terminal. O plano desse terminal é </w:t>
+      </w:r>
+      <w:r>
+        <w:rPr>
+          <w:b/>
+          <w:bCs/>
+        </w:rPr>
+        <w:t xml:space="preserve">substituído por completo</w:t>
+      </w:r>
+      <w:r>
+        <w:t xml:space="preserve">, incluindo correcções feitas antes no CMS. O outro terminal não muda.</w:t>
+      </w:r>
+    </w:p>
+    <w:p>
+      <w:pPr>
+        <w:pStyle w:val="ListParagraph"/>
+        <w:numPr>
+          <w:ilvl w:val="0"/>
+          <w:numId w:val="100"/>
+        </w:numPr>
+        <w:spacing w:after="60"/>
+      </w:pPr>
+      <w:r>
+        <w:t xml:space="preserve">O PDF original fica guardado no armazenamento, para o botão *Plano original* do site.</w:t>
+      </w:r>
+    </w:p>
+    <w:p>
+      <w:pPr>
+        <w:pStyle w:val="ListParagraph"/>
+        <w:numPr>
+          <w:ilvl w:val="0"/>
+          <w:numId w:val="100"/>
+        </w:numPr>
+        <w:spacing w:after="60"/>
+      </w:pPr>
+      <w:r>
+        <w:t xml:space="preserve">Reveja os avisos (12.2) e clique em </w:t>
+      </w:r>
+      <w:r>
+        <w:rPr>
+          <w:b/>
+          <w:bCs/>
+        </w:rPr>
+        <w:t xml:space="preserve">Publicar</w:t>
+      </w:r>
+      <w:r>
+        <w:t xml:space="preserve">. Nada vai para o site antes disso.</w:t>
+      </w:r>
+    </w:p>
+    <w:p>
+      <w:pPr>
+        <w:keepNext/>
+        <w:spacing w:after="40" w:before="120"/>
+        <w:jc w:val="center"/>
+      </w:pPr>
+      <w:r>
+        <w:drawing>
+          <wp:inline distT="0" distB="0" distL="0" distR="0">
+            <wp:extent cx="5486400" cy="2511254"/>
+            <wp:effectExtent t="0" r="0" b="0" l="0"/>
+            <wp:docPr id="2000" name="bp-n-bp-import.jpg" descr="Planos interactivos: um cartão por terminal" title="Planos interactivos: um cartão por terminal"/>
+            <wp:cNvGraphicFramePr>
+              <a:graphicFrameLocks xmlns:a="http://schemas.openxmlformats.org/drawingml/2006/main" noChangeAspect="1"/>
+            </wp:cNvGraphicFramePr>
+            <a:graphic xmlns:a="http://schemas.openxmlformats.org/drawingml/2006/main">
+              <a:graphicData uri="http://schemas.openxmlformats.org/drawingml/2006/picture">
+                <pic:pic xmlns:pic="http://schemas.openxmlformats.org/drawingml/2006/picture">
+                  <pic:nvPicPr>
+                    <pic:cNvPr id="0" name="" descr=""/>
+                    <pic:cNvPicPr>
+                      <a:picLocks noChangeAspect="1" noChangeArrowheads="1"/>
+                    </pic:cNvPicPr>
+                  </pic:nvPicPr>
+                  <pic:blipFill>
+                    <a:blip r:embed="rId200" cstate="none"/>
+                    <a:srcRect/>
+                    <a:stretch>
+                      <a:fillRect/>
+                    </a:stretch>
+                  </pic:blipFill>
+                  <pic:spPr bwMode="auto">
+                    <a:xfrm>
+                      <a:off x="0" y="0"/>
+                      <a:ext cx="5486400" cy="2511254"/>
+                    </a:xfrm>
+                    <a:prstGeom prst="rect">
+                      <a:avLst/>
+                    </a:prstGeom>
+                  </pic:spPr>
+                </pic:pic>
+              </a:graphicData>
+            </a:graphic>
+          </wp:inline>
+        </w:drawing>
+      </w:r>
+    </w:p>
+    <w:p>
+      <w:pPr>
+        <w:spacing w:after="200"/>
+        <w:jc w:val="center"/>
+      </w:pPr>
+      <w:r>
+        <w:rPr>
+          <w:i/>
+          <w:iCs/>
+          <w:color w:val="5F5F74"/>
+          <w:sz w:val="18"/>
+          <w:szCs w:val="18"/>
+        </w:rPr>
+        <w:t xml:space="preserve">Planos interactivos: um cartão por terminal</w:t>
+      </w:r>
+    </w:p>
+    <w:p>
+      <w:pPr>
+        <w:spacing w:after="120"/>
+      </w:pPr>
+      <w:r>
+        <w:t xml:space="preserve">Cada terminal tem um cartão com:</w:t>
+      </w:r>
+    </w:p>
+    <w:p>
+      <w:pPr>
+        <w:pStyle w:val="ListParagraph"/>
+        <w:numPr>
+          <w:ilvl w:val="0"/>
+          <w:numId w:val="3"/>
+        </w:numPr>
+        <w:spacing w:after="60"/>
+      </w:pPr>
+      <w:r>
+        <w:rPr>
+          <w:b/>
+          <w:bCs/>
+        </w:rPr>
+        <w:t xml:space="preserve">Ficheiro</w:t>
+      </w:r>
+      <w:r>
+        <w:t xml:space="preserve"> importado, número de janelas de atracação, data do plano e período coberto.</w:t>
+      </w:r>
+    </w:p>
+    <w:p>
+      <w:pPr>
+        <w:pStyle w:val="ListParagraph"/>
+        <w:numPr>
+          <w:ilvl w:val="0"/>
+          <w:numId w:val="3"/>
+        </w:numPr>
+        <w:spacing w:after="60"/>
+      </w:pPr>
+      <w:r>
+        <w:rPr>
+          <w:b/>
+          <w:bCs/>
+        </w:rPr>
+        <w:t xml:space="preserve">No site</w:t>
+      </w:r>
+      <w:r>
+        <w:t xml:space="preserve">: liga ou desliga o plano interactivo sem o apagar. Desligado, a página mostra os PDF e a tabela simples.</w:t>
+      </w:r>
+    </w:p>
+    <w:p>
+      <w:pPr>
+        <w:pStyle w:val="ListParagraph"/>
+        <w:numPr>
+          <w:ilvl w:val="0"/>
+          <w:numId w:val="3"/>
+        </w:numPr>
+        <w:spacing w:after="60"/>
+      </w:pPr>
+      <w:r>
+        <w:rPr>
+          <w:b/>
+          <w:bCs/>
+        </w:rPr>
+        <w:t xml:space="preserve">N com avisos</w:t>
+      </w:r>
+      <w:r>
+        <w:t xml:space="preserve">: quantos navios têm pontos a rever. </w:t>
+      </w:r>
+      <w:r>
+        <w:rPr>
+          <w:b/>
+          <w:bCs/>
+        </w:rPr>
+        <w:t xml:space="preserve">Rever navios</w:t>
+      </w:r>
+      <w:r>
+        <w:t xml:space="preserve"> abre a lista desse terminal; </w:t>
+      </w:r>
+      <w:r>
+        <w:rPr>
+          <w:b/>
+          <w:bCs/>
+        </w:rPr>
+        <w:t xml:space="preserve">A rever ✓</w:t>
+      </w:r>
+      <w:r>
+        <w:t xml:space="preserve"> indica a lista aberta.</w:t>
+      </w:r>
+    </w:p>
+    <w:p>
+      <w:pPr>
+        <w:pStyle w:val="ListParagraph"/>
+        <w:numPr>
+          <w:ilvl w:val="0"/>
+          <w:numId w:val="3"/>
+        </w:numPr>
+        <w:spacing w:after="60"/>
+      </w:pPr>
+      <w:r>
+        <w:rPr>
+          <w:b/>
+          <w:bCs/>
+        </w:rPr>
+        <w:t xml:space="preserve">✕ (Remover plano)</w:t>
+      </w:r>
+      <w:r>
+        <w:t xml:space="preserve">: apaga o plano desse terminal. A página volta aos PDF e à tabela simples, na secção recolhida *Documentos PDF e tabela simples*.</w:t>
+      </w:r>
+    </w:p>
+    <w:p>
+      <w:pPr>
+        <w:pBdr>
+          <w:left w:val="single" w:color="FF9012" w:sz="18" w:space="8"/>
+        </w:pBdr>
+        <w:shd w:fill="FFF3E3" w:color="auto" w:val="clear"/>
+        <w:spacing w:after="160" w:before="120"/>
+        <w:ind w:left="120" w:right="120"/>
+      </w:pPr>
+      <w:r>
+        <w:rPr>
+          <w:b/>
+          <w:bCs/>
+          <w:color w:val="B05A00"/>
+        </w:rPr>
+        <w:t xml:space="preserve">Atenção: </w:t>
+      </w:r>
+      <w:r>
+        <w:t xml:space="preserve">A leitura depende do formato actual dos PDF (TCG: colunas Quay 6 a 10, uma linha por dia, blocos coloridos; CT: eixo dos cabeços). Se a planificação mudar o modelo do Excel, a importação pode falhar ou ler mal os campos: avise a equipa técnica.</w:t>
+      </w:r>
+    </w:p>
+    <w:p>
+      <w:pPr>
+        <w:pStyle w:val="Heading2"/>
+        <w:keepNext/>
+        <w:keepLines/>
+      </w:pPr>
+      <w:r>
+        <w:t xml:space="preserve">12.2 Rever navios e avisos</w:t>
+      </w:r>
+    </w:p>
+    <w:p>
+      <w:pPr>
+        <w:keepNext/>
+        <w:spacing w:after="40" w:before="120"/>
+        <w:jc w:val="center"/>
+      </w:pPr>
+      <w:r>
+        <w:drawing>
+          <wp:inline distT="0" distB="0" distL="0" distR="0">
+            <wp:extent cx="5486400" cy="6324971"/>
+            <wp:effectExtent t="0" r="0" b="0" l="0"/>
+            <wp:docPr id="2001" name="bp-n-bp-review.jpg" descr="Lista de navios do Terminal de Carga Geral, com filtro por cais e avisos" title="Lista de navios do Terminal de Carga Geral, com filtro por cais e avisos"/>
+            <wp:cNvGraphicFramePr>
+              <a:graphicFrameLocks xmlns:a="http://schemas.openxmlformats.org/drawingml/2006/main" noChangeAspect="1"/>
+            </wp:cNvGraphicFramePr>
+            <a:graphic xmlns:a="http://schemas.openxmlformats.org/drawingml/2006/main">
+              <a:graphicData uri="http://schemas.openxmlformats.org/drawingml/2006/picture">
+                <pic:pic xmlns:pic="http://schemas.openxmlformats.org/drawingml/2006/picture">
+                  <pic:nvPicPr>
+                    <pic:cNvPr id="0" name="" descr=""/>
+                    <pic:cNvPicPr>
+                      <a:picLocks noChangeAspect="1" noChangeArrowheads="1"/>
+                    </pic:cNvPicPr>
+                  </pic:nvPicPr>
+                  <pic:blipFill>
+                    <a:blip r:embed="rId201" cstate="none"/>
+                    <a:srcRect/>
+                    <a:stretch>
+                      <a:fillRect/>
+                    </a:stretch>
+                  </pic:blipFill>
+                  <pic:spPr bwMode="auto">
+                    <a:xfrm>
+                      <a:off x="0" y="0"/>
+                      <a:ext cx="5486400" cy="6324971"/>
+                    </a:xfrm>
+                    <a:prstGeom prst="rect">
+                      <a:avLst/>
+                    </a:prstGeom>
+                  </pic:spPr>
+                </pic:pic>
+              </a:graphicData>
+            </a:graphic>
+          </wp:inline>
+        </w:drawing>
+      </w:r>
+    </w:p>
+    <w:p>
+      <w:pPr>
+        <w:spacing w:after="200"/>
+        <w:jc w:val="center"/>
+      </w:pPr>
+      <w:r>
+        <w:rPr>
+          <w:i/>
+          <w:iCs/>
+          <w:color w:val="5F5F74"/>
+          <w:sz w:val="18"/>
+          <w:szCs w:val="18"/>
+        </w:rPr>
+        <w:t xml:space="preserve">Lista de navios do Terminal de Carga Geral, com filtro por cais e avisos</w:t>
+      </w:r>
+    </w:p>
+    <w:p>
+      <w:pPr>
+        <w:pStyle w:val="ListParagraph"/>
+        <w:numPr>
+          <w:ilvl w:val="0"/>
+          <w:numId w:val="3"/>
+        </w:numPr>
+        <w:spacing w:after="60"/>
+      </w:pPr>
+      <w:r>
+        <w:t xml:space="preserve">Os navios aparecem por cais (TCG) ou por cabeços (CT), com a cor do tipo de carga ou do próprio plano.</w:t>
+      </w:r>
+    </w:p>
+    <w:p>
+      <w:pPr>
+        <w:pStyle w:val="ListParagraph"/>
+        <w:numPr>
+          <w:ilvl w:val="0"/>
+          <w:numId w:val="3"/>
+        </w:numPr>
+        <w:spacing w:after="60"/>
+      </w:pPr>
+      <w:r>
+        <w:rPr>
+          <w:b/>
+          <w:bCs/>
+        </w:rPr>
+        <w:t xml:space="preserve">OK</w:t>
+      </w:r>
+      <w:r>
+        <w:t xml:space="preserve"> quer dizer sem avisos; </w:t>
+      </w:r>
+      <w:r>
+        <w:rPr>
+          <w:b/>
+          <w:bCs/>
+        </w:rPr>
+        <w:t xml:space="preserve">1 AVISO</w:t>
+      </w:r>
+      <w:r>
+        <w:t xml:space="preserve">, </w:t>
+      </w:r>
+      <w:r>
+        <w:rPr>
+          <w:b/>
+          <w:bCs/>
+        </w:rPr>
+        <w:t xml:space="preserve">2 AVISOS</w:t>
+      </w:r>
+      <w:r>
+        <w:t xml:space="preserve">… indicam o que rever. Use </w:t>
+      </w:r>
+      <w:r>
+        <w:rPr>
+          <w:b/>
+          <w:bCs/>
+        </w:rPr>
+        <w:t xml:space="preserve">Mostrar só os navios com avisos</w:t>
+      </w:r>
+      <w:r>
+        <w:t xml:space="preserve"> para trabalhar mais depressa.</w:t>
+      </w:r>
+    </w:p>
+    <w:p>
+      <w:pPr>
+        <w:pStyle w:val="ListParagraph"/>
+        <w:numPr>
+          <w:ilvl w:val="0"/>
+          <w:numId w:val="3"/>
+        </w:numPr>
+        <w:spacing w:after="60"/>
+      </w:pPr>
+      <w:r>
+        <w:t xml:space="preserve">Clique no nome do navio para abrir a ficha e corrigir qualquer campo. </w:t>
+      </w:r>
+      <w:r>
+        <w:rPr>
+          <w:b/>
+          <w:bCs/>
+        </w:rPr>
+        <w:t xml:space="preserve">+ Navio</w:t>
+      </w:r>
+      <w:r>
+        <w:t xml:space="preserve"> acrescenta uma janela à mão; </w:t>
+      </w:r>
+      <w:r>
+        <w:rPr>
+          <w:b/>
+          <w:bCs/>
+        </w:rPr>
+        <w:t xml:space="preserve">✕</w:t>
+      </w:r>
+      <w:r>
+        <w:t xml:space="preserve"> apaga uma janela.</w:t>
+      </w:r>
+    </w:p>
+    <w:p>
+      <w:pPr>
+        <w:pStyle w:val="ListParagraph"/>
+        <w:numPr>
+          <w:ilvl w:val="0"/>
+          <w:numId w:val="3"/>
+        </w:numPr>
+        <w:spacing w:after="60"/>
+      </w:pPr>
+      <w:r>
+        <w:t xml:space="preserve">Os avisos </w:t>
+      </w:r>
+      <w:r>
+        <w:rPr>
+          <w:b/>
+          <w:bCs/>
+        </w:rPr>
+        <w:t xml:space="preserve">só aparecem no CMS</w:t>
+      </w:r>
+      <w:r>
+        <w:t xml:space="preserve">. O site nunca os mostra.</w:t>
+      </w:r>
+    </w:p>
+    <w:p>
+      <w:pPr>
+        <w:keepNext/>
+        <w:spacing w:after="40" w:before="120"/>
+        <w:jc w:val="center"/>
+      </w:pPr>
+      <w:r>
+        <w:drawing>
+          <wp:inline distT="0" distB="0" distL="0" distR="0">
+            <wp:extent cx="5486400" cy="6200995"/>
+            <wp:effectExtent t="0" r="0" b="0" l="0"/>
+            <wp:docPr id="2002" name="bp-n-bp-vessel.jpg" descr="Ficha de um navio do TCG, com o aviso no topo" title="Ficha de um navio do TCG, com o aviso no topo"/>
+            <wp:cNvGraphicFramePr>
+              <a:graphicFrameLocks xmlns:a="http://schemas.openxmlformats.org/drawingml/2006/main" noChangeAspect="1"/>
+            </wp:cNvGraphicFramePr>
+            <a:graphic xmlns:a="http://schemas.openxmlformats.org/drawingml/2006/main">
+              <a:graphicData uri="http://schemas.openxmlformats.org/drawingml/2006/picture">
+                <pic:pic xmlns:pic="http://schemas.openxmlformats.org/drawingml/2006/picture">
+                  <pic:nvPicPr>
+                    <pic:cNvPr id="0" name="" descr=""/>
+                    <pic:cNvPicPr>
+                      <a:picLocks noChangeAspect="1" noChangeArrowheads="1"/>
+                    </pic:cNvPicPr>
+                  </pic:nvPicPr>
+                  <pic:blipFill>
+                    <a:blip r:embed="rId202" cstate="none"/>
+                    <a:srcRect/>
+                    <a:stretch>
+                      <a:fillRect/>
+                    </a:stretch>
+                  </pic:blipFill>
+                  <pic:spPr bwMode="auto">
+                    <a:xfrm>
+                      <a:off x="0" y="0"/>
+                      <a:ext cx="5486400" cy="6200995"/>
+                    </a:xfrm>
+                    <a:prstGeom prst="rect">
+                      <a:avLst/>
+                    </a:prstGeom>
+                  </pic:spPr>
+                </pic:pic>
+              </a:graphicData>
+            </a:graphic>
+          </wp:inline>
+        </w:drawing>
+      </w:r>
+    </w:p>
+    <w:p>
+      <w:pPr>
+        <w:spacing w:after="200"/>
+        <w:jc w:val="center"/>
+      </w:pPr>
+      <w:r>
+        <w:rPr>
+          <w:i/>
+          <w:iCs/>
+          <w:color w:val="5F5F74"/>
+          <w:sz w:val="18"/>
+          <w:szCs w:val="18"/>
+        </w:rPr>
+        <w:t xml:space="preserve">Ficha de um navio do TCG, com o aviso no topo</w:t>
+      </w:r>
+    </w:p>
+    <w:tbl>
+      <w:tblPr>
+        <w:tblW w:type="dxa" w:w="9026"/>
+        <w:tblBorders>
+          <w:top w:val="single" w:color="auto" w:sz="4"/>
+          <w:left w:val="single" w:color="auto" w:sz="4"/>
+          <w:bottom w:val="single" w:color="auto" w:sz="4"/>
+          <w:right w:val="single" w:color="auto" w:sz="4"/>
+          <w:insideH w:val="single" w:color="auto" w:sz="4"/>
+          <w:insideV w:val="single" w:color="auto" w:sz="4"/>
+        </w:tblBorders>
+      </w:tblPr>
+      <w:tblGrid>
+        <w:gridCol w:w="1700"/>
+        <w:gridCol w:w="4000"/>
+        <w:gridCol w:w="3326"/>
+      </w:tblGrid>
+      <w:tr>
+        <w:trPr>
+          <w:tblHeader/>
+        </w:trPr>
+        <w:tc>
+          <w:tcPr>
+            <w:tcW w:type="dxa" w:w="1700"/>
+            <w:tcBorders>
+              <w:top w:val="single" w:color="D9D9E4" w:sz="4"/>
+              <w:left w:val="single" w:color="D9D9E4" w:sz="4"/>
+              <w:bottom w:val="single" w:color="D9D9E4" w:sz="4"/>
+              <w:right w:val="single" w:color="D9D9E4" w:sz="4"/>
+            </w:tcBorders>
+            <w:shd w:fill="2E2E6F" w:color="auto" w:val="clear"/>
+            <w:tcMar>
+              <w:top w:type="dxa" w:w="70"/>
+              <w:left w:type="dxa" w:w="110"/>
+              <w:bottom w:type="dxa" w:w="70"/>
+              <w:right w:type="dxa" w:w="110"/>
+            </w:tcMar>
+          </w:tcPr>
+          <w:p>
+            <w:r>
+              <w:rPr>
+                <w:b/>
+                <w:bCs/>
+                <w:color w:val="FFFFFF"/>
+                <w:sz w:val="19"/>
+                <w:szCs w:val="19"/>
+              </w:rPr>
+              <w:t xml:space="preserve">Terminal</w:t>
+            </w:r>
+          </w:p>
+        </w:tc>
+        <w:tc>
+          <w:tcPr>
+            <w:tcW w:type="dxa" w:w="4000"/>
+            <w:tcBorders>
+              <w:top w:val="single" w:color="D9D9E4" w:sz="4"/>
+              <w:left w:val="single" w:color="D9D9E4" w:sz="4"/>
+              <w:bottom w:val="single" w:color="D9D9E4" w:sz="4"/>
+              <w:right w:val="single" w:color="D9D9E4" w:sz="4"/>
+            </w:tcBorders>
+            <w:shd w:fill="2E2E6F" w:color="auto" w:val="clear"/>
+            <w:tcMar>
+              <w:top w:type="dxa" w:w="70"/>
+              <w:left w:type="dxa" w:w="110"/>
+              <w:bottom w:type="dxa" w:w="70"/>
+              <w:right w:type="dxa" w:w="110"/>
+            </w:tcMar>
+          </w:tcPr>
+          <w:p>
+            <w:r>
+              <w:rPr>
+                <w:b/>
+                <w:bCs/>
+                <w:color w:val="FFFFFF"/>
+                <w:sz w:val="19"/>
+                <w:szCs w:val="19"/>
+              </w:rPr>
+              <w:t xml:space="preserve">Campos da ficha</w:t>
+            </w:r>
+          </w:p>
+        </w:tc>
+        <w:tc>
+          <w:tcPr>
+            <w:tcW w:type="dxa" w:w="3326"/>
+            <w:tcBorders>
+              <w:top w:val="single" w:color="D9D9E4" w:sz="4"/>
+              <w:left w:val="single" w:color="D9D9E4" w:sz="4"/>
+              <w:bottom w:val="single" w:color="D9D9E4" w:sz="4"/>
+              <w:right w:val="single" w:color="D9D9E4" w:sz="4"/>
+            </w:tcBorders>
+            <w:shd w:fill="2E2E6F" w:color="auto" w:val="clear"/>
+            <w:tcMar>
+              <w:top w:type="dxa" w:w="70"/>
+              <w:left w:type="dxa" w:w="110"/>
+              <w:bottom w:type="dxa" w:w="70"/>
+              <w:right w:type="dxa" w:w="110"/>
+            </w:tcMar>
+          </w:tcPr>
+          <w:p>
+            <w:r>
+              <w:rPr>
+                <w:b/>
+                <w:bCs/>
+                <w:color w:val="FFFFFF"/>
+                <w:sz w:val="19"/>
+                <w:szCs w:val="19"/>
+              </w:rPr>
+              <w:t xml:space="preserve">Avisos que o CMS mostra</w:t>
+            </w:r>
+          </w:p>
+        </w:tc>
+      </w:tr>
+      <w:tr>
+        <w:trPr>
+          <w:tblHeader w:val="off"/>
+        </w:trPr>
+        <w:tc>
+          <w:tcPr>
+            <w:tcW w:type="dxa" w:w="1700"/>
+            <w:tcBorders>
+              <w:top w:val="single" w:color="D9D9E4" w:sz="4"/>
+              <w:left w:val="single" w:color="D9D9E4" w:sz="4"/>
+              <w:bottom w:val="single" w:color="D9D9E4" w:sz="4"/>
+              <w:right w:val="single" w:color="D9D9E4" w:sz="4"/>
+            </w:tcBorders>
+            <w:tcMar>
+              <w:top w:type="dxa" w:w="70"/>
+              <w:left w:type="dxa" w:w="110"/>
+              <w:bottom w:type="dxa" w:w="70"/>
+              <w:right w:type="dxa" w:w="110"/>
+            </w:tcMar>
+          </w:tcPr>
+          <w:p>
+            <w:r>
+              <w:rPr>
+                <w:sz w:val="19"/>
+                <w:szCs w:val="19"/>
+              </w:rPr>
+              <w:t xml:space="preserve">Carga Geral (TCG)</w:t>
+            </w:r>
+          </w:p>
+        </w:tc>
+        <w:tc>
+          <w:tcPr>
+            <w:tcW w:type="dxa" w:w="4000"/>
+            <w:tcBorders>
+              <w:top w:val="single" w:color="D9D9E4" w:sz="4"/>
+              <w:left w:val="single" w:color="D9D9E4" w:sz="4"/>
+              <w:bottom w:val="single" w:color="D9D9E4" w:sz="4"/>
+              <w:right w:val="single" w:color="D9D9E4" w:sz="4"/>
+            </w:tcBorders>
+            <w:tcMar>
+              <w:top w:type="dxa" w:w="70"/>
+              <w:left w:type="dxa" w:w="110"/>
+              <w:bottom w:type="dxa" w:w="70"/>
+              <w:right w:type="dxa" w:w="110"/>
+            </w:tcMar>
+          </w:tcPr>
+          <w:p>
+            <w:r>
+              <w:rPr>
+                <w:sz w:val="19"/>
+                <w:szCs w:val="19"/>
+              </w:rPr>
+              <w:t xml:space="preserve">Navio, viagem, agente, cais, tipo de carga, navio improdutivo, início e fim da janela, LOA, boca, calados, ATA/ETA/ATB/ETB, operações (descarga/embarque, mercadoria, toneladas, peças, porões, estiva, recebedor ou carregador, porto).</w:t>
+            </w:r>
+          </w:p>
+        </w:tc>
+        <w:tc>
+          <w:tcPr>
+            <w:tcW w:type="dxa" w:w="3326"/>
+            <w:tcBorders>
+              <w:top w:val="single" w:color="D9D9E4" w:sz="4"/>
+              <w:left w:val="single" w:color="D9D9E4" w:sz="4"/>
+              <w:bottom w:val="single" w:color="D9D9E4" w:sz="4"/>
+              <w:right w:val="single" w:color="D9D9E4" w:sz="4"/>
+            </w:tcBorders>
+            <w:tcMar>
+              <w:top w:type="dxa" w:w="70"/>
+              <w:left w:type="dxa" w:w="110"/>
+              <w:bottom w:type="dxa" w:w="70"/>
+              <w:right w:type="dxa" w:w="110"/>
+            </w:tcMar>
+          </w:tcPr>
+          <w:p>
+            <w:r>
+              <w:rPr>
+                <w:sz w:val="19"/>
+                <w:szCs w:val="19"/>
+              </w:rPr>
+              <w:t xml:space="preserve">Porões que não somam o total; nome, agente ou carga em falta; viagens repetidas; sobreposições no mesmo cais; valores pouco prováveis.</w:t>
+            </w:r>
+          </w:p>
+        </w:tc>
+      </w:tr>
+      <w:tr>
+        <w:trPr>
+          <w:tblHeader w:val="off"/>
+        </w:trPr>
+        <w:tc>
+          <w:tcPr>
+            <w:tcW w:type="dxa" w:w="1700"/>
+            <w:tcBorders>
+              <w:top w:val="single" w:color="D9D9E4" w:sz="4"/>
+              <w:left w:val="single" w:color="D9D9E4" w:sz="4"/>
+              <w:bottom w:val="single" w:color="D9D9E4" w:sz="4"/>
+              <w:right w:val="single" w:color="D9D9E4" w:sz="4"/>
+            </w:tcBorders>
+            <w:tcMar>
+              <w:top w:type="dxa" w:w="70"/>
+              <w:left w:type="dxa" w:w="110"/>
+              <w:bottom w:type="dxa" w:w="70"/>
+              <w:right w:type="dxa" w:w="110"/>
+            </w:tcMar>
+          </w:tcPr>
+          <w:p>
+            <w:r>
+              <w:rPr>
+                <w:sz w:val="19"/>
+                <w:szCs w:val="19"/>
+              </w:rPr>
+              <w:t xml:space="preserve">Contentores (CT)</w:t>
+            </w:r>
+          </w:p>
+        </w:tc>
+        <w:tc>
+          <w:tcPr>
+            <w:tcW w:type="dxa" w:w="4000"/>
+            <w:tcBorders>
+              <w:top w:val="single" w:color="D9D9E4" w:sz="4"/>
+              <w:left w:val="single" w:color="D9D9E4" w:sz="4"/>
+              <w:bottom w:val="single" w:color="D9D9E4" w:sz="4"/>
+              <w:right w:val="single" w:color="D9D9E4" w:sz="4"/>
+            </w:tcBorders>
+            <w:tcMar>
+              <w:top w:type="dxa" w:w="70"/>
+              <w:left w:type="dxa" w:w="110"/>
+              <w:bottom w:type="dxa" w:w="70"/>
+              <w:right w:type="dxa" w:w="110"/>
+            </w:tcMar>
+          </w:tcPr>
+          <w:p>
+            <w:r>
+              <w:rPr>
+                <w:sz w:val="19"/>
+                <w:szCs w:val="19"/>
+              </w:rPr>
+              <w:t xml:space="preserve">Navio, viagem, serviço, código, cabeços, cor do bloco, LOA, boca, calados, ETA/ATA/ETB/ATB/ETC/ETD, descarga e embarque (20'/40', cheios e vazios), booking, desembaraço, janelas de trânsito directo e indirecto, porto anterior, notas.</w:t>
+            </w:r>
+          </w:p>
+        </w:tc>
+        <w:tc>
+          <w:tcPr>
+            <w:tcW w:type="dxa" w:w="3326"/>
+            <w:tcBorders>
+              <w:top w:val="single" w:color="D9D9E4" w:sz="4"/>
+              <w:left w:val="single" w:color="D9D9E4" w:sz="4"/>
+              <w:bottom w:val="single" w:color="D9D9E4" w:sz="4"/>
+              <w:right w:val="single" w:color="D9D9E4" w:sz="4"/>
+            </w:tcBorders>
+            <w:tcMar>
+              <w:top w:type="dxa" w:w="70"/>
+              <w:left w:type="dxa" w:w="110"/>
+              <w:bottom w:type="dxa" w:w="70"/>
+              <w:right w:type="dxa" w:w="110"/>
+            </w:tcMar>
+          </w:tcPr>
+          <w:p>
+            <w:r>
+              <w:rPr>
+                <w:sz w:val="19"/>
+                <w:szCs w:val="19"/>
+              </w:rPr>
+              <w:t xml:space="preserve">Cabeços em falta ou estimados; parcelas de contentores que não somam o total; navio sem carga; viagens repetidas; navios nos mesmos cabeços à mesma hora.</w:t>
+            </w:r>
+          </w:p>
+        </w:tc>
+      </w:tr>
+    </w:tbl>
+    <w:p>
+      <w:pPr>
+        <w:spacing w:after="80"/>
+      </w:pPr>
+    </w:p>
+    <w:p>
+      <w:pPr>
+        <w:keepNext/>
+        <w:spacing w:after="40" w:before="120"/>
+        <w:jc w:val="center"/>
+      </w:pPr>
+      <w:r>
+        <w:drawing>
+          <wp:inline distT="0" distB="0" distL="0" distR="0">
+            <wp:extent cx="5486400" cy="3943071"/>
+            <wp:effectExtent t="0" r="0" b="0" l="0"/>
+            <wp:docPr id="2003" name="bp-n-bp-review-ct.jpg" descr="Lista de navios do Terminal de Contentores" title="Lista de navios do Terminal de Contentores"/>
+            <wp:cNvGraphicFramePr>
+              <a:graphicFrameLocks xmlns:a="http://schemas.openxmlformats.org/drawingml/2006/main" noChangeAspect="1"/>
+            </wp:cNvGraphicFramePr>
+            <a:graphic xmlns:a="http://schemas.openxmlformats.org/drawingml/2006/main">
+              <a:graphicData uri="http://schemas.openxmlformats.org/drawingml/2006/picture">
+                <pic:pic xmlns:pic="http://schemas.openxmlformats.org/drawingml/2006/picture">
+                  <pic:nvPicPr>
+                    <pic:cNvPr id="0" name="" descr=""/>
+                    <pic:cNvPicPr>
+                      <a:picLocks noChangeAspect="1" noChangeArrowheads="1"/>
+                    </pic:cNvPicPr>
+                  </pic:nvPicPr>
+                  <pic:blipFill>
+                    <a:blip r:embed="rId203" cstate="none"/>
+                    <a:srcRect/>
+                    <a:stretch>
+                      <a:fillRect/>
+                    </a:stretch>
+                  </pic:blipFill>
+                  <pic:spPr bwMode="auto">
+                    <a:xfrm>
+                      <a:off x="0" y="0"/>
+                      <a:ext cx="5486400" cy="3943071"/>
+                    </a:xfrm>
+                    <a:prstGeom prst="rect">
+                      <a:avLst/>
+                    </a:prstGeom>
+                  </pic:spPr>
+                </pic:pic>
+              </a:graphicData>
+            </a:graphic>
+          </wp:inline>
+        </w:drawing>
+      </w:r>
+    </w:p>
+    <w:p>
+      <w:pPr>
+        <w:spacing w:after="200"/>
+        <w:jc w:val="center"/>
+      </w:pPr>
+      <w:r>
+        <w:rPr>
+          <w:i/>
+          <w:iCs/>
+          <w:color w:val="5F5F74"/>
+          <w:sz w:val="18"/>
+          <w:szCs w:val="18"/>
+        </w:rPr>
+        <w:t xml:space="preserve">Lista de navios do Terminal de Contentores</w:t>
+      </w:r>
+    </w:p>
+    <w:p>
+      <w:pPr>
+        <w:pBdr>
+          <w:left w:val="single" w:color="FF9012" w:sz="18" w:space="8"/>
+        </w:pBdr>
+        <w:shd w:fill="FFF3E3" w:color="auto" w:val="clear"/>
+        <w:spacing w:after="160" w:before="120"/>
+        <w:ind w:left="120" w:right="120"/>
+      </w:pPr>
+      <w:r>
+        <w:rPr>
+          <w:b/>
+          <w:bCs/>
+          <w:color w:val="B05A00"/>
+        </w:rPr>
+        <w:t xml:space="preserve">Nota: </w:t>
+      </w:r>
+      <w:r>
+        <w:t xml:space="preserve">Os cabeços do CT ainda não correspondem a números de cais. Quando a planificação indicar que cabeços pertencem a cada cais, o site pode passar a mostrá-los.</w:t>
+      </w:r>
+    </w:p>
+    <w:p>
+      <w:pPr>
+        <w:pStyle w:val="Heading2"/>
+        <w:keepNext/>
+        <w:keepLines/>
+      </w:pPr>
+      <w:r>
+        <w:t xml:space="preserve">12.3 O plano no site</w:t>
+      </w:r>
+    </w:p>
+    <w:p>
+      <w:pPr>
+        <w:keepNext/>
+        <w:spacing w:after="40" w:before="120"/>
+        <w:jc w:val="center"/>
+      </w:pPr>
+      <w:r>
+        <w:drawing>
+          <wp:inline distT="0" distB="0" distL="0" distR="0">
+            <wp:extent cx="5486400" cy="3448594"/>
+            <wp:effectExtent t="0" r="0" b="0" l="0"/>
+            <wp:docPr id="2004" name="bp-s-top.jpg" descr="Topo da página: separadores dos terminais e números do plano" title="Topo da página: separadores dos terminais e números do plano"/>
+            <wp:cNvGraphicFramePr>
+              <a:graphicFrameLocks xmlns:a="http://schemas.openxmlformats.org/drawingml/2006/main" noChangeAspect="1"/>
+            </wp:cNvGraphicFramePr>
+            <a:graphic xmlns:a="http://schemas.openxmlformats.org/drawingml/2006/main">
+              <a:graphicData uri="http://schemas.openxmlformats.org/drawingml/2006/picture">
+                <pic:pic xmlns:pic="http://schemas.openxmlformats.org/drawingml/2006/picture">
+                  <pic:nvPicPr>
+                    <pic:cNvPr id="0" name="" descr=""/>
+                    <pic:cNvPicPr>
+                      <a:picLocks noChangeAspect="1" noChangeArrowheads="1"/>
+                    </pic:cNvPicPr>
+                  </pic:nvPicPr>
+                  <pic:blipFill>
+                    <a:blip r:embed="rId204" cstate="none"/>
+                    <a:srcRect/>
+                    <a:stretch>
+                      <a:fillRect/>
+                    </a:stretch>
+                  </pic:blipFill>
+                  <pic:spPr bwMode="auto">
+                    <a:xfrm>
+                      <a:off x="0" y="0"/>
+                      <a:ext cx="5486400" cy="3448594"/>
+                    </a:xfrm>
+                    <a:prstGeom prst="rect">
+                      <a:avLst/>
+                    </a:prstGeom>
+                  </pic:spPr>
+                </pic:pic>
+              </a:graphicData>
+            </a:graphic>
+          </wp:inline>
+        </w:drawing>
+      </w:r>
+    </w:p>
+    <w:p>
+      <w:pPr>
+        <w:spacing w:after="200"/>
+        <w:jc w:val="center"/>
+      </w:pPr>
+      <w:r>
+        <w:rPr>
+          <w:i/>
+          <w:iCs/>
+          <w:color w:val="5F5F74"/>
+          <w:sz w:val="18"/>
+          <w:szCs w:val="18"/>
+        </w:rPr>
+        <w:t xml:space="preserve">Topo da página: separadores dos terminais e números do plano</w:t>
+      </w:r>
+    </w:p>
+    <w:p>
+      <w:pPr>
+        <w:pStyle w:val="ListParagraph"/>
+        <w:numPr>
+          <w:ilvl w:val="0"/>
+          <w:numId w:val="3"/>
+        </w:numPr>
+        <w:spacing w:after="60"/>
+      </w:pPr>
+      <w:r>
+        <w:rPr>
+          <w:b/>
+          <w:bCs/>
+        </w:rPr>
+        <w:t xml:space="preserve">Separadores Carga Geral / Contentores</w:t>
+      </w:r>
+      <w:r>
+        <w:t xml:space="preserve">: o site lembra o último escolhido pelo visitante.</w:t>
+      </w:r>
+    </w:p>
+    <w:p>
+      <w:pPr>
+        <w:pStyle w:val="ListParagraph"/>
+        <w:numPr>
+          <w:ilvl w:val="0"/>
+          <w:numId w:val="3"/>
+        </w:numPr>
+        <w:spacing w:after="60"/>
+      </w:pPr>
+      <w:r>
+        <w:rPr>
+          <w:b/>
+          <w:bCs/>
+        </w:rPr>
+        <w:t xml:space="preserve">Números do plano</w:t>
+      </w:r>
+      <w:r>
+        <w:t xml:space="preserve">: navios no plano, atracados agora, descarga e embarque previstos (toneladas no TCG; unidades e TEU no CT).</w:t>
+      </w:r>
+    </w:p>
+    <w:p>
+      <w:pPr>
+        <w:pStyle w:val="ListParagraph"/>
+        <w:numPr>
+          <w:ilvl w:val="0"/>
+          <w:numId w:val="3"/>
+        </w:numPr>
+        <w:spacing w:after="60"/>
+      </w:pPr>
+      <w:r>
+        <w:rPr>
+          <w:b/>
+          <w:bCs/>
+        </w:rPr>
+        <w:t xml:space="preserve">Hoje no terminal</w:t>
+      </w:r>
+      <w:r>
+        <w:t xml:space="preserve">: em cada cais, o navio atracado (com o progresso da janela) e o seguinte. As setas avançam ou recuam um dia; </w:t>
+      </w:r>
+      <w:r>
+        <w:rPr>
+          <w:b/>
+          <w:bCs/>
+        </w:rPr>
+        <w:t xml:space="preserve">Agora</w:t>
+      </w:r>
+      <w:r>
+        <w:t xml:space="preserve"> volta a hoje.</w:t>
+      </w:r>
+    </w:p>
+    <w:p>
+      <w:pPr>
+        <w:pStyle w:val="ListParagraph"/>
+        <w:numPr>
+          <w:ilvl w:val="0"/>
+          <w:numId w:val="3"/>
+        </w:numPr>
+        <w:spacing w:after="60"/>
+      </w:pPr>
+      <w:r>
+        <w:rPr>
+          <w:b/>
+          <w:bCs/>
+        </w:rPr>
+        <w:t xml:space="preserve">Marés</w:t>
+      </w:r>
+      <w:r>
+        <w:t xml:space="preserve">: curva do dia com preia-mar e baixa-mar, tiradas do próprio plano. No CT os valores vêm como impressos no plano e ficam cerca de 8 m acima dos do TCG; confirmar a referência com a planificação.</w:t>
+      </w:r>
+    </w:p>
+    <w:p>
+      <w:pPr>
+        <w:keepNext/>
+        <w:spacing w:after="40" w:before="120"/>
+        <w:jc w:val="center"/>
+      </w:pPr>
+      <w:r>
+        <w:drawing>
+          <wp:inline distT="0" distB="0" distL="0" distR="0">
+            <wp:extent cx="5486400" cy="3036388"/>
+            <wp:effectExtent t="0" r="0" b="0" l="0"/>
+            <wp:docPr id="2005" name="bp-s-today.jpg" descr="Hoje no terminal e marés (Terminal de Carga Geral)" title="Hoje no terminal e marés (Terminal de Carga Geral)"/>
+            <wp:cNvGraphicFramePr>
+              <a:graphicFrameLocks xmlns:a="http://schemas.openxmlformats.org/drawingml/2006/main" noChangeAspect="1"/>
+            </wp:cNvGraphicFramePr>
+            <a:graphic xmlns:a="http://schemas.openxmlformats.org/drawingml/2006/main">
+              <a:graphicData uri="http://schemas.openxmlformats.org/drawingml/2006/picture">
+                <pic:pic xmlns:pic="http://schemas.openxmlformats.org/drawingml/2006/picture">
+                  <pic:nvPicPr>
+                    <pic:cNvPr id="0" name="" descr=""/>
+                    <pic:cNvPicPr>
+                      <a:picLocks noChangeAspect="1" noChangeArrowheads="1"/>
+                    </pic:cNvPicPr>
+                  </pic:nvPicPr>
+                  <pic:blipFill>
+                    <a:blip r:embed="rId205" cstate="none"/>
+                    <a:srcRect/>
+                    <a:stretch>
+                      <a:fillRect/>
+                    </a:stretch>
+                  </pic:blipFill>
+                  <pic:spPr bwMode="auto">
+                    <a:xfrm>
+                      <a:off x="0" y="0"/>
+                      <a:ext cx="5486400" cy="3036388"/>
+                    </a:xfrm>
+                    <a:prstGeom prst="rect">
+                      <a:avLst/>
+                    </a:prstGeom>
+                  </pic:spPr>
+                </pic:pic>
+              </a:graphicData>
+            </a:graphic>
+          </wp:inline>
+        </w:drawing>
+      </w:r>
+    </w:p>
+    <w:p>
+      <w:pPr>
+        <w:spacing w:after="200"/>
+        <w:jc w:val="center"/>
+      </w:pPr>
+      <w:r>
+        <w:rPr>
+          <w:i/>
+          <w:iCs/>
+          <w:color w:val="5F5F74"/>
+          <w:sz w:val="18"/>
+          <w:szCs w:val="18"/>
+        </w:rPr>
+        <w:t xml:space="preserve">Hoje no terminal e marés (Terminal de Carga Geral)</w:t>
+      </w:r>
+    </w:p>
+    <w:p>
+      <w:pPr>
+        <w:keepNext/>
+        <w:spacing w:after="40" w:before="120"/>
+        <w:jc w:val="center"/>
+      </w:pPr>
+      <w:r>
+        <w:drawing>
+          <wp:inline distT="0" distB="0" distL="0" distR="0">
+            <wp:extent cx="5486400" cy="3448594"/>
+            <wp:effectExtent t="0" r="0" b="0" l="0"/>
+            <wp:docPr id="2006" name="bp-s-timeline.jpg" descr="Linha do tempo por cais, com filtros e a marca de Agora" title="Linha do tempo por cais, com filtros e a marca de Agora"/>
+            <wp:cNvGraphicFramePr>
+              <a:graphicFrameLocks xmlns:a="http://schemas.openxmlformats.org/drawingml/2006/main" noChangeAspect="1"/>
+            </wp:cNvGraphicFramePr>
+            <a:graphic xmlns:a="http://schemas.openxmlformats.org/drawingml/2006/main">
+              <a:graphicData uri="http://schemas.openxmlformats.org/drawingml/2006/picture">
+                <pic:pic xmlns:pic="http://schemas.openxmlformats.org/drawingml/2006/picture">
+                  <pic:nvPicPr>
+                    <pic:cNvPr id="0" name="" descr=""/>
+                    <pic:cNvPicPr>
+                      <a:picLocks noChangeAspect="1" noChangeArrowheads="1"/>
+                    </pic:cNvPicPr>
+                  </pic:nvPicPr>
+                  <pic:blipFill>
+                    <a:blip r:embed="rId206" cstate="none"/>
+                    <a:srcRect/>
+                    <a:stretch>
+                      <a:fillRect/>
+                    </a:stretch>
+                  </pic:blipFill>
+                  <pic:spPr bwMode="auto">
+                    <a:xfrm>
+                      <a:off x="0" y="0"/>
+                      <a:ext cx="5486400" cy="3448594"/>
+                    </a:xfrm>
+                    <a:prstGeom prst="rect">
+                      <a:avLst/>
+                    </a:prstGeom>
+                  </pic:spPr>
+                </pic:pic>
+              </a:graphicData>
+            </a:graphic>
+          </wp:inline>
+        </w:drawing>
+      </w:r>
+    </w:p>
+    <w:p>
+      <w:pPr>
+        <w:spacing w:after="200"/>
+        <w:jc w:val="center"/>
+      </w:pPr>
+      <w:r>
+        <w:rPr>
+          <w:i/>
+          <w:iCs/>
+          <w:color w:val="5F5F74"/>
+          <w:sz w:val="18"/>
+          <w:szCs w:val="18"/>
+        </w:rPr>
+        <w:t xml:space="preserve">Linha do tempo por cais, com filtros e a marca de Agora</w:t>
+      </w:r>
+    </w:p>
+    <w:p>
+      <w:pPr>
+        <w:pStyle w:val="ListParagraph"/>
+        <w:numPr>
+          <w:ilvl w:val="0"/>
+          <w:numId w:val="3"/>
+        </w:numPr>
+        <w:spacing w:after="60"/>
+      </w:pPr>
+      <w:r>
+        <w:rPr>
+          <w:b/>
+          <w:bCs/>
+        </w:rPr>
+        <w:t xml:space="preserve">Linha do tempo</w:t>
+      </w:r>
+      <w:r>
+        <w:t xml:space="preserve">: cada bloco é uma janela de atracação. Filtros por tipo de carga, </w:t>
+      </w:r>
+      <w:r>
+        <w:rPr>
+          <w:b/>
+          <w:bCs/>
+        </w:rPr>
+        <w:t xml:space="preserve">Descarga / Embarque</w:t>
+      </w:r>
+      <w:r>
+        <w:t xml:space="preserve">, escala (</w:t>
+      </w:r>
+      <w:r>
+        <w:rPr>
+          <w:b/>
+          <w:bCs/>
+        </w:rPr>
+        <w:t xml:space="preserve">2 semanas</w:t>
+      </w:r>
+      <w:r>
+        <w:t xml:space="preserve">, </w:t>
+      </w:r>
+      <w:r>
+        <w:rPr>
+          <w:b/>
+          <w:bCs/>
+        </w:rPr>
+        <w:t xml:space="preserve">Mês</w:t>
+      </w:r>
+      <w:r>
+        <w:t xml:space="preserve">, </w:t>
+      </w:r>
+      <w:r>
+        <w:rPr>
+          <w:b/>
+          <w:bCs/>
+        </w:rPr>
+        <w:t xml:space="preserve">Tudo</w:t>
+      </w:r>
+      <w:r>
+        <w:t xml:space="preserve">), agente e pesquisa. Os blocos tracejados são navios declarados improdutivos.</w:t>
+      </w:r>
+    </w:p>
+    <w:p>
+      <w:pPr>
+        <w:pStyle w:val="ListParagraph"/>
+        <w:numPr>
+          <w:ilvl w:val="0"/>
+          <w:numId w:val="3"/>
+        </w:numPr>
+        <w:spacing w:after="60"/>
+      </w:pPr>
+      <w:r>
+        <w:rPr>
+          <w:b/>
+          <w:bCs/>
+        </w:rPr>
+        <w:t xml:space="preserve">Detalhe do navio</w:t>
+      </w:r>
+      <w:r>
+        <w:t xml:space="preserve">: ao clicar num bloco, abre a ficha com dimensões face ao cais, datas, operações e o botão </w:t>
+      </w:r>
+      <w:r>
+        <w:rPr>
+          <w:b/>
+          <w:bCs/>
+        </w:rPr>
+        <w:t xml:space="preserve">PDF</w:t>
+      </w:r>
+      <w:r>
+        <w:t xml:space="preserve"> do navio.</w:t>
+      </w:r>
+    </w:p>
+    <w:p>
+      <w:pPr>
+        <w:pStyle w:val="ListParagraph"/>
+        <w:numPr>
+          <w:ilvl w:val="0"/>
+          <w:numId w:val="3"/>
+        </w:numPr>
+        <w:spacing w:after="60"/>
+      </w:pPr>
+      <w:r>
+        <w:rPr>
+          <w:b/>
+          <w:bCs/>
+        </w:rPr>
+        <w:t xml:space="preserve">Navios no plano</w:t>
+      </w:r>
+      <w:r>
+        <w:t xml:space="preserve">: lista ordenável por cais, navio, janela ou estado (Atracado, Seguinte no cais, Saído).</w:t>
+      </w:r>
+    </w:p>
+    <w:p>
+      <w:pPr>
+        <w:keepNext/>
+        <w:spacing w:after="40" w:before="120"/>
+        <w:jc w:val="center"/>
+      </w:pPr>
+      <w:r>
+        <w:drawing>
+          <wp:inline distT="0" distB="0" distL="0" distR="0">
+            <wp:extent cx="5486400" cy="2703949"/>
+            <wp:effectExtent t="0" r="0" b="0" l="0"/>
+            <wp:docPr id="2007" name="bp-s-table.jpg" descr="Lista de navios no plano" title="Lista de navios no plano"/>
+            <wp:cNvGraphicFramePr>
+              <a:graphicFrameLocks xmlns:a="http://schemas.openxmlformats.org/drawingml/2006/main" noChangeAspect="1"/>
+            </wp:cNvGraphicFramePr>
+            <a:graphic xmlns:a="http://schemas.openxmlformats.org/drawingml/2006/main">
+              <a:graphicData uri="http://schemas.openxmlformats.org/drawingml/2006/picture">
+                <pic:pic xmlns:pic="http://schemas.openxmlformats.org/drawingml/2006/picture">
+                  <pic:nvPicPr>
+                    <pic:cNvPr id="0" name="" descr=""/>
+                    <pic:cNvPicPr>
+                      <a:picLocks noChangeAspect="1" noChangeArrowheads="1"/>
+                    </pic:cNvPicPr>
+                  </pic:nvPicPr>
+                  <pic:blipFill>
+                    <a:blip r:embed="rId207" cstate="none"/>
+                    <a:srcRect/>
+                    <a:stretch>
+                      <a:fillRect/>
+                    </a:stretch>
+                  </pic:blipFill>
+                  <pic:spPr bwMode="auto">
+                    <a:xfrm>
+                      <a:off x="0" y="0"/>
+                      <a:ext cx="5486400" cy="2703949"/>
+                    </a:xfrm>
+                    <a:prstGeom prst="rect">
+                      <a:avLst/>
+                    </a:prstGeom>
+                  </pic:spPr>
+                </pic:pic>
+              </a:graphicData>
+            </a:graphic>
+          </wp:inline>
+        </w:drawing>
+      </w:r>
+    </w:p>
+    <w:p>
+      <w:pPr>
+        <w:spacing w:after="200"/>
+        <w:jc w:val="center"/>
+      </w:pPr>
+      <w:r>
+        <w:rPr>
+          <w:i/>
+          <w:iCs/>
+          <w:color w:val="5F5F74"/>
+          <w:sz w:val="18"/>
+          <w:szCs w:val="18"/>
+        </w:rPr>
+        <w:t xml:space="preserve">Lista de navios no plano</w:t>
+      </w:r>
+    </w:p>
+    <w:p>
+      <w:pPr>
+        <w:keepNext/>
+        <w:spacing w:after="40" w:before="120"/>
+        <w:jc w:val="center"/>
+      </w:pPr>
+      <w:r>
+        <w:drawing>
+          <wp:inline distT="0" distB="0" distL="0" distR="0">
+            <wp:extent cx="5486400" cy="2264228"/>
+            <wp:effectExtent t="0" r="0" b="0" l="0"/>
+            <wp:docPr id="2008" name="bp-s-ct-today.jpg" descr="Terminal de Contentores: atracados agora, próximas chegadas e marés" title="Terminal de Contentores: atracados agora, próximas chegadas e marés"/>
+            <wp:cNvGraphicFramePr>
+              <a:graphicFrameLocks xmlns:a="http://schemas.openxmlformats.org/drawingml/2006/main" noChangeAspect="1"/>
+            </wp:cNvGraphicFramePr>
+            <a:graphic xmlns:a="http://schemas.openxmlformats.org/drawingml/2006/main">
+              <a:graphicData uri="http://schemas.openxmlformats.org/drawingml/2006/picture">
+                <pic:pic xmlns:pic="http://schemas.openxmlformats.org/drawingml/2006/picture">
+                  <pic:nvPicPr>
+                    <pic:cNvPr id="0" name="" descr=""/>
+                    <pic:cNvPicPr>
+                      <a:picLocks noChangeAspect="1" noChangeArrowheads="1"/>
+                    </pic:cNvPicPr>
+                  </pic:nvPicPr>
+                  <pic:blipFill>
+                    <a:blip r:embed="rId208" cstate="none"/>
+                    <a:srcRect/>
+                    <a:stretch>
+                      <a:fillRect/>
+                    </a:stretch>
+                  </pic:blipFill>
+                  <pic:spPr bwMode="auto">
+                    <a:xfrm>
+                      <a:off x="0" y="0"/>
+                      <a:ext cx="5486400" cy="2264228"/>
+                    </a:xfrm>
+                    <a:prstGeom prst="rect">
+                      <a:avLst/>
+                    </a:prstGeom>
+                  </pic:spPr>
+                </pic:pic>
+              </a:graphicData>
+            </a:graphic>
+          </wp:inline>
+        </w:drawing>
+      </w:r>
+    </w:p>
+    <w:p>
+      <w:pPr>
+        <w:spacing w:after="200"/>
+        <w:jc w:val="center"/>
+      </w:pPr>
+      <w:r>
+        <w:rPr>
+          <w:i/>
+          <w:iCs/>
+          <w:color w:val="5F5F74"/>
+          <w:sz w:val="18"/>
+          <w:szCs w:val="18"/>
+        </w:rPr>
+        <w:t xml:space="preserve">Terminal de Contentores: atracados agora, próximas chegadas e marés</w:t>
+      </w:r>
+    </w:p>
+    <w:p>
+      <w:pPr>
+        <w:pStyle w:val="Heading2"/>
+        <w:keepNext/>
+        <w:keepLines/>
+      </w:pPr>
+      <w:r>
+        <w:t xml:space="preserve">12.4 Descarregar o plano em PDF</w:t>
+      </w:r>
+    </w:p>
+    <w:p>
+      <w:pPr>
+        <w:pStyle w:val="ListParagraph"/>
+        <w:numPr>
+          <w:ilvl w:val="0"/>
+          <w:numId w:val="3"/>
+        </w:numPr>
+        <w:spacing w:after="60"/>
+      </w:pPr>
+      <w:r>
+        <w:rPr>
+          <w:b/>
+          <w:bCs/>
+        </w:rPr>
+        <w:t xml:space="preserve">Descarregar PDF</w:t>
+      </w:r>
+      <w:r>
+        <w:t xml:space="preserve"> (no topo de cada terminal): plano completo em A4 horizontal, com cabeçalho CdM, números, linha do tempo e lista de navios. Sai sempre completo, sem os filtros da página.</w:t>
+      </w:r>
+    </w:p>
+    <w:p>
+      <w:pPr>
+        <w:pStyle w:val="ListParagraph"/>
+        <w:numPr>
+          <w:ilvl w:val="0"/>
+          <w:numId w:val="3"/>
+        </w:numPr>
+        <w:spacing w:after="60"/>
+      </w:pPr>
+      <w:r>
+        <w:rPr>
+          <w:b/>
+          <w:bCs/>
+        </w:rPr>
+        <w:t xml:space="preserve">PDF do navio</w:t>
+      </w:r>
+      <w:r>
+        <w:t xml:space="preserve"> (na ficha de cada navio): ficha em A4 vertical com dimensões, datas e operações.</w:t>
+      </w:r>
+    </w:p>
+    <w:p>
+      <w:pPr>
+        <w:pStyle w:val="ListParagraph"/>
+        <w:numPr>
+          <w:ilvl w:val="0"/>
+          <w:numId w:val="3"/>
+        </w:numPr>
+        <w:spacing w:after="60"/>
+      </w:pPr>
+      <w:r>
+        <w:rPr>
+          <w:b/>
+          <w:bCs/>
+        </w:rPr>
+        <w:t xml:space="preserve">Plano original (PDF)</w:t>
+      </w:r>
+      <w:r>
+        <w:t xml:space="preserve">: o ficheiro recebido da planificação, com o sufixo *_original*.</w:t>
+      </w:r>
+    </w:p>
+    <w:p>
+      <w:pPr>
+        <w:pStyle w:val="ListParagraph"/>
+        <w:numPr>
+          <w:ilvl w:val="0"/>
+          <w:numId w:val="3"/>
+        </w:numPr>
+        <w:spacing w:after="60"/>
+      </w:pPr>
+      <w:r>
+        <w:t xml:space="preserve">O PDF sai na língua do site (EN ou PT). O nome do ficheiro identifica porto, plano, terminal, navio e data, por exemplo *Porto-da-Beira_Plano-de-Atracacao_Terminal-de-Carga-Geral_2026-10-28.pdf*.</w:t>
+      </w:r>
+    </w:p>
+    <w:p>
+      <w:pPr>
+        <w:pStyle w:val="Heading2"/>
+        <w:keepNext/>
+        <w:keepLines/>
+      </w:pPr>
+      <w:r>
+        <w:t xml:space="preserve">12.5 Nível Planeamento</w:t>
+      </w:r>
+    </w:p>
+    <w:p>
+      <w:pPr>
+        <w:spacing w:after="120"/>
+      </w:pPr>
+      <w:r>
+        <w:t xml:space="preserve">O nível </w:t>
+      </w:r>
+      <w:r>
+        <w:rPr>
+          <w:b/>
+          <w:bCs/>
+        </w:rPr>
+        <w:t xml:space="preserve">Planeamento</w:t>
+      </w:r>
+      <w:r>
+        <w:t xml:space="preserve"> é para as pessoas que actualizam os planos diários e não devem mexer no resto do site.</w:t>
+      </w:r>
+    </w:p>
+    <w:p>
+      <w:pPr>
+        <w:pStyle w:val="ListParagraph"/>
+        <w:numPr>
+          <w:ilvl w:val="0"/>
+          <w:numId w:val="3"/>
+        </w:numPr>
+        <w:spacing w:after="60"/>
+      </w:pPr>
+      <w:r>
+        <w:t xml:space="preserve">No CMS vê só </w:t>
+      </w:r>
+      <w:r>
+        <w:rPr>
+          <w:b/>
+          <w:bCs/>
+        </w:rPr>
+        <w:t xml:space="preserve">Operações portuárias → Plano de atracação</w:t>
+      </w:r>
+      <w:r>
+        <w:t xml:space="preserve"> e </w:t>
+      </w:r>
+      <w:r>
+        <w:rPr>
+          <w:b/>
+          <w:bCs/>
+        </w:rPr>
+        <w:t xml:space="preserve">A minha conta</w:t>
+      </w:r>
+      <w:r>
+        <w:t xml:space="preserve"> (sessão, palavra-passe e verificação em dois passos).</w:t>
+      </w:r>
+    </w:p>
+    <w:p>
+      <w:pPr>
+        <w:pStyle w:val="ListParagraph"/>
+        <w:numPr>
+          <w:ilvl w:val="0"/>
+          <w:numId w:val="3"/>
+        </w:numPr>
+        <w:spacing w:after="60"/>
+      </w:pPr>
+      <w:r>
+        <w:t xml:space="preserve">Cada pessoa tem o </w:t>
+      </w:r>
+      <w:r>
+        <w:rPr>
+          <w:b/>
+          <w:bCs/>
+        </w:rPr>
+        <w:t xml:space="preserve">TCG</w:t>
+      </w:r>
+      <w:r>
+        <w:t xml:space="preserve">, o </w:t>
+      </w:r>
+      <w:r>
+        <w:rPr>
+          <w:b/>
+          <w:bCs/>
+        </w:rPr>
+        <w:t xml:space="preserve">CT</w:t>
+      </w:r>
+      <w:r>
+        <w:t xml:space="preserve"> ou os dois. Só importa, revê e publica o plano desses terminais. Um PDF de outro terminal é recusado com a mensagem *Este PDF é do plano do … O seu acesso é só para …*.</w:t>
+      </w:r>
+    </w:p>
+    <w:p>
+      <w:pPr>
+        <w:pStyle w:val="ListParagraph"/>
+        <w:numPr>
+          <w:ilvl w:val="0"/>
+          <w:numId w:val="3"/>
+        </w:numPr>
+        <w:spacing w:after="60"/>
+      </w:pPr>
+      <w:r>
+        <w:t xml:space="preserve">Ao </w:t>
+      </w:r>
+      <w:r>
+        <w:rPr>
+          <w:b/>
+          <w:bCs/>
+        </w:rPr>
+        <w:t xml:space="preserve">Publicar</w:t>
+      </w:r>
+      <w:r>
+        <w:t xml:space="preserve">, o CMS envia só o plano dos seus terminais, sobre a versão publicada mais recente. O resto do site fica como está, mesmo que um editor esteja a trabalhar ao mesmo tempo.</w:t>
+      </w:r>
+    </w:p>
+    <w:p>
+      <w:pPr>
+        <w:pStyle w:val="ListParagraph"/>
+        <w:numPr>
+          <w:ilvl w:val="0"/>
+          <w:numId w:val="3"/>
+        </w:numPr>
+        <w:spacing w:after="60"/>
+      </w:pPr>
+      <w:r>
+        <w:rPr>
+          <w:b/>
+          <w:bCs/>
+        </w:rPr>
+        <w:t xml:space="preserve">No máximo 2 pessoas activas por terminal.</w:t>
+      </w:r>
+      <w:r>
+        <w:t xml:space="preserve"> Suspender uma pessoa liberta o lugar.</w:t>
+      </w:r>
+    </w:p>
+    <w:p>
+      <w:pPr>
+        <w:pStyle w:val="ListParagraph"/>
+        <w:numPr>
+          <w:ilvl w:val="0"/>
+          <w:numId w:val="3"/>
+        </w:numPr>
+        <w:spacing w:after="60"/>
+      </w:pPr>
+      <w:r>
+        <w:t xml:space="preserve">As regras estão na base de dados: mesmo fora do CMS, uma conta de Planeamento não altera outras partes do site, não carrega ficheiros que não sejam PDF e não lê mensagens nem a lista de utilizadores.</w:t>
+      </w:r>
+    </w:p>
+    <w:p>
+      <w:pPr>
+        <w:pStyle w:val="ListParagraph"/>
+        <w:numPr>
+          <w:ilvl w:val="0"/>
+          <w:numId w:val="3"/>
+        </w:numPr>
+        <w:spacing w:after="60"/>
+      </w:pPr>
+      <w:r>
+        <w:t xml:space="preserve">A verificação em dois passos segue a regra </w:t>
+      </w:r>
+      <w:r>
+        <w:rPr>
+          <w:b/>
+          <w:bCs/>
+        </w:rPr>
+        <w:t xml:space="preserve">Exigir a todos os utilizadores</w:t>
+      </w:r>
+      <w:r>
+        <w:t xml:space="preserve"> (ver 17.3).</w:t>
+      </w:r>
+    </w:p>
+    <w:p>
+      <w:pPr>
+        <w:pStyle w:val="ListParagraph"/>
+        <w:numPr>
+          <w:ilvl w:val="0"/>
+          <w:numId w:val="3"/>
+        </w:numPr>
+        <w:spacing w:after="60"/>
+      </w:pPr>
+      <w:r>
+        <w:t xml:space="preserve">Para criar a conta, ver 17.1.</w:t>
+      </w:r>
+    </w:p>
+    <w:p>
+      <w:pPr>
+        <w:pStyle w:val="Heading1"/>
+        <w:pageBreakBefore/>
+      </w:pPr>
+      <w:r>
+        <w:t xml:space="preserve">13. Contactos e rodapé</w:t>
       </w:r>
     </w:p>
     <w:p>
@@ -6578,7 +8528,7 @@
         <w:pageBreakBefore/>
       </w:pPr>
       <w:r>
-        <w:t xml:space="preserve">13. Assistente virtual e banner</w:t>
+        <w:t xml:space="preserve">14. Assistente virtual e banner</w:t>
       </w:r>
     </w:p>
     <w:p>
@@ -6588,7 +8538,7 @@
         <w:keepLines/>
       </w:pPr>
       <w:r>
-        <w:t xml:space="preserve">13.1 Assistente virtual</w:t>
+        <w:t xml:space="preserve">14.1 Assistente virtual</w:t>
       </w:r>
     </w:p>
     <w:p>
@@ -6863,7 +8813,7 @@
         <w:keepLines/>
       </w:pPr>
       <w:r>
-        <w:t xml:space="preserve">13.2 Banner (pop-up)</w:t>
+        <w:t xml:space="preserve">14.2 Banner (pop-up)</w:t>
       </w:r>
     </w:p>
     <w:p>
@@ -7116,7 +9066,7 @@
         <w:pageBreakBefore/>
       </w:pPr>
       <w:r>
-        <w:t xml:space="preserve">14. Acompanhar: mensagens, redes e notícias</w:t>
+        <w:t xml:space="preserve">15. Acompanhar: mensagens, redes e notícias</w:t>
       </w:r>
     </w:p>
     <w:p>
@@ -7126,7 +9076,7 @@
         <w:keepLines/>
       </w:pPr>
       <w:r>
-        <w:t xml:space="preserve">14.1 Mensagens</w:t>
+        <w:t xml:space="preserve">15.1 Mensagens</w:t>
       </w:r>
     </w:p>
     <w:p>
@@ -7274,7 +9224,7 @@
         <w:keepLines/>
       </w:pPr>
       <w:r>
-        <w:t xml:space="preserve">14.2 Comentários nas redes</w:t>
+        <w:t xml:space="preserve">15.2 Comentários nas redes</w:t>
       </w:r>
     </w:p>
     <w:p>
@@ -7402,7 +9352,7 @@
         <w:t xml:space="preserve">cdm-feeds</w:t>
       </w:r>
       <w:r>
-        <w:t xml:space="preserve"> no Supabase e das chaves de cada rede (ver capítulo 17). Enquanto uma rede não estiver configurada, aparece “Não configurado” e o painel </w:t>
+        <w:t xml:space="preserve"> no Supabase e das chaves de cada rede (ver capítulo 18). Enquanto uma rede não estiver configurada, aparece “Não configurado” e o painel </w:t>
       </w:r>
       <w:r>
         <w:rPr>
@@ -7422,7 +9372,7 @@
         <w:keepLines/>
       </w:pPr>
       <w:r>
-        <w:t xml:space="preserve">14.3 Alertas de notícias</w:t>
+        <w:t xml:space="preserve">15.3 Alertas de notícias</w:t>
       </w:r>
     </w:p>
     <w:p>
@@ -7651,7 +9601,7 @@
         <w:pageBreakBefore/>
       </w:pPr>
       <w:r>
-        <w:t xml:space="preserve">15. Identidade: textos, marca e tipografia</w:t>
+        <w:t xml:space="preserve">16. Identidade: textos, marca e tipografia</w:t>
       </w:r>
     </w:p>
     <w:p>
@@ -7720,7 +9670,7 @@
         <w:pageBreakBefore/>
       </w:pPr>
       <w:r>
-        <w:t xml:space="preserve">16. Dados e acesso</w:t>
+        <w:t xml:space="preserve">17. Dados e acesso</w:t>
       </w:r>
     </w:p>
     <w:p>
@@ -7738,7 +9688,7 @@
         <w:t xml:space="preserve">administradores</w:t>
       </w:r>
       <w:r>
-        <w:t xml:space="preserve">. Editores vêem a sessão, o histórico e exportar/importar; Consulta vê apenas a sua sessão.</w:t>
+        <w:t xml:space="preserve">. Editores vêem a sessão, o histórico e exportar/importar; Consulta vê apenas a sua sessão; Planeamento vê apenas A minha conta.</w:t>
       </w:r>
     </w:p>
     <w:p>
@@ -7748,7 +9698,7 @@
         <w:keepLines/>
       </w:pPr>
       <w:r>
-        <w:t xml:space="preserve">16.1 Utilizadores e níveis de acesso</w:t>
+        <w:t xml:space="preserve">17.1 Utilizadores e níveis de acesso</w:t>
       </w:r>
     </w:p>
     <w:p>
@@ -7911,7 +9861,7 @@
         <w:t xml:space="preserve">nível</w:t>
       </w:r>
       <w:r>
-        <w:t xml:space="preserve"> (Administrador, Editor ou Consulta).</w:t>
+        <w:t xml:space="preserve"> (Administrador, Editor, Consulta ou Planeamento).</w:t>
       </w:r>
     </w:p>
     <w:p>
@@ -8006,6 +9956,159 @@
     </w:p>
     <w:p>
       <w:pPr>
+        <w:pBdr>
+          <w:left w:val="single" w:color="FF9012" w:sz="18" w:space="8"/>
+        </w:pBdr>
+        <w:shd w:fill="FFF3E3" w:color="auto" w:val="clear"/>
+        <w:spacing w:after="160" w:before="120"/>
+        <w:ind w:left="120" w:right="120"/>
+      </w:pPr>
+      <w:r>
+        <w:rPr>
+          <w:b/>
+          <w:bCs/>
+          <w:color w:val="B05A00"/>
+        </w:rPr>
+        <w:t xml:space="preserve">Conta por ligar: </w:t>
+      </w:r>
+      <w:r>
+        <w:t xml:space="preserve">A etiqueta </w:t>
+      </w:r>
+      <w:r>
+        <w:rPr>
+          <w:b/>
+          <w:bCs/>
+        </w:rPr>
+        <w:t xml:space="preserve">Conta por ligar</w:t>
+      </w:r>
+      <w:r>
+        <w:t xml:space="preserve"> aparece em quem tem conta no Supabase mas ainda não está ligado à lista (por exemplo, contas anteriores à 2.29.1 sem correr o SQL 08, ou contas criadas fora do CMS). Clique em </w:t>
+      </w:r>
+      <w:r>
+        <w:rPr>
+          <w:b/>
+          <w:bCs/>
+        </w:rPr>
+        <w:t xml:space="preserve">Nova palavra-passe</w:t>
+      </w:r>
+      <w:r>
+        <w:t xml:space="preserve">: a conta fica ligada e a pessoa recebe uma palavra-passe temporária nova.</w:t>
+      </w:r>
+    </w:p>
+    <w:p>
+      <w:pPr>
+        <w:pStyle w:val="Heading3"/>
+        <w:keepNext/>
+        <w:keepLines/>
+      </w:pPr>
+      <w:r>
+        <w:t xml:space="preserve">Criar uma conta de Planeamento</w:t>
+      </w:r>
+    </w:p>
+    <w:p>
+      <w:pPr>
+        <w:pStyle w:val="ListParagraph"/>
+        <w:numPr>
+          <w:ilvl w:val="0"/>
+          <w:numId w:val="101"/>
+        </w:numPr>
+        <w:spacing w:after="60"/>
+      </w:pPr>
+      <w:r>
+        <w:t xml:space="preserve">Em </w:t>
+      </w:r>
+      <w:r>
+        <w:rPr>
+          <w:b/>
+          <w:bCs/>
+        </w:rPr>
+        <w:t xml:space="preserve">Novo utilizador</w:t>
+      </w:r>
+      <w:r>
+        <w:t xml:space="preserve">, escolha o nível </w:t>
+      </w:r>
+      <w:r>
+        <w:rPr>
+          <w:b/>
+          <w:bCs/>
+        </w:rPr>
+        <w:t xml:space="preserve">Planeamento (planos de atracação)</w:t>
+      </w:r>
+      <w:r>
+        <w:t xml:space="preserve">.</w:t>
+      </w:r>
+    </w:p>
+    <w:p>
+      <w:pPr>
+        <w:pStyle w:val="ListParagraph"/>
+        <w:numPr>
+          <w:ilvl w:val="0"/>
+          <w:numId w:val="101"/>
+        </w:numPr>
+        <w:spacing w:after="60"/>
+      </w:pPr>
+      <w:r>
+        <w:t xml:space="preserve">Marque o terminal: </w:t>
+      </w:r>
+      <w:r>
+        <w:rPr>
+          <w:b/>
+          <w:bCs/>
+        </w:rPr>
+        <w:t xml:space="preserve">TCG</w:t>
+      </w:r>
+      <w:r>
+        <w:t xml:space="preserve">, </w:t>
+      </w:r>
+      <w:r>
+        <w:rPr>
+          <w:b/>
+          <w:bCs/>
+        </w:rPr>
+        <w:t xml:space="preserve">CT</w:t>
+      </w:r>
+      <w:r>
+        <w:t xml:space="preserve"> ou os dois. Ao lado de cada terminal aparece a ocupação, por exemplo </w:t>
+      </w:r>
+      <w:r>
+        <w:rPr>
+          <w:b/>
+          <w:bCs/>
+        </w:rPr>
+        <w:t xml:space="preserve">TCG 1/2</w:t>
+      </w:r>
+      <w:r>
+        <w:t xml:space="preserve">.</w:t>
+      </w:r>
+    </w:p>
+    <w:p>
+      <w:pPr>
+        <w:pStyle w:val="ListParagraph"/>
+        <w:numPr>
+          <w:ilvl w:val="0"/>
+          <w:numId w:val="101"/>
+        </w:numPr>
+        <w:spacing w:after="60"/>
+      </w:pPr>
+      <w:r>
+        <w:t xml:space="preserve">Crie o utilizador e envie a palavra-passe temporária como para os outros níveis.</w:t>
+      </w:r>
+    </w:p>
+    <w:p>
+      <w:pPr>
+        <w:pStyle w:val="ListParagraph"/>
+        <w:numPr>
+          <w:ilvl w:val="0"/>
+          <w:numId w:val="101"/>
+        </w:numPr>
+        <w:spacing w:after="60"/>
+      </w:pPr>
+      <w:r>
+        <w:t xml:space="preserve">Se o terminal já tiver 2 pessoas activas, a base de dados recusa: suspenda ou retire uma antes de acrescentar outra.</w:t>
+      </w:r>
+    </w:p>
+    <w:p>
+      <w:pPr>
         <w:pStyle w:val="Heading3"/>
         <w:keepNext/>
         <w:keepLines/>
@@ -8144,7 +10247,7 @@
         <w:keepLines/>
       </w:pPr>
       <w:r>
-        <w:t xml:space="preserve">16.2 Cópias de segurança</w:t>
+        <w:t xml:space="preserve">17.2 Cópias de segurança</w:t>
       </w:r>
     </w:p>
     <w:p>
@@ -8372,7 +10475,7 @@
         <w:keepLines/>
       </w:pPr>
       <w:r>
-        <w:t xml:space="preserve">16.3 Segurança: verificação em dois passos e fim de sessão</w:t>
+        <w:t xml:space="preserve">17.3 Segurança: verificação em dois passos e fim de sessão</w:t>
       </w:r>
     </w:p>
     <w:p>
@@ -8607,7 +10710,7 @@
         <w:keepLines/>
       </w:pPr>
       <w:r>
-        <w:t xml:space="preserve">16.4 Histórico, exportar e importar</w:t>
+        <w:t xml:space="preserve">17.4 Histórico, exportar e importar</w:t>
       </w:r>
     </w:p>
     <w:p>
@@ -8696,7 +10799,7 @@
         <w:pageBreakBefore/>
       </w:pPr>
       <w:r>
-        <w:t xml:space="preserve">17. Configuração técnica (equipa técnica)</w:t>
+        <w:t xml:space="preserve">18. Configuração técnica (equipa técnica)</w:t>
       </w:r>
     </w:p>
     <w:p>
@@ -8724,7 +10827,7 @@
         <w:keepLines/>
       </w:pPr>
       <w:r>
-        <w:t xml:space="preserve">17.1 Ficheiros SQL</w:t>
+        <w:t xml:space="preserve">18.1 Ficheiros SQL</w:t>
       </w:r>
     </w:p>
     <w:p>
@@ -9178,6 +11281,120 @@
           </w:p>
         </w:tc>
       </w:tr>
+      <w:tr>
+        <w:trPr>
+          <w:tblHeader w:val="off"/>
+        </w:trPr>
+        <w:tc>
+          <w:tcPr>
+            <w:tcW w:type="dxa" w:w="3000"/>
+            <w:tcBorders>
+              <w:top w:val="single" w:color="D9D9E4" w:sz="4"/>
+              <w:left w:val="single" w:color="D9D9E4" w:sz="4"/>
+              <w:bottom w:val="single" w:color="D9D9E4" w:sz="4"/>
+              <w:right w:val="single" w:color="D9D9E4" w:sz="4"/>
+            </w:tcBorders>
+            <w:tcMar>
+              <w:top w:type="dxa" w:w="70"/>
+              <w:left w:type="dxa" w:w="110"/>
+              <w:bottom w:type="dxa" w:w="70"/>
+              <w:right w:type="dxa" w:w="110"/>
+            </w:tcMar>
+          </w:tcPr>
+          <w:p>
+            <w:r>
+              <w:rPr>
+                <w:sz w:val="19"/>
+                <w:szCs w:val="19"/>
+              </w:rPr>
+              <w:t xml:space="preserve">07-planeamento-atracacao.sql</w:t>
+            </w:r>
+          </w:p>
+        </w:tc>
+        <w:tc>
+          <w:tcPr>
+            <w:tcW w:type="dxa" w:w="6026"/>
+            <w:tcBorders>
+              <w:top w:val="single" w:color="D9D9E4" w:sz="4"/>
+              <w:left w:val="single" w:color="D9D9E4" w:sz="4"/>
+              <w:bottom w:val="single" w:color="D9D9E4" w:sz="4"/>
+              <w:right w:val="single" w:color="D9D9E4" w:sz="4"/>
+            </w:tcBorders>
+            <w:tcMar>
+              <w:top w:type="dxa" w:w="70"/>
+              <w:left w:type="dxa" w:w="110"/>
+              <w:bottom w:type="dxa" w:w="70"/>
+              <w:right w:type="dxa" w:w="110"/>
+            </w:tcMar>
+          </w:tcPr>
+          <w:p>
+            <w:r>
+              <w:rPr>
+                <w:sz w:val="19"/>
+                <w:szCs w:val="19"/>
+              </w:rPr>
+              <w:t xml:space="preserve">Nível Planeamento: só planos de atracação por terminal, máximo 2 pessoas por terminal, só PDFs. Correr depois do 06. Se voltar a correr o 05 ou o 06, corra também o 07.</w:t>
+            </w:r>
+          </w:p>
+        </w:tc>
+      </w:tr>
+      <w:tr>
+        <w:trPr>
+          <w:tblHeader w:val="off"/>
+        </w:trPr>
+        <w:tc>
+          <w:tcPr>
+            <w:tcW w:type="dxa" w:w="3000"/>
+            <w:tcBorders>
+              <w:top w:val="single" w:color="D9D9E4" w:sz="4"/>
+              <w:left w:val="single" w:color="D9D9E4" w:sz="4"/>
+              <w:bottom w:val="single" w:color="D9D9E4" w:sz="4"/>
+              <w:right w:val="single" w:color="D9D9E4" w:sz="4"/>
+            </w:tcBorders>
+            <w:tcMar>
+              <w:top w:type="dxa" w:w="70"/>
+              <w:left w:type="dxa" w:w="110"/>
+              <w:bottom w:type="dxa" w:w="70"/>
+              <w:right w:type="dxa" w:w="110"/>
+            </w:tcMar>
+          </w:tcPr>
+          <w:p>
+            <w:r>
+              <w:rPr>
+                <w:sz w:val="19"/>
+                <w:szCs w:val="19"/>
+              </w:rPr>
+              <w:t xml:space="preserve">08-contas-ligadas.sql</w:t>
+            </w:r>
+          </w:p>
+        </w:tc>
+        <w:tc>
+          <w:tcPr>
+            <w:tcW w:type="dxa" w:w="6026"/>
+            <w:tcBorders>
+              <w:top w:val="single" w:color="D9D9E4" w:sz="4"/>
+              <w:left w:val="single" w:color="D9D9E4" w:sz="4"/>
+              <w:bottom w:val="single" w:color="D9D9E4" w:sz="4"/>
+              <w:right w:val="single" w:color="D9D9E4" w:sz="4"/>
+            </w:tcBorders>
+            <w:tcMar>
+              <w:top w:type="dxa" w:w="70"/>
+              <w:left w:type="dxa" w:w="110"/>
+              <w:bottom w:type="dxa" w:w="70"/>
+              <w:right w:type="dxa" w:w="110"/>
+            </w:tcMar>
+          </w:tcPr>
+          <w:p>
+            <w:r>
+              <w:rPr>
+                <w:sz w:val="19"/>
+                <w:szCs w:val="19"/>
+              </w:rPr>
+              <w:t xml:space="preserve">Liga cada utilizador ao id da sua conta do Supabase: uma conta criada por fora, mesmo com o email de alguém da lista, não tem acesso. Correr depois do 07. Se voltar a correr o 05, o 06 ou o 07, corra também o 08.</w:t>
+            </w:r>
+          </w:p>
+        </w:tc>
+      </w:tr>
     </w:tbl>
     <w:p>
       <w:pPr>
@@ -9222,7 +11439,7 @@
         <w:keepLines/>
       </w:pPr>
       <w:r>
-        <w:t xml:space="preserve">17.2 Definições de autenticação (Supabase → Authentication)</w:t>
+        <w:t xml:space="preserve">18.2 Definições de autenticação (Supabase → Authentication)</w:t>
       </w:r>
     </w:p>
     <w:tbl>
@@ -9622,7 +11839,7 @@
         <w:keepLines/>
       </w:pPr>
       <w:r>
-        <w:t xml:space="preserve">17.3 Funções (Edge Functions)</w:t>
+        <w:t xml:space="preserve">18.3 Funções (Edge Functions)</w:t>
       </w:r>
     </w:p>
     <w:tbl>
@@ -9872,7 +12089,7 @@
                 <w:sz w:val="19"/>
                 <w:szCs w:val="19"/>
               </w:rPr>
-              <w:t xml:space="preserve">Gestão de utilizadores no CMS</w:t>
+              <w:t xml:space="preserve">Gestão de utilizadores no CMS (níveis, terminais do Planeamento, 2 passos). Publicar de novo a cada versão que a altere (última: 2.29.1)</w:t>
             </w:r>
           </w:p>
         </w:tc>
@@ -10018,7 +12235,7 @@
         <w:spacing w:after="60"/>
       </w:pPr>
       <w:r>
-        <w:t xml:space="preserve">Para confirmar, abra no navegador https://&lt;projecto&gt;.supabase.co/functions/v1/&lt;nome&gt;: deve aparecer {"ok":true, …} com a versão (cdm-admin 2.25.0, cdm-feeds 2.24.0).</w:t>
+        <w:t xml:space="preserve">Para confirmar, abra no navegador https://&lt;projecto&gt;.supabase.co/functions/v1/&lt;nome&gt;: deve aparecer {"ok":true, …} com a versão (cdm-admin 2.29.1, cdm-feeds 2.29.1).</w:t>
       </w:r>
     </w:p>
     <w:p>
@@ -10048,7 +12265,7 @@
         <w:pageBreakBefore/>
       </w:pPr>
       <w:r>
-        <w:t xml:space="preserve">18. Imagens, PDFs e boas práticas</w:t>
+        <w:t xml:space="preserve">19. Imagens, PDFs e boas práticas</w:t>
       </w:r>
     </w:p>
     <w:tbl>
@@ -11064,7 +13281,7 @@
         <w:pageBreakBefore/>
       </w:pPr>
       <w:r>
-        <w:t xml:space="preserve">19. Resolução de problemas</w:t>
+        <w:t xml:space="preserve">20. Resolução de problemas</w:t>
       </w:r>
     </w:p>
     <w:tbl>
@@ -11428,7 +13645,7 @@
                 <w:sz w:val="19"/>
                 <w:szCs w:val="19"/>
               </w:rPr>
-              <w:t xml:space="preserve">Função não publicada, nome errado (NOT_FOUND) ou Verify JWT ligado. Ver 17.3 e o endereço de verificação.</w:t>
+              <w:t xml:space="preserve">Função não publicada, nome errado (NOT_FOUND) ou Verify JWT ligado. Ver 18.3 e o endereço de verificação.</w:t>
             </w:r>
           </w:p>
         </w:tc>
@@ -11828,6 +14045,439 @@
                 <w:szCs w:val="19"/>
               </w:rPr>
               <w:t xml:space="preserve">Faltam os segredos dessa rede na função cdm-feeds.</w:t>
+            </w:r>
+          </w:p>
+        </w:tc>
+      </w:tr>
+      <w:tr>
+        <w:trPr>
+          <w:tblHeader w:val="off"/>
+        </w:trPr>
+        <w:tc>
+          <w:tcPr>
+            <w:tcW w:type="dxa" w:w="3200"/>
+            <w:tcBorders>
+              <w:top w:val="single" w:color="D9D9E4" w:sz="4"/>
+              <w:left w:val="single" w:color="D9D9E4" w:sz="4"/>
+              <w:bottom w:val="single" w:color="D9D9E4" w:sz="4"/>
+              <w:right w:val="single" w:color="D9D9E4" w:sz="4"/>
+            </w:tcBorders>
+            <w:tcMar>
+              <w:top w:type="dxa" w:w="70"/>
+              <w:left w:type="dxa" w:w="110"/>
+              <w:bottom w:type="dxa" w:w="70"/>
+              <w:right w:type="dxa" w:w="110"/>
+            </w:tcMar>
+          </w:tcPr>
+          <w:p>
+            <w:r>
+              <w:rPr>
+                <w:sz w:val="19"/>
+                <w:szCs w:val="19"/>
+              </w:rPr>
+              <w:t xml:space="preserve">Importar plano: “Não encontrei o cabeçalho dos cais…” ou “…blocos de navios…”</w:t>
+            </w:r>
+          </w:p>
+        </w:tc>
+        <w:tc>
+          <w:tcPr>
+            <w:tcW w:type="dxa" w:w="5826"/>
+            <w:tcBorders>
+              <w:top w:val="single" w:color="D9D9E4" w:sz="4"/>
+              <w:left w:val="single" w:color="D9D9E4" w:sz="4"/>
+              <w:bottom w:val="single" w:color="D9D9E4" w:sz="4"/>
+              <w:right w:val="single" w:color="D9D9E4" w:sz="4"/>
+            </w:tcBorders>
+            <w:tcMar>
+              <w:top w:type="dxa" w:w="70"/>
+              <w:left w:type="dxa" w:w="110"/>
+              <w:bottom w:type="dxa" w:w="70"/>
+              <w:right w:type="dxa" w:w="110"/>
+            </w:tcMar>
+          </w:tcPr>
+          <w:p>
+            <w:r>
+              <w:rPr>
+                <w:sz w:val="19"/>
+                <w:szCs w:val="19"/>
+              </w:rPr>
+              <w:t xml:space="preserve">O ficheiro não é o plano de atracação, ou o modelo do PDF mudou. Confirme o ficheiro; se persistir, avise a equipa técnica.</w:t>
+            </w:r>
+          </w:p>
+        </w:tc>
+      </w:tr>
+      <w:tr>
+        <w:trPr>
+          <w:tblHeader w:val="off"/>
+        </w:trPr>
+        <w:tc>
+          <w:tcPr>
+            <w:tcW w:type="dxa" w:w="3200"/>
+            <w:tcBorders>
+              <w:top w:val="single" w:color="D9D9E4" w:sz="4"/>
+              <w:left w:val="single" w:color="D9D9E4" w:sz="4"/>
+              <w:bottom w:val="single" w:color="D9D9E4" w:sz="4"/>
+              <w:right w:val="single" w:color="D9D9E4" w:sz="4"/>
+            </w:tcBorders>
+            <w:tcMar>
+              <w:top w:type="dxa" w:w="70"/>
+              <w:left w:type="dxa" w:w="110"/>
+              <w:bottom w:type="dxa" w:w="70"/>
+              <w:right w:type="dxa" w:w="110"/>
+            </w:tcMar>
+          </w:tcPr>
+          <w:p>
+            <w:r>
+              <w:rPr>
+                <w:sz w:val="19"/>
+                <w:szCs w:val="19"/>
+              </w:rPr>
+              <w:t xml:space="preserve">“Este PDF é do plano do … O seu acesso é só para …”</w:t>
+            </w:r>
+          </w:p>
+        </w:tc>
+        <w:tc>
+          <w:tcPr>
+            <w:tcW w:type="dxa" w:w="5826"/>
+            <w:tcBorders>
+              <w:top w:val="single" w:color="D9D9E4" w:sz="4"/>
+              <w:left w:val="single" w:color="D9D9E4" w:sz="4"/>
+              <w:bottom w:val="single" w:color="D9D9E4" w:sz="4"/>
+              <w:right w:val="single" w:color="D9D9E4" w:sz="4"/>
+            </w:tcBorders>
+            <w:tcMar>
+              <w:top w:type="dxa" w:w="70"/>
+              <w:left w:type="dxa" w:w="110"/>
+              <w:bottom w:type="dxa" w:w="70"/>
+              <w:right w:type="dxa" w:w="110"/>
+            </w:tcMar>
+          </w:tcPr>
+          <w:p>
+            <w:r>
+              <w:rPr>
+                <w:sz w:val="19"/>
+                <w:szCs w:val="19"/>
+              </w:rPr>
+              <w:t xml:space="preserve">Conta de Planeamento sem esse terminal. Peça a um administrador para o acrescentar (ver 17.1).</w:t>
+            </w:r>
+          </w:p>
+        </w:tc>
+      </w:tr>
+      <w:tr>
+        <w:trPr>
+          <w:tblHeader w:val="off"/>
+        </w:trPr>
+        <w:tc>
+          <w:tcPr>
+            <w:tcW w:type="dxa" w:w="3200"/>
+            <w:tcBorders>
+              <w:top w:val="single" w:color="D9D9E4" w:sz="4"/>
+              <w:left w:val="single" w:color="D9D9E4" w:sz="4"/>
+              <w:bottom w:val="single" w:color="D9D9E4" w:sz="4"/>
+              <w:right w:val="single" w:color="D9D9E4" w:sz="4"/>
+            </w:tcBorders>
+            <w:tcMar>
+              <w:top w:type="dxa" w:w="70"/>
+              <w:left w:type="dxa" w:w="110"/>
+              <w:bottom w:type="dxa" w:w="70"/>
+              <w:right w:type="dxa" w:w="110"/>
+            </w:tcMar>
+          </w:tcPr>
+          <w:p>
+            <w:r>
+              <w:rPr>
+                <w:sz w:val="19"/>
+                <w:szCs w:val="19"/>
+              </w:rPr>
+              <w:t xml:space="preserve">“O terminal … já tem 2 pessoas de Planeamento activas”</w:t>
+            </w:r>
+          </w:p>
+        </w:tc>
+        <w:tc>
+          <w:tcPr>
+            <w:tcW w:type="dxa" w:w="5826"/>
+            <w:tcBorders>
+              <w:top w:val="single" w:color="D9D9E4" w:sz="4"/>
+              <w:left w:val="single" w:color="D9D9E4" w:sz="4"/>
+              <w:bottom w:val="single" w:color="D9D9E4" w:sz="4"/>
+              <w:right w:val="single" w:color="D9D9E4" w:sz="4"/>
+            </w:tcBorders>
+            <w:tcMar>
+              <w:top w:type="dxa" w:w="70"/>
+              <w:left w:type="dxa" w:w="110"/>
+              <w:bottom w:type="dxa" w:w="70"/>
+              <w:right w:type="dxa" w:w="110"/>
+            </w:tcMar>
+          </w:tcPr>
+          <w:p>
+            <w:r>
+              <w:rPr>
+                <w:sz w:val="19"/>
+                <w:szCs w:val="19"/>
+              </w:rPr>
+              <w:t xml:space="preserve">Limite de 2 por terminal. Suspenda ou retire uma pessoa antes de acrescentar outra.</w:t>
+            </w:r>
+          </w:p>
+        </w:tc>
+      </w:tr>
+      <w:tr>
+        <w:trPr>
+          <w:tblHeader w:val="off"/>
+        </w:trPr>
+        <w:tc>
+          <w:tcPr>
+            <w:tcW w:type="dxa" w:w="3200"/>
+            <w:tcBorders>
+              <w:top w:val="single" w:color="D9D9E4" w:sz="4"/>
+              <w:left w:val="single" w:color="D9D9E4" w:sz="4"/>
+              <w:bottom w:val="single" w:color="D9D9E4" w:sz="4"/>
+              <w:right w:val="single" w:color="D9D9E4" w:sz="4"/>
+            </w:tcBorders>
+            <w:tcMar>
+              <w:top w:type="dxa" w:w="70"/>
+              <w:left w:type="dxa" w:w="110"/>
+              <w:bottom w:type="dxa" w:w="70"/>
+              <w:right w:type="dxa" w:w="110"/>
+            </w:tcMar>
+          </w:tcPr>
+          <w:p>
+            <w:r>
+              <w:rPr>
+                <w:sz w:val="19"/>
+                <w:szCs w:val="19"/>
+              </w:rPr>
+              <w:t xml:space="preserve">O plano interactivo não aparece no site</w:t>
+            </w:r>
+          </w:p>
+        </w:tc>
+        <w:tc>
+          <w:tcPr>
+            <w:tcW w:type="dxa" w:w="5826"/>
+            <w:tcBorders>
+              <w:top w:val="single" w:color="D9D9E4" w:sz="4"/>
+              <w:left w:val="single" w:color="D9D9E4" w:sz="4"/>
+              <w:bottom w:val="single" w:color="D9D9E4" w:sz="4"/>
+              <w:right w:val="single" w:color="D9D9E4" w:sz="4"/>
+            </w:tcBorders>
+            <w:tcMar>
+              <w:top w:type="dxa" w:w="70"/>
+              <w:left w:type="dxa" w:w="110"/>
+              <w:bottom w:type="dxa" w:w="70"/>
+              <w:right w:type="dxa" w:w="110"/>
+            </w:tcMar>
+          </w:tcPr>
+          <w:p>
+            <w:r>
+              <w:rPr>
+                <w:b/>
+                <w:bCs/>
+                <w:sz w:val="19"/>
+                <w:szCs w:val="19"/>
+              </w:rPr>
+              <w:t xml:space="preserve">No site</w:t>
+            </w:r>
+            <w:r>
+              <w:rPr>
+                <w:sz w:val="19"/>
+                <w:szCs w:val="19"/>
+              </w:rPr>
+              <w:t xml:space="preserve"> desligado no cartão do terminal, ou falta Publicar.</w:t>
+            </w:r>
+          </w:p>
+        </w:tc>
+      </w:tr>
+      <w:tr>
+        <w:trPr>
+          <w:tblHeader w:val="off"/>
+        </w:trPr>
+        <w:tc>
+          <w:tcPr>
+            <w:tcW w:type="dxa" w:w="3200"/>
+            <w:tcBorders>
+              <w:top w:val="single" w:color="D9D9E4" w:sz="4"/>
+              <w:left w:val="single" w:color="D9D9E4" w:sz="4"/>
+              <w:bottom w:val="single" w:color="D9D9E4" w:sz="4"/>
+              <w:right w:val="single" w:color="D9D9E4" w:sz="4"/>
+            </w:tcBorders>
+            <w:tcMar>
+              <w:top w:type="dxa" w:w="70"/>
+              <w:left w:type="dxa" w:w="110"/>
+              <w:bottom w:type="dxa" w:w="70"/>
+              <w:right w:type="dxa" w:w="110"/>
+            </w:tcMar>
+          </w:tcPr>
+          <w:p>
+            <w:r>
+              <w:rPr>
+                <w:sz w:val="19"/>
+                <w:szCs w:val="19"/>
+              </w:rPr>
+              <w:t xml:space="preserve">Planeamento não vê outras secções do CMS</w:t>
+            </w:r>
+          </w:p>
+        </w:tc>
+        <w:tc>
+          <w:tcPr>
+            <w:tcW w:type="dxa" w:w="5826"/>
+            <w:tcBorders>
+              <w:top w:val="single" w:color="D9D9E4" w:sz="4"/>
+              <w:left w:val="single" w:color="D9D9E4" w:sz="4"/>
+              <w:bottom w:val="single" w:color="D9D9E4" w:sz="4"/>
+              <w:right w:val="single" w:color="D9D9E4" w:sz="4"/>
+            </w:tcBorders>
+            <w:tcMar>
+              <w:top w:type="dxa" w:w="70"/>
+              <w:left w:type="dxa" w:w="110"/>
+              <w:bottom w:type="dxa" w:w="70"/>
+              <w:right w:type="dxa" w:w="110"/>
+            </w:tcMar>
+          </w:tcPr>
+          <w:p>
+            <w:r>
+              <w:rPr>
+                <w:sz w:val="19"/>
+                <w:szCs w:val="19"/>
+              </w:rPr>
+              <w:t xml:space="preserve">É o comportamento esperado deste nível (ver 12.5).</w:t>
+            </w:r>
+          </w:p>
+        </w:tc>
+      </w:tr>
+      <w:tr>
+        <w:trPr>
+          <w:tblHeader w:val="off"/>
+        </w:trPr>
+        <w:tc>
+          <w:tcPr>
+            <w:tcW w:type="dxa" w:w="3200"/>
+            <w:tcBorders>
+              <w:top w:val="single" w:color="D9D9E4" w:sz="4"/>
+              <w:left w:val="single" w:color="D9D9E4" w:sz="4"/>
+              <w:bottom w:val="single" w:color="D9D9E4" w:sz="4"/>
+              <w:right w:val="single" w:color="D9D9E4" w:sz="4"/>
+            </w:tcBorders>
+            <w:tcMar>
+              <w:top w:type="dxa" w:w="70"/>
+              <w:left w:type="dxa" w:w="110"/>
+              <w:bottom w:type="dxa" w:w="70"/>
+              <w:right w:type="dxa" w:w="110"/>
+            </w:tcMar>
+          </w:tcPr>
+          <w:p>
+            <w:r>
+              <w:rPr>
+                <w:sz w:val="19"/>
+                <w:szCs w:val="19"/>
+              </w:rPr>
+              <w:t xml:space="preserve">“Sem acesso” depois da 2.29.1, ou etiqueta </w:t>
+            </w:r>
+            <w:r>
+              <w:rPr>
+                <w:b/>
+                <w:bCs/>
+                <w:sz w:val="19"/>
+                <w:szCs w:val="19"/>
+              </w:rPr>
+              <w:t xml:space="preserve">Conta por ligar</w:t>
+            </w:r>
+          </w:p>
+        </w:tc>
+        <w:tc>
+          <w:tcPr>
+            <w:tcW w:type="dxa" w:w="5826"/>
+            <w:tcBorders>
+              <w:top w:val="single" w:color="D9D9E4" w:sz="4"/>
+              <w:left w:val="single" w:color="D9D9E4" w:sz="4"/>
+              <w:bottom w:val="single" w:color="D9D9E4" w:sz="4"/>
+              <w:right w:val="single" w:color="D9D9E4" w:sz="4"/>
+            </w:tcBorders>
+            <w:tcMar>
+              <w:top w:type="dxa" w:w="70"/>
+              <w:left w:type="dxa" w:w="110"/>
+              <w:bottom w:type="dxa" w:w="70"/>
+              <w:right w:type="dxa" w:w="110"/>
+            </w:tcMar>
+          </w:tcPr>
+          <w:p>
+            <w:r>
+              <w:rPr>
+                <w:sz w:val="19"/>
+                <w:szCs w:val="19"/>
+              </w:rPr>
+              <w:t xml:space="preserve">A conta não está ligada à lista: um administrador usa </w:t>
+            </w:r>
+            <w:r>
+              <w:rPr>
+                <w:b/>
+                <w:bCs/>
+                <w:sz w:val="19"/>
+                <w:szCs w:val="19"/>
+              </w:rPr>
+              <w:t xml:space="preserve">Nova palavra-passe</w:t>
+            </w:r>
+            <w:r>
+              <w:rPr>
+                <w:sz w:val="19"/>
+                <w:szCs w:val="19"/>
+              </w:rPr>
+              <w:t xml:space="preserve"> para essa pessoa, ou corre o SQL 08 de novo.</w:t>
+            </w:r>
+          </w:p>
+        </w:tc>
+      </w:tr>
+      <w:tr>
+        <w:trPr>
+          <w:tblHeader w:val="off"/>
+        </w:trPr>
+        <w:tc>
+          <w:tcPr>
+            <w:tcW w:type="dxa" w:w="3200"/>
+            <w:tcBorders>
+              <w:top w:val="single" w:color="D9D9E4" w:sz="4"/>
+              <w:left w:val="single" w:color="D9D9E4" w:sz="4"/>
+              <w:bottom w:val="single" w:color="D9D9E4" w:sz="4"/>
+              <w:right w:val="single" w:color="D9D9E4" w:sz="4"/>
+            </w:tcBorders>
+            <w:tcMar>
+              <w:top w:type="dxa" w:w="70"/>
+              <w:left w:type="dxa" w:w="110"/>
+              <w:bottom w:type="dxa" w:w="70"/>
+              <w:right w:type="dxa" w:w="110"/>
+            </w:tcMar>
+          </w:tcPr>
+          <w:p>
+            <w:r>
+              <w:rPr>
+                <w:sz w:val="19"/>
+                <w:szCs w:val="19"/>
+              </w:rPr>
+              <w:t xml:space="preserve">Fontes de notícias: “Endereço não permitido” ou “Só são aceites endereços https”</w:t>
+            </w:r>
+          </w:p>
+        </w:tc>
+        <w:tc>
+          <w:tcPr>
+            <w:tcW w:type="dxa" w:w="5826"/>
+            <w:tcBorders>
+              <w:top w:val="single" w:color="D9D9E4" w:sz="4"/>
+              <w:left w:val="single" w:color="D9D9E4" w:sz="4"/>
+              <w:bottom w:val="single" w:color="D9D9E4" w:sz="4"/>
+              <w:right w:val="single" w:color="D9D9E4" w:sz="4"/>
+            </w:tcBorders>
+            <w:tcMar>
+              <w:top w:type="dxa" w:w="70"/>
+              <w:left w:type="dxa" w:w="110"/>
+              <w:bottom w:type="dxa" w:w="70"/>
+              <w:right w:type="dxa" w:w="110"/>
+            </w:tcMar>
+          </w:tcPr>
+          <w:p>
+            <w:r>
+              <w:rPr>
+                <w:sz w:val="19"/>
+                <w:szCs w:val="19"/>
+              </w:rPr>
+              <w:t xml:space="preserve">A função só lê sites públicos por https. Confirme o endereço (ex.: https://fimdesemana.co.mz).</w:t>
             </w:r>
           </w:p>
         </w:tc>
@@ -11942,6 +14592,405 @@
                 <w:szCs w:val="19"/>
               </w:rPr>
               <w:t xml:space="preserve">Principais alterações</w:t>
+            </w:r>
+          </w:p>
+        </w:tc>
+      </w:tr>
+      <w:tr>
+        <w:trPr>
+          <w:tblHeader w:val="off"/>
+        </w:trPr>
+        <w:tc>
+          <w:tcPr>
+            <w:tcW w:type="dxa" w:w="1500"/>
+            <w:tcBorders>
+              <w:top w:val="single" w:color="D9D9E4" w:sz="4"/>
+              <w:left w:val="single" w:color="D9D9E4" w:sz="4"/>
+              <w:bottom w:val="single" w:color="D9D9E4" w:sz="4"/>
+              <w:right w:val="single" w:color="D9D9E4" w:sz="4"/>
+            </w:tcBorders>
+            <w:tcMar>
+              <w:top w:type="dxa" w:w="70"/>
+              <w:left w:type="dxa" w:w="110"/>
+              <w:bottom w:type="dxa" w:w="70"/>
+              <w:right w:type="dxa" w:w="110"/>
+            </w:tcMar>
+          </w:tcPr>
+          <w:p>
+            <w:r>
+              <w:rPr>
+                <w:sz w:val="19"/>
+                <w:szCs w:val="19"/>
+              </w:rPr>
+              <w:t xml:space="preserve">2.29.1</w:t>
+            </w:r>
+          </w:p>
+        </w:tc>
+        <w:tc>
+          <w:tcPr>
+            <w:tcW w:type="dxa" w:w="7526"/>
+            <w:tcBorders>
+              <w:top w:val="single" w:color="D9D9E4" w:sz="4"/>
+              <w:left w:val="single" w:color="D9D9E4" w:sz="4"/>
+              <w:bottom w:val="single" w:color="D9D9E4" w:sz="4"/>
+              <w:right w:val="single" w:color="D9D9E4" w:sz="4"/>
+            </w:tcBorders>
+            <w:tcMar>
+              <w:top w:type="dxa" w:w="70"/>
+              <w:left w:type="dxa" w:w="110"/>
+              <w:bottom w:type="dxa" w:w="70"/>
+              <w:right w:type="dxa" w:w="110"/>
+            </w:tcMar>
+          </w:tcPr>
+          <w:p>
+            <w:r>
+              <w:rPr>
+                <w:sz w:val="19"/>
+                <w:szCs w:val="19"/>
+              </w:rPr>
+              <w:t xml:space="preserve">Segurança: utilizadores ligados ao id da conta (SQL 08, etiqueta Conta por ligar); Fontes de notícias só por https e em servidores públicos (cdm-feeds 2.29.1).</w:t>
+            </w:r>
+          </w:p>
+        </w:tc>
+      </w:tr>
+      <w:tr>
+        <w:trPr>
+          <w:tblHeader w:val="off"/>
+        </w:trPr>
+        <w:tc>
+          <w:tcPr>
+            <w:tcW w:type="dxa" w:w="1500"/>
+            <w:tcBorders>
+              <w:top w:val="single" w:color="D9D9E4" w:sz="4"/>
+              <w:left w:val="single" w:color="D9D9E4" w:sz="4"/>
+              <w:bottom w:val="single" w:color="D9D9E4" w:sz="4"/>
+              <w:right w:val="single" w:color="D9D9E4" w:sz="4"/>
+            </w:tcBorders>
+            <w:tcMar>
+              <w:top w:type="dxa" w:w="70"/>
+              <w:left w:type="dxa" w:w="110"/>
+              <w:bottom w:type="dxa" w:w="70"/>
+              <w:right w:type="dxa" w:w="110"/>
+            </w:tcMar>
+          </w:tcPr>
+          <w:p>
+            <w:r>
+              <w:rPr>
+                <w:sz w:val="19"/>
+                <w:szCs w:val="19"/>
+              </w:rPr>
+              <w:t xml:space="preserve">2.29.0</w:t>
+            </w:r>
+          </w:p>
+        </w:tc>
+        <w:tc>
+          <w:tcPr>
+            <w:tcW w:type="dxa" w:w="7526"/>
+            <w:tcBorders>
+              <w:top w:val="single" w:color="D9D9E4" w:sz="4"/>
+              <w:left w:val="single" w:color="D9D9E4" w:sz="4"/>
+              <w:bottom w:val="single" w:color="D9D9E4" w:sz="4"/>
+              <w:right w:val="single" w:color="D9D9E4" w:sz="4"/>
+            </w:tcBorders>
+            <w:tcMar>
+              <w:top w:type="dxa" w:w="70"/>
+              <w:left w:type="dxa" w:w="110"/>
+              <w:bottom w:type="dxa" w:w="70"/>
+              <w:right w:type="dxa" w:w="110"/>
+            </w:tcMar>
+          </w:tcPr>
+          <w:p>
+            <w:r>
+              <w:rPr>
+                <w:sz w:val="19"/>
+                <w:szCs w:val="19"/>
+              </w:rPr>
+              <w:t xml:space="preserve">Novo nível Planeamento (só planos de atracação, por terminal, máximo 2 pessoas por terminal); caixas de números das Instalações portuárias abaixo do topo; este manual actualizado.</w:t>
+            </w:r>
+          </w:p>
+        </w:tc>
+      </w:tr>
+      <w:tr>
+        <w:trPr>
+          <w:tblHeader w:val="off"/>
+        </w:trPr>
+        <w:tc>
+          <w:tcPr>
+            <w:tcW w:type="dxa" w:w="1500"/>
+            <w:tcBorders>
+              <w:top w:val="single" w:color="D9D9E4" w:sz="4"/>
+              <w:left w:val="single" w:color="D9D9E4" w:sz="4"/>
+              <w:bottom w:val="single" w:color="D9D9E4" w:sz="4"/>
+              <w:right w:val="single" w:color="D9D9E4" w:sz="4"/>
+            </w:tcBorders>
+            <w:tcMar>
+              <w:top w:type="dxa" w:w="70"/>
+              <w:left w:type="dxa" w:w="110"/>
+              <w:bottom w:type="dxa" w:w="70"/>
+              <w:right w:type="dxa" w:w="110"/>
+            </w:tcMar>
+          </w:tcPr>
+          <w:p>
+            <w:r>
+              <w:rPr>
+                <w:sz w:val="19"/>
+                <w:szCs w:val="19"/>
+              </w:rPr>
+              <w:t xml:space="preserve">2.28.1</w:t>
+            </w:r>
+          </w:p>
+        </w:tc>
+        <w:tc>
+          <w:tcPr>
+            <w:tcW w:type="dxa" w:w="7526"/>
+            <w:tcBorders>
+              <w:top w:val="single" w:color="D9D9E4" w:sz="4"/>
+              <w:left w:val="single" w:color="D9D9E4" w:sz="4"/>
+              <w:bottom w:val="single" w:color="D9D9E4" w:sz="4"/>
+              <w:right w:val="single" w:color="D9D9E4" w:sz="4"/>
+            </w:tcBorders>
+            <w:tcMar>
+              <w:top w:type="dxa" w:w="70"/>
+              <w:left w:type="dxa" w:w="110"/>
+              <w:bottom w:type="dxa" w:w="70"/>
+              <w:right w:type="dxa" w:w="110"/>
+            </w:tcMar>
+          </w:tcPr>
+          <w:p>
+            <w:r>
+              <w:rPr>
+                <w:sz w:val="19"/>
+                <w:szCs w:val="19"/>
+              </w:rPr>
+              <w:t xml:space="preserve">PDF do plano com o nome do porto, terminal e data no ficheiro e no documento.</w:t>
+            </w:r>
+          </w:p>
+        </w:tc>
+      </w:tr>
+      <w:tr>
+        <w:trPr>
+          <w:tblHeader w:val="off"/>
+        </w:trPr>
+        <w:tc>
+          <w:tcPr>
+            <w:tcW w:type="dxa" w:w="1500"/>
+            <w:tcBorders>
+              <w:top w:val="single" w:color="D9D9E4" w:sz="4"/>
+              <w:left w:val="single" w:color="D9D9E4" w:sz="4"/>
+              <w:bottom w:val="single" w:color="D9D9E4" w:sz="4"/>
+              <w:right w:val="single" w:color="D9D9E4" w:sz="4"/>
+            </w:tcBorders>
+            <w:tcMar>
+              <w:top w:type="dxa" w:w="70"/>
+              <w:left w:type="dxa" w:w="110"/>
+              <w:bottom w:type="dxa" w:w="70"/>
+              <w:right w:type="dxa" w:w="110"/>
+            </w:tcMar>
+          </w:tcPr>
+          <w:p>
+            <w:r>
+              <w:rPr>
+                <w:sz w:val="19"/>
+                <w:szCs w:val="19"/>
+              </w:rPr>
+              <w:t xml:space="preserve">2.28.0</w:t>
+            </w:r>
+          </w:p>
+        </w:tc>
+        <w:tc>
+          <w:tcPr>
+            <w:tcW w:type="dxa" w:w="7526"/>
+            <w:tcBorders>
+              <w:top w:val="single" w:color="D9D9E4" w:sz="4"/>
+              <w:left w:val="single" w:color="D9D9E4" w:sz="4"/>
+              <w:bottom w:val="single" w:color="D9D9E4" w:sz="4"/>
+              <w:right w:val="single" w:color="D9D9E4" w:sz="4"/>
+            </w:tcBorders>
+            <w:tcMar>
+              <w:top w:type="dxa" w:w="70"/>
+              <w:left w:type="dxa" w:w="110"/>
+              <w:bottom w:type="dxa" w:w="70"/>
+              <w:right w:type="dxa" w:w="110"/>
+            </w:tcMar>
+          </w:tcPr>
+          <w:p>
+            <w:r>
+              <w:rPr>
+                <w:sz w:val="19"/>
+                <w:szCs w:val="19"/>
+              </w:rPr>
+              <w:t xml:space="preserve">Descarregar PDF do plano por terminal e por navio, em EN ou PT.</w:t>
+            </w:r>
+          </w:p>
+        </w:tc>
+      </w:tr>
+      <w:tr>
+        <w:trPr>
+          <w:tblHeader w:val="off"/>
+        </w:trPr>
+        <w:tc>
+          <w:tcPr>
+            <w:tcW w:type="dxa" w:w="1500"/>
+            <w:tcBorders>
+              <w:top w:val="single" w:color="D9D9E4" w:sz="4"/>
+              <w:left w:val="single" w:color="D9D9E4" w:sz="4"/>
+              <w:bottom w:val="single" w:color="D9D9E4" w:sz="4"/>
+              <w:right w:val="single" w:color="D9D9E4" w:sz="4"/>
+            </w:tcBorders>
+            <w:tcMar>
+              <w:top w:type="dxa" w:w="70"/>
+              <w:left w:type="dxa" w:w="110"/>
+              <w:bottom w:type="dxa" w:w="70"/>
+              <w:right w:type="dxa" w:w="110"/>
+            </w:tcMar>
+          </w:tcPr>
+          <w:p>
+            <w:r>
+              <w:rPr>
+                <w:sz w:val="19"/>
+                <w:szCs w:val="19"/>
+              </w:rPr>
+              <w:t xml:space="preserve">2.27.0</w:t>
+            </w:r>
+          </w:p>
+        </w:tc>
+        <w:tc>
+          <w:tcPr>
+            <w:tcW w:type="dxa" w:w="7526"/>
+            <w:tcBorders>
+              <w:top w:val="single" w:color="D9D9E4" w:sz="4"/>
+              <w:left w:val="single" w:color="D9D9E4" w:sz="4"/>
+              <w:bottom w:val="single" w:color="D9D9E4" w:sz="4"/>
+              <w:right w:val="single" w:color="D9D9E4" w:sz="4"/>
+            </w:tcBorders>
+            <w:tcMar>
+              <w:top w:type="dxa" w:w="70"/>
+              <w:left w:type="dxa" w:w="110"/>
+              <w:bottom w:type="dxa" w:w="70"/>
+              <w:right w:type="dxa" w:w="110"/>
+            </w:tcMar>
+          </w:tcPr>
+          <w:p>
+            <w:r>
+              <w:rPr>
+                <w:sz w:val="19"/>
+                <w:szCs w:val="19"/>
+              </w:rPr>
+              <w:t xml:space="preserve">Plano do Terminal de Contentores: separadores Carga Geral / Contentores; importação do Berth Plan – CT.</w:t>
+            </w:r>
+          </w:p>
+        </w:tc>
+      </w:tr>
+      <w:tr>
+        <w:trPr>
+          <w:tblHeader w:val="off"/>
+        </w:trPr>
+        <w:tc>
+          <w:tcPr>
+            <w:tcW w:type="dxa" w:w="1500"/>
+            <w:tcBorders>
+              <w:top w:val="single" w:color="D9D9E4" w:sz="4"/>
+              <w:left w:val="single" w:color="D9D9E4" w:sz="4"/>
+              <w:bottom w:val="single" w:color="D9D9E4" w:sz="4"/>
+              <w:right w:val="single" w:color="D9D9E4" w:sz="4"/>
+            </w:tcBorders>
+            <w:tcMar>
+              <w:top w:type="dxa" w:w="70"/>
+              <w:left w:type="dxa" w:w="110"/>
+              <w:bottom w:type="dxa" w:w="70"/>
+              <w:right w:type="dxa" w:w="110"/>
+            </w:tcMar>
+          </w:tcPr>
+          <w:p>
+            <w:r>
+              <w:rPr>
+                <w:sz w:val="19"/>
+                <w:szCs w:val="19"/>
+              </w:rPr>
+              <w:t xml:space="preserve">2.26.0</w:t>
+            </w:r>
+          </w:p>
+        </w:tc>
+        <w:tc>
+          <w:tcPr>
+            <w:tcW w:type="dxa" w:w="7526"/>
+            <w:tcBorders>
+              <w:top w:val="single" w:color="D9D9E4" w:sz="4"/>
+              <w:left w:val="single" w:color="D9D9E4" w:sz="4"/>
+              <w:bottom w:val="single" w:color="D9D9E4" w:sz="4"/>
+              <w:right w:val="single" w:color="D9D9E4" w:sz="4"/>
+            </w:tcBorders>
+            <w:tcMar>
+              <w:top w:type="dxa" w:w="70"/>
+              <w:left w:type="dxa" w:w="110"/>
+              <w:bottom w:type="dxa" w:w="70"/>
+              <w:right w:type="dxa" w:w="110"/>
+            </w:tcMar>
+          </w:tcPr>
+          <w:p>
+            <w:r>
+              <w:rPr>
+                <w:sz w:val="19"/>
+                <w:szCs w:val="19"/>
+              </w:rPr>
+              <w:t xml:space="preserve">Plano de atracação interactivo do TCG; Importar plano (PDF) e revisão de navios no CMS.</w:t>
+            </w:r>
+          </w:p>
+        </w:tc>
+      </w:tr>
+      <w:tr>
+        <w:trPr>
+          <w:tblHeader w:val="off"/>
+        </w:trPr>
+        <w:tc>
+          <w:tcPr>
+            <w:tcW w:type="dxa" w:w="1500"/>
+            <w:tcBorders>
+              <w:top w:val="single" w:color="D9D9E4" w:sz="4"/>
+              <w:left w:val="single" w:color="D9D9E4" w:sz="4"/>
+              <w:bottom w:val="single" w:color="D9D9E4" w:sz="4"/>
+              <w:right w:val="single" w:color="D9D9E4" w:sz="4"/>
+            </w:tcBorders>
+            <w:tcMar>
+              <w:top w:type="dxa" w:w="70"/>
+              <w:left w:type="dxa" w:w="110"/>
+              <w:bottom w:type="dxa" w:w="70"/>
+              <w:right w:type="dxa" w:w="110"/>
+            </w:tcMar>
+          </w:tcPr>
+          <w:p>
+            <w:r>
+              <w:rPr>
+                <w:sz w:val="19"/>
+                <w:szCs w:val="19"/>
+              </w:rPr>
+              <w:t xml:space="preserve">2.25.1</w:t>
+            </w:r>
+          </w:p>
+        </w:tc>
+        <w:tc>
+          <w:tcPr>
+            <w:tcW w:type="dxa" w:w="7526"/>
+            <w:tcBorders>
+              <w:top w:val="single" w:color="D9D9E4" w:sz="4"/>
+              <w:left w:val="single" w:color="D9D9E4" w:sz="4"/>
+              <w:bottom w:val="single" w:color="D9D9E4" w:sz="4"/>
+              <w:right w:val="single" w:color="D9D9E4" w:sz="4"/>
+            </w:tcBorders>
+            <w:tcMar>
+              <w:top w:type="dxa" w:w="70"/>
+              <w:left w:type="dxa" w:w="110"/>
+              <w:bottom w:type="dxa" w:w="70"/>
+              <w:right w:type="dxa" w:w="110"/>
+            </w:tcMar>
+          </w:tcPr>
+          <w:p>
+            <w:r>
+              <w:rPr>
+                <w:sz w:val="19"/>
+                <w:szCs w:val="19"/>
+              </w:rPr>
+              <w:t xml:space="preserve">Código QR da verificação em dois passos corrigido; aviso claro no SQL 06.</w:t>
             </w:r>
           </w:p>
         </w:tc>
@@ -12991,7 +16040,7 @@
         <w:sz w:val="16"/>
         <w:szCs w:val="16"/>
       </w:rPr>
-      <w:t xml:space="preserve">Port of Beira · Manual do CMS · v2.25.0</w:t>
+      <w:t xml:space="preserve">Port of Beira · Manual do CMS · v2.29.1</w:t>
     </w:r>
   </w:p>
 </w:hdr>
@@ -14084,6 +17133,18 @@
   </w:num>
   <w:num w:numId="38">
     <w:abstractNumId w:val="38"/>
+    <w:lvlOverride w:ilvl="0">
+      <w:startOverride w:val="1"/>
+    </w:lvlOverride>
+  </w:num>
+  <w:num w:numId="100">
+    <w:abstractNumId w:val="37"/>
+    <w:lvlOverride w:ilvl="0">
+      <w:startOverride w:val="1"/>
+    </w:lvlOverride>
+  </w:num>
+  <w:num w:numId="101">
+    <w:abstractNumId w:val="37"/>
     <w:lvlOverride w:ilvl="0">
       <w:startOverride w:val="1"/>
     </w:lvlOverride>

--- a/Manual-CMS-Port-of-Beira.docx
+++ b/Manual-CMS-Port-of-Beira.docx
@@ -69,7 +69,7 @@
           <w:sz w:val="22"/>
           <w:szCs w:val="22"/>
         </w:rPr>
-        <w:t xml:space="preserve">2.29.1</w:t>
+        <w:t xml:space="preserve">2.30.0</w:t>
       </w:r>
     </w:p>
     <w:p>
@@ -1038,7 +1038,7 @@
         <w:t xml:space="preserve">Versão</w:t>
       </w:r>
       <w:r>
-        <w:t xml:space="preserve">: o número aparece no fundo da barra lateral (ex.: “Versão 2.29.1”). Indique-o sempre que reportar um problema.</w:t>
+        <w:t xml:space="preserve">: o número aparece no fundo da barra lateral (ex.: “Versão 2.30.0”). Indique-o sempre que reportar um problema.</w:t>
       </w:r>
     </w:p>
     <w:p>
@@ -10795,6 +10795,849 @@
     </w:p>
     <w:p>
       <w:pPr>
+        <w:pStyle w:val="Heading2"/>
+        <w:keepNext/>
+        <w:keepLines/>
+      </w:pPr>
+      <w:r>
+        <w:t xml:space="preserve">17.5 Desempenho da base de dados</w:t>
+      </w:r>
+    </w:p>
+    <w:p>
+      <w:pPr>
+        <w:spacing w:after="120"/>
+      </w:pPr>
+      <w:r>
+        <w:t xml:space="preserve">Em </w:t>
+      </w:r>
+      <w:r>
+        <w:rPr>
+          <w:b/>
+          <w:bCs/>
+        </w:rPr>
+        <w:t xml:space="preserve">Sistema → Desempenho</w:t>
+      </w:r>
+      <w:r>
+        <w:t xml:space="preserve"> (só administradores) vê que consultas à base de dados passam do limite, quantas vezes correm e quanto consomem. Precisa do SQL </w:t>
+      </w:r>
+      <w:r>
+        <w:rPr>
+          <w:b/>
+          <w:bCs/>
+        </w:rPr>
+        <w:t xml:space="preserve">09-desempenho.sql</w:t>
+      </w:r>
+      <w:r>
+        <w:t xml:space="preserve"> (ver 18.1).</w:t>
+      </w:r>
+    </w:p>
+    <w:p>
+      <w:pPr>
+        <w:keepNext/>
+        <w:spacing w:after="40" w:before="120"/>
+        <w:jc w:val="center"/>
+      </w:pPr>
+      <w:r>
+        <w:drawing>
+          <wp:inline distT="0" distB="0" distL="0" distR="0">
+            <wp:extent cx="5486400" cy="1873404"/>
+            <wp:effectExtent t="0" r="0" b="0" l="0"/>
+            <wp:docPr id="3000" name="bp-p-limite.jpg" descr="Limite de consulta lenta, período e estado do registo" title="Limite de consulta lenta, período e estado do registo"/>
+            <wp:cNvGraphicFramePr>
+              <a:graphicFrameLocks xmlns:a="http://schemas.openxmlformats.org/drawingml/2006/main" noChangeAspect="1"/>
+            </wp:cNvGraphicFramePr>
+            <a:graphic xmlns:a="http://schemas.openxmlformats.org/drawingml/2006/main">
+              <a:graphicData uri="http://schemas.openxmlformats.org/drawingml/2006/picture">
+                <pic:pic xmlns:pic="http://schemas.openxmlformats.org/drawingml/2006/picture">
+                  <pic:nvPicPr>
+                    <pic:cNvPr id="0" name="" descr=""/>
+                    <pic:cNvPicPr>
+                      <a:picLocks noChangeAspect="1" noChangeArrowheads="1"/>
+                    </pic:cNvPicPr>
+                  </pic:nvPicPr>
+                  <pic:blipFill>
+                    <a:blip r:embed="rId300" cstate="none"/>
+                    <a:srcRect/>
+                    <a:stretch>
+                      <a:fillRect/>
+                    </a:stretch>
+                  </pic:blipFill>
+                  <pic:spPr bwMode="auto">
+                    <a:xfrm>
+                      <a:off x="0" y="0"/>
+                      <a:ext cx="5486400" cy="1873404"/>
+                    </a:xfrm>
+                    <a:prstGeom prst="rect">
+                      <a:avLst/>
+                    </a:prstGeom>
+                  </pic:spPr>
+                </pic:pic>
+              </a:graphicData>
+            </a:graphic>
+          </wp:inline>
+        </w:drawing>
+      </w:r>
+    </w:p>
+    <w:p>
+      <w:pPr>
+        <w:spacing w:after="200"/>
+        <w:jc w:val="center"/>
+      </w:pPr>
+      <w:r>
+        <w:rPr>
+          <w:i/>
+          <w:iCs/>
+          <w:color w:val="5F5F74"/>
+          <w:sz w:val="18"/>
+          <w:szCs w:val="18"/>
+        </w:rPr>
+        <w:t xml:space="preserve">Limite de consulta lenta, período e estado do registo</w:t>
+      </w:r>
+    </w:p>
+    <w:p>
+      <w:pPr>
+        <w:pStyle w:val="ListParagraph"/>
+        <w:numPr>
+          <w:ilvl w:val="0"/>
+          <w:numId w:val="3"/>
+        </w:numPr>
+        <w:spacing w:after="60"/>
+      </w:pPr>
+      <w:r>
+        <w:rPr>
+          <w:b/>
+          <w:bCs/>
+        </w:rPr>
+        <w:t xml:space="preserve">Limite de consulta lenta</w:t>
+      </w:r>
+      <w:r>
+        <w:t xml:space="preserve">: em milissegundos (250 por omissão). Ao clicar em </w:t>
+      </w:r>
+      <w:r>
+        <w:rPr>
+          <w:b/>
+          <w:bCs/>
+        </w:rPr>
+        <w:t xml:space="preserve">Guardar limite</w:t>
+      </w:r>
+      <w:r>
+        <w:t xml:space="preserve">, o painel passa a marcar como lentas as consultas com média ou máximo acima dele, e o Postgres grava nos registos cada execução que o ultrapasse.</w:t>
+      </w:r>
+    </w:p>
+    <w:p>
+      <w:pPr>
+        <w:pStyle w:val="ListParagraph"/>
+        <w:numPr>
+          <w:ilvl w:val="0"/>
+          <w:numId w:val="3"/>
+        </w:numPr>
+        <w:spacing w:after="60"/>
+      </w:pPr>
+      <w:r>
+        <w:rPr>
+          <w:b/>
+          <w:bCs/>
+        </w:rPr>
+        <w:t xml:space="preserve">Período</w:t>
+      </w:r>
+      <w:r>
+        <w:t xml:space="preserve">: última hora, 24 horas, 7 dias ou 30 dias. Os números de execuções e de tempo são desse período.</w:t>
+      </w:r>
+    </w:p>
+    <w:p>
+      <w:pPr>
+        <w:pStyle w:val="ListParagraph"/>
+        <w:numPr>
+          <w:ilvl w:val="0"/>
+          <w:numId w:val="3"/>
+        </w:numPr>
+        <w:spacing w:after="60"/>
+      </w:pPr>
+      <w:r>
+        <w:rPr>
+          <w:b/>
+          <w:bCs/>
+        </w:rPr>
+        <w:t xml:space="preserve">Recomeçar contagem</w:t>
+      </w:r>
+      <w:r>
+        <w:t xml:space="preserve">: apaga o histórico e recomeça as estatísticas. Use depois de uma correcção, para medir de novo.</w:t>
+      </w:r>
+    </w:p>
+    <w:p>
+      <w:pPr>
+        <w:pStyle w:val="ListParagraph"/>
+        <w:numPr>
+          <w:ilvl w:val="0"/>
+          <w:numId w:val="3"/>
+        </w:numPr>
+        <w:spacing w:after="60"/>
+      </w:pPr>
+      <w:r>
+        <w:t xml:space="preserve">A linha de estado indica o limite aplicado a cada papel (site, CMS, funções, tarefas) e se a cópia horária (pg_cron) está activa.</w:t>
+      </w:r>
+    </w:p>
+    <w:p>
+      <w:pPr>
+        <w:keepNext/>
+        <w:spacing w:after="40" w:before="120"/>
+        <w:jc w:val="center"/>
+      </w:pPr>
+      <w:r>
+        <w:drawing>
+          <wp:inline distT="0" distB="0" distL="0" distR="0">
+            <wp:extent cx="5486400" cy="1253397"/>
+            <wp:effectExtent t="0" r="0" b="0" l="0"/>
+            <wp:docPr id="3001" name="bp-p-kpi.jpg" descr="Resumo do período" title="Resumo do período"/>
+            <wp:cNvGraphicFramePr>
+              <a:graphicFrameLocks xmlns:a="http://schemas.openxmlformats.org/drawingml/2006/main" noChangeAspect="1"/>
+            </wp:cNvGraphicFramePr>
+            <a:graphic xmlns:a="http://schemas.openxmlformats.org/drawingml/2006/main">
+              <a:graphicData uri="http://schemas.openxmlformats.org/drawingml/2006/picture">
+                <pic:pic xmlns:pic="http://schemas.openxmlformats.org/drawingml/2006/picture">
+                  <pic:nvPicPr>
+                    <pic:cNvPr id="0" name="" descr=""/>
+                    <pic:cNvPicPr>
+                      <a:picLocks noChangeAspect="1" noChangeArrowheads="1"/>
+                    </pic:cNvPicPr>
+                  </pic:nvPicPr>
+                  <pic:blipFill>
+                    <a:blip r:embed="rId301" cstate="none"/>
+                    <a:srcRect/>
+                    <a:stretch>
+                      <a:fillRect/>
+                    </a:stretch>
+                  </pic:blipFill>
+                  <pic:spPr bwMode="auto">
+                    <a:xfrm>
+                      <a:off x="0" y="0"/>
+                      <a:ext cx="5486400" cy="1253397"/>
+                    </a:xfrm>
+                    <a:prstGeom prst="rect">
+                      <a:avLst/>
+                    </a:prstGeom>
+                  </pic:spPr>
+                </pic:pic>
+              </a:graphicData>
+            </a:graphic>
+          </wp:inline>
+        </w:drawing>
+      </w:r>
+    </w:p>
+    <w:p>
+      <w:pPr>
+        <w:spacing w:after="200"/>
+        <w:jc w:val="center"/>
+      </w:pPr>
+      <w:r>
+        <w:rPr>
+          <w:i/>
+          <w:iCs/>
+          <w:color w:val="5F5F74"/>
+          <w:sz w:val="18"/>
+          <w:szCs w:val="18"/>
+        </w:rPr>
+        <w:t xml:space="preserve">Resumo do período</w:t>
+      </w:r>
+    </w:p>
+    <w:p>
+      <w:pPr>
+        <w:keepNext/>
+        <w:spacing w:after="40" w:before="120"/>
+        <w:jc w:val="center"/>
+      </w:pPr>
+      <w:r>
+        <w:drawing>
+          <wp:inline distT="0" distB="0" distL="0" distR="0">
+            <wp:extent cx="5486400" cy="1779734"/>
+            <wp:effectExtent t="0" r="0" b="0" l="0"/>
+            <wp:docPr id="3002" name="bp-p-grafico.jpg" descr="Execuções e tempo por hora; a laranja, a estimativa acima do limite" title="Execuções e tempo por hora; a laranja, a estimativa acima do limite"/>
+            <wp:cNvGraphicFramePr>
+              <a:graphicFrameLocks xmlns:a="http://schemas.openxmlformats.org/drawingml/2006/main" noChangeAspect="1"/>
+            </wp:cNvGraphicFramePr>
+            <a:graphic xmlns:a="http://schemas.openxmlformats.org/drawingml/2006/main">
+              <a:graphicData uri="http://schemas.openxmlformats.org/drawingml/2006/picture">
+                <pic:pic xmlns:pic="http://schemas.openxmlformats.org/drawingml/2006/picture">
+                  <pic:nvPicPr>
+                    <pic:cNvPr id="0" name="" descr=""/>
+                    <pic:cNvPicPr>
+                      <a:picLocks noChangeAspect="1" noChangeArrowheads="1"/>
+                    </pic:cNvPicPr>
+                  </pic:nvPicPr>
+                  <pic:blipFill>
+                    <a:blip r:embed="rId302" cstate="none"/>
+                    <a:srcRect/>
+                    <a:stretch>
+                      <a:fillRect/>
+                    </a:stretch>
+                  </pic:blipFill>
+                  <pic:spPr bwMode="auto">
+                    <a:xfrm>
+                      <a:off x="0" y="0"/>
+                      <a:ext cx="5486400" cy="1779734"/>
+                    </a:xfrm>
+                    <a:prstGeom prst="rect">
+                      <a:avLst/>
+                    </a:prstGeom>
+                  </pic:spPr>
+                </pic:pic>
+              </a:graphicData>
+            </a:graphic>
+          </wp:inline>
+        </w:drawing>
+      </w:r>
+    </w:p>
+    <w:p>
+      <w:pPr>
+        <w:spacing w:after="200"/>
+        <w:jc w:val="center"/>
+      </w:pPr>
+      <w:r>
+        <w:rPr>
+          <w:i/>
+          <w:iCs/>
+          <w:color w:val="5F5F74"/>
+          <w:sz w:val="18"/>
+          <w:szCs w:val="18"/>
+        </w:rPr>
+        <w:t xml:space="preserve">Execuções e tempo por hora; a laranja, a estimativa acima do limite</w:t>
+      </w:r>
+    </w:p>
+    <w:p>
+      <w:pPr>
+        <w:keepNext/>
+        <w:spacing w:after="40" w:before="120"/>
+        <w:jc w:val="center"/>
+      </w:pPr>
+      <w:r>
+        <w:drawing>
+          <wp:inline distT="0" distB="0" distL="0" distR="0">
+            <wp:extent cx="5486400" cy="2261467"/>
+            <wp:effectExtent t="0" r="0" b="0" l="0"/>
+            <wp:docPr id="3003" name="bp-p-consultas.jpg" descr="Consultas acima do limite" title="Consultas acima do limite"/>
+            <wp:cNvGraphicFramePr>
+              <a:graphicFrameLocks xmlns:a="http://schemas.openxmlformats.org/drawingml/2006/main" noChangeAspect="1"/>
+            </wp:cNvGraphicFramePr>
+            <a:graphic xmlns:a="http://schemas.openxmlformats.org/drawingml/2006/main">
+              <a:graphicData uri="http://schemas.openxmlformats.org/drawingml/2006/picture">
+                <pic:pic xmlns:pic="http://schemas.openxmlformats.org/drawingml/2006/picture">
+                  <pic:nvPicPr>
+                    <pic:cNvPr id="0" name="" descr=""/>
+                    <pic:cNvPicPr>
+                      <a:picLocks noChangeAspect="1" noChangeArrowheads="1"/>
+                    </pic:cNvPicPr>
+                  </pic:nvPicPr>
+                  <pic:blipFill>
+                    <a:blip r:embed="rId303" cstate="none"/>
+                    <a:srcRect/>
+                    <a:stretch>
+                      <a:fillRect/>
+                    </a:stretch>
+                  </pic:blipFill>
+                  <pic:spPr bwMode="auto">
+                    <a:xfrm>
+                      <a:off x="0" y="0"/>
+                      <a:ext cx="5486400" cy="2261467"/>
+                    </a:xfrm>
+                    <a:prstGeom prst="rect">
+                      <a:avLst/>
+                    </a:prstGeom>
+                  </pic:spPr>
+                </pic:pic>
+              </a:graphicData>
+            </a:graphic>
+          </wp:inline>
+        </w:drawing>
+      </w:r>
+    </w:p>
+    <w:p>
+      <w:pPr>
+        <w:spacing w:after="200"/>
+        <w:jc w:val="center"/>
+      </w:pPr>
+      <w:r>
+        <w:rPr>
+          <w:i/>
+          <w:iCs/>
+          <w:color w:val="5F5F74"/>
+          <w:sz w:val="18"/>
+          <w:szCs w:val="18"/>
+        </w:rPr>
+        <w:t xml:space="preserve">Consultas acima do limite</w:t>
+      </w:r>
+    </w:p>
+    <w:tbl>
+      <w:tblPr>
+        <w:tblW w:type="dxa" w:w="9026"/>
+        <w:tblBorders>
+          <w:top w:val="single" w:color="auto" w:sz="4"/>
+          <w:left w:val="single" w:color="auto" w:sz="4"/>
+          <w:bottom w:val="single" w:color="auto" w:sz="4"/>
+          <w:right w:val="single" w:color="auto" w:sz="4"/>
+          <w:insideH w:val="single" w:color="auto" w:sz="4"/>
+          <w:insideV w:val="single" w:color="auto" w:sz="4"/>
+        </w:tblBorders>
+      </w:tblPr>
+      <w:tblGrid>
+        <w:gridCol w:w="2600"/>
+        <w:gridCol w:w="6426"/>
+      </w:tblGrid>
+      <w:tr>
+        <w:trPr>
+          <w:tblHeader/>
+        </w:trPr>
+        <w:tc>
+          <w:tcPr>
+            <w:tcW w:type="dxa" w:w="2600"/>
+            <w:tcBorders>
+              <w:top w:val="single" w:color="D9D9E4" w:sz="4"/>
+              <w:left w:val="single" w:color="D9D9E4" w:sz="4"/>
+              <w:bottom w:val="single" w:color="D9D9E4" w:sz="4"/>
+              <w:right w:val="single" w:color="D9D9E4" w:sz="4"/>
+            </w:tcBorders>
+            <w:shd w:fill="2E2E6F" w:color="auto" w:val="clear"/>
+            <w:tcMar>
+              <w:top w:type="dxa" w:w="70"/>
+              <w:left w:type="dxa" w:w="110"/>
+              <w:bottom w:type="dxa" w:w="70"/>
+              <w:right w:type="dxa" w:w="110"/>
+            </w:tcMar>
+          </w:tcPr>
+          <w:p>
+            <w:r>
+              <w:rPr>
+                <w:b/>
+                <w:bCs/>
+                <w:color w:val="FFFFFF"/>
+                <w:sz w:val="19"/>
+                <w:szCs w:val="19"/>
+              </w:rPr>
+              <w:t xml:space="preserve">Coluna</w:t>
+            </w:r>
+          </w:p>
+        </w:tc>
+        <w:tc>
+          <w:tcPr>
+            <w:tcW w:type="dxa" w:w="6426"/>
+            <w:tcBorders>
+              <w:top w:val="single" w:color="D9D9E4" w:sz="4"/>
+              <w:left w:val="single" w:color="D9D9E4" w:sz="4"/>
+              <w:bottom w:val="single" w:color="D9D9E4" w:sz="4"/>
+              <w:right w:val="single" w:color="D9D9E4" w:sz="4"/>
+            </w:tcBorders>
+            <w:shd w:fill="2E2E6F" w:color="auto" w:val="clear"/>
+            <w:tcMar>
+              <w:top w:type="dxa" w:w="70"/>
+              <w:left w:type="dxa" w:w="110"/>
+              <w:bottom w:type="dxa" w:w="70"/>
+              <w:right w:type="dxa" w:w="110"/>
+            </w:tcMar>
+          </w:tcPr>
+          <w:p>
+            <w:r>
+              <w:rPr>
+                <w:b/>
+                <w:bCs/>
+                <w:color w:val="FFFFFF"/>
+                <w:sz w:val="19"/>
+                <w:szCs w:val="19"/>
+              </w:rPr>
+              <w:t xml:space="preserve">O que mostra</w:t>
+            </w:r>
+          </w:p>
+        </w:tc>
+      </w:tr>
+      <w:tr>
+        <w:trPr>
+          <w:tblHeader w:val="off"/>
+        </w:trPr>
+        <w:tc>
+          <w:tcPr>
+            <w:tcW w:type="dxa" w:w="2600"/>
+            <w:tcBorders>
+              <w:top w:val="single" w:color="D9D9E4" w:sz="4"/>
+              <w:left w:val="single" w:color="D9D9E4" w:sz="4"/>
+              <w:bottom w:val="single" w:color="D9D9E4" w:sz="4"/>
+              <w:right w:val="single" w:color="D9D9E4" w:sz="4"/>
+            </w:tcBorders>
+            <w:tcMar>
+              <w:top w:type="dxa" w:w="70"/>
+              <w:left w:type="dxa" w:w="110"/>
+              <w:bottom w:type="dxa" w:w="70"/>
+              <w:right w:type="dxa" w:w="110"/>
+            </w:tcMar>
+          </w:tcPr>
+          <w:p>
+            <w:r>
+              <w:rPr>
+                <w:sz w:val="19"/>
+                <w:szCs w:val="19"/>
+              </w:rPr>
+              <w:t xml:space="preserve">Quem</w:t>
+            </w:r>
+          </w:p>
+        </w:tc>
+        <w:tc>
+          <w:tcPr>
+            <w:tcW w:type="dxa" w:w="6426"/>
+            <w:tcBorders>
+              <w:top w:val="single" w:color="D9D9E4" w:sz="4"/>
+              <w:left w:val="single" w:color="D9D9E4" w:sz="4"/>
+              <w:bottom w:val="single" w:color="D9D9E4" w:sz="4"/>
+              <w:right w:val="single" w:color="D9D9E4" w:sz="4"/>
+            </w:tcBorders>
+            <w:tcMar>
+              <w:top w:type="dxa" w:w="70"/>
+              <w:left w:type="dxa" w:w="110"/>
+              <w:bottom w:type="dxa" w:w="70"/>
+              <w:right w:type="dxa" w:w="110"/>
+            </w:tcMar>
+          </w:tcPr>
+          <w:p>
+            <w:r>
+              <w:rPr>
+                <w:sz w:val="19"/>
+                <w:szCs w:val="19"/>
+              </w:rPr>
+              <w:t xml:space="preserve">Site (visitantes), CMS (utilizadores), Funções (cdm-admin, cdm-feeds) ou Tarefas e SQL Editor.</w:t>
+            </w:r>
+          </w:p>
+        </w:tc>
+      </w:tr>
+      <w:tr>
+        <w:trPr>
+          <w:tblHeader w:val="off"/>
+        </w:trPr>
+        <w:tc>
+          <w:tcPr>
+            <w:tcW w:type="dxa" w:w="2600"/>
+            <w:tcBorders>
+              <w:top w:val="single" w:color="D9D9E4" w:sz="4"/>
+              <w:left w:val="single" w:color="D9D9E4" w:sz="4"/>
+              <w:bottom w:val="single" w:color="D9D9E4" w:sz="4"/>
+              <w:right w:val="single" w:color="D9D9E4" w:sz="4"/>
+            </w:tcBorders>
+            <w:tcMar>
+              <w:top w:type="dxa" w:w="70"/>
+              <w:left w:type="dxa" w:w="110"/>
+              <w:bottom w:type="dxa" w:w="70"/>
+              <w:right w:type="dxa" w:w="110"/>
+            </w:tcMar>
+          </w:tcPr>
+          <w:p>
+            <w:r>
+              <w:rPr>
+                <w:sz w:val="19"/>
+                <w:szCs w:val="19"/>
+              </w:rPr>
+              <w:t xml:space="preserve">Execuções / Por hora</w:t>
+            </w:r>
+          </w:p>
+        </w:tc>
+        <w:tc>
+          <w:tcPr>
+            <w:tcW w:type="dxa" w:w="6426"/>
+            <w:tcBorders>
+              <w:top w:val="single" w:color="D9D9E4" w:sz="4"/>
+              <w:left w:val="single" w:color="D9D9E4" w:sz="4"/>
+              <w:bottom w:val="single" w:color="D9D9E4" w:sz="4"/>
+              <w:right w:val="single" w:color="D9D9E4" w:sz="4"/>
+            </w:tcBorders>
+            <w:tcMar>
+              <w:top w:type="dxa" w:w="70"/>
+              <w:left w:type="dxa" w:w="110"/>
+              <w:bottom w:type="dxa" w:w="70"/>
+              <w:right w:type="dxa" w:w="110"/>
+            </w:tcMar>
+          </w:tcPr>
+          <w:p>
+            <w:r>
+              <w:rPr>
+                <w:sz w:val="19"/>
+                <w:szCs w:val="19"/>
+              </w:rPr>
+              <w:t xml:space="preserve">Quantas vezes a consulta correu no período e a média por hora.</w:t>
+            </w:r>
+          </w:p>
+        </w:tc>
+      </w:tr>
+      <w:tr>
+        <w:trPr>
+          <w:tblHeader w:val="off"/>
+        </w:trPr>
+        <w:tc>
+          <w:tcPr>
+            <w:tcW w:type="dxa" w:w="2600"/>
+            <w:tcBorders>
+              <w:top w:val="single" w:color="D9D9E4" w:sz="4"/>
+              <w:left w:val="single" w:color="D9D9E4" w:sz="4"/>
+              <w:bottom w:val="single" w:color="D9D9E4" w:sz="4"/>
+              <w:right w:val="single" w:color="D9D9E4" w:sz="4"/>
+            </w:tcBorders>
+            <w:tcMar>
+              <w:top w:type="dxa" w:w="70"/>
+              <w:left w:type="dxa" w:w="110"/>
+              <w:bottom w:type="dxa" w:w="70"/>
+              <w:right w:type="dxa" w:w="110"/>
+            </w:tcMar>
+          </w:tcPr>
+          <w:p>
+            <w:r>
+              <w:rPr>
+                <w:sz w:val="19"/>
+                <w:szCs w:val="19"/>
+              </w:rPr>
+              <w:t xml:space="preserve">Média / Máx.</w:t>
+            </w:r>
+          </w:p>
+        </w:tc>
+        <w:tc>
+          <w:tcPr>
+            <w:tcW w:type="dxa" w:w="6426"/>
+            <w:tcBorders>
+              <w:top w:val="single" w:color="D9D9E4" w:sz="4"/>
+              <w:left w:val="single" w:color="D9D9E4" w:sz="4"/>
+              <w:bottom w:val="single" w:color="D9D9E4" w:sz="4"/>
+              <w:right w:val="single" w:color="D9D9E4" w:sz="4"/>
+            </w:tcBorders>
+            <w:tcMar>
+              <w:top w:type="dxa" w:w="70"/>
+              <w:left w:type="dxa" w:w="110"/>
+              <w:bottom w:type="dxa" w:w="70"/>
+              <w:right w:type="dxa" w:w="110"/>
+            </w:tcMar>
+          </w:tcPr>
+          <w:p>
+            <w:r>
+              <w:rPr>
+                <w:sz w:val="19"/>
+                <w:szCs w:val="19"/>
+              </w:rPr>
+              <w:t xml:space="preserve">Tempo médio no período e o mais alto desde o último recomeço.</w:t>
+            </w:r>
+          </w:p>
+        </w:tc>
+      </w:tr>
+      <w:tr>
+        <w:trPr>
+          <w:tblHeader w:val="off"/>
+        </w:trPr>
+        <w:tc>
+          <w:tcPr>
+            <w:tcW w:type="dxa" w:w="2600"/>
+            <w:tcBorders>
+              <w:top w:val="single" w:color="D9D9E4" w:sz="4"/>
+              <w:left w:val="single" w:color="D9D9E4" w:sz="4"/>
+              <w:bottom w:val="single" w:color="D9D9E4" w:sz="4"/>
+              <w:right w:val="single" w:color="D9D9E4" w:sz="4"/>
+            </w:tcBorders>
+            <w:tcMar>
+              <w:top w:type="dxa" w:w="70"/>
+              <w:left w:type="dxa" w:w="110"/>
+              <w:bottom w:type="dxa" w:w="70"/>
+              <w:right w:type="dxa" w:w="110"/>
+            </w:tcMar>
+          </w:tcPr>
+          <w:p>
+            <w:r>
+              <w:rPr>
+                <w:sz w:val="19"/>
+                <w:szCs w:val="19"/>
+              </w:rPr>
+              <w:t xml:space="preserve">Tempo total / % do tempo</w:t>
+            </w:r>
+          </w:p>
+        </w:tc>
+        <w:tc>
+          <w:tcPr>
+            <w:tcW w:type="dxa" w:w="6426"/>
+            <w:tcBorders>
+              <w:top w:val="single" w:color="D9D9E4" w:sz="4"/>
+              <w:left w:val="single" w:color="D9D9E4" w:sz="4"/>
+              <w:bottom w:val="single" w:color="D9D9E4" w:sz="4"/>
+              <w:right w:val="single" w:color="D9D9E4" w:sz="4"/>
+            </w:tcBorders>
+            <w:tcMar>
+              <w:top w:type="dxa" w:w="70"/>
+              <w:left w:type="dxa" w:w="110"/>
+              <w:bottom w:type="dxa" w:w="70"/>
+              <w:right w:type="dxa" w:w="110"/>
+            </w:tcMar>
+          </w:tcPr>
+          <w:p>
+            <w:r>
+              <w:rPr>
+                <w:sz w:val="19"/>
+                <w:szCs w:val="19"/>
+              </w:rPr>
+              <w:t xml:space="preserve">Tempo gasto pela consulta e a sua parte no tempo total da base de dados.</w:t>
+            </w:r>
+          </w:p>
+        </w:tc>
+      </w:tr>
+      <w:tr>
+        <w:trPr>
+          <w:tblHeader w:val="off"/>
+        </w:trPr>
+        <w:tc>
+          <w:tcPr>
+            <w:tcW w:type="dxa" w:w="2600"/>
+            <w:tcBorders>
+              <w:top w:val="single" w:color="D9D9E4" w:sz="4"/>
+              <w:left w:val="single" w:color="D9D9E4" w:sz="4"/>
+              <w:bottom w:val="single" w:color="D9D9E4" w:sz="4"/>
+              <w:right w:val="single" w:color="D9D9E4" w:sz="4"/>
+            </w:tcBorders>
+            <w:tcMar>
+              <w:top w:type="dxa" w:w="70"/>
+              <w:left w:type="dxa" w:w="110"/>
+              <w:bottom w:type="dxa" w:w="70"/>
+              <w:right w:type="dxa" w:w="110"/>
+            </w:tcMar>
+          </w:tcPr>
+          <w:p>
+            <w:r>
+              <w:rPr>
+                <w:sz w:val="19"/>
+                <w:szCs w:val="19"/>
+              </w:rPr>
+              <w:t xml:space="preserve">Linhas/exec., Memória, Leituras disco</w:t>
+            </w:r>
+          </w:p>
+        </w:tc>
+        <w:tc>
+          <w:tcPr>
+            <w:tcW w:type="dxa" w:w="6426"/>
+            <w:tcBorders>
+              <w:top w:val="single" w:color="D9D9E4" w:sz="4"/>
+              <w:left w:val="single" w:color="D9D9E4" w:sz="4"/>
+              <w:bottom w:val="single" w:color="D9D9E4" w:sz="4"/>
+              <w:right w:val="single" w:color="D9D9E4" w:sz="4"/>
+            </w:tcBorders>
+            <w:tcMar>
+              <w:top w:type="dxa" w:w="70"/>
+              <w:left w:type="dxa" w:w="110"/>
+              <w:bottom w:type="dxa" w:w="70"/>
+              <w:right w:type="dxa" w:w="110"/>
+            </w:tcMar>
+          </w:tcPr>
+          <w:p>
+            <w:r>
+              <w:rPr>
+                <w:sz w:val="19"/>
+                <w:szCs w:val="19"/>
+              </w:rPr>
+              <w:t xml:space="preserve">Linhas devolvidas, percentagem de leituras feitas em memória e blocos lidos do disco.</w:t>
+            </w:r>
+          </w:p>
+        </w:tc>
+      </w:tr>
+      <w:tr>
+        <w:trPr>
+          <w:tblHeader w:val="off"/>
+        </w:trPr>
+        <w:tc>
+          <w:tcPr>
+            <w:tcW w:type="dxa" w:w="2600"/>
+            <w:tcBorders>
+              <w:top w:val="single" w:color="D9D9E4" w:sz="4"/>
+              <w:left w:val="single" w:color="D9D9E4" w:sz="4"/>
+              <w:bottom w:val="single" w:color="D9D9E4" w:sz="4"/>
+              <w:right w:val="single" w:color="D9D9E4" w:sz="4"/>
+            </w:tcBorders>
+            <w:tcMar>
+              <w:top w:type="dxa" w:w="70"/>
+              <w:left w:type="dxa" w:w="110"/>
+              <w:bottom w:type="dxa" w:w="70"/>
+              <w:right w:type="dxa" w:w="110"/>
+            </w:tcMar>
+          </w:tcPr>
+          <w:p>
+            <w:r>
+              <w:rPr>
+                <w:sz w:val="19"/>
+                <w:szCs w:val="19"/>
+              </w:rPr>
+              <w:t xml:space="preserve">Temp. MB / WAL MB</w:t>
+            </w:r>
+          </w:p>
+        </w:tc>
+        <w:tc>
+          <w:tcPr>
+            <w:tcW w:type="dxa" w:w="6426"/>
+            <w:tcBorders>
+              <w:top w:val="single" w:color="D9D9E4" w:sz="4"/>
+              <w:left w:val="single" w:color="D9D9E4" w:sz="4"/>
+              <w:bottom w:val="single" w:color="D9D9E4" w:sz="4"/>
+              <w:right w:val="single" w:color="D9D9E4" w:sz="4"/>
+            </w:tcBorders>
+            <w:tcMar>
+              <w:top w:type="dxa" w:w="70"/>
+              <w:left w:type="dxa" w:w="110"/>
+              <w:bottom w:type="dxa" w:w="70"/>
+              <w:right w:type="dxa" w:w="110"/>
+            </w:tcMar>
+          </w:tcPr>
+          <w:p>
+            <w:r>
+              <w:rPr>
+                <w:sz w:val="19"/>
+                <w:szCs w:val="19"/>
+              </w:rPr>
+              <w:t xml:space="preserve">Ficheiros temporários (ordenações grandes) e escrita no registo de transacções.</w:t>
+            </w:r>
+          </w:p>
+        </w:tc>
+      </w:tr>
+    </w:tbl>
+    <w:p>
+      <w:pPr>
+        <w:spacing w:after="80"/>
+      </w:pPr>
+    </w:p>
+    <w:p>
+      <w:pPr>
+        <w:pBdr>
+          <w:left w:val="single" w:color="FF9012" w:sz="18" w:space="8"/>
+        </w:pBdr>
+        <w:shd w:fill="FFF3E3" w:color="auto" w:val="clear"/>
+        <w:spacing w:after="160" w:before="120"/>
+        <w:ind w:left="120" w:right="120"/>
+      </w:pPr>
+      <w:r>
+        <w:rPr>
+          <w:b/>
+          <w:bCs/>
+          <w:color w:val="B05A00"/>
+        </w:rPr>
+        <w:t xml:space="preserve">Dica: </w:t>
+      </w:r>
+      <w:r>
+        <w:t xml:space="preserve">Para ver cada execução lenta com a hora exacta, abra no Supabase </w:t>
+      </w:r>
+      <w:r>
+        <w:rPr>
+          <w:b/>
+          <w:bCs/>
+        </w:rPr>
+        <w:t xml:space="preserve">Logs → Postgres</w:t>
+      </w:r>
+      <w:r>
+        <w:t xml:space="preserve"> e pesquise as linhas que começam por “duration:”. O cartão </w:t>
+      </w:r>
+      <w:r>
+        <w:rPr>
+          <w:b/>
+          <w:bCs/>
+        </w:rPr>
+        <w:t xml:space="preserve">Cada execução lenta</w:t>
+      </w:r>
+      <w:r>
+        <w:t xml:space="preserve"> do painel tem a consulta pronta a copiar.</w:t>
+      </w:r>
+    </w:p>
+    <w:p>
+      <w:pPr>
         <w:pStyle w:val="Heading1"/>
         <w:pageBreakBefore/>
       </w:pPr>
@@ -11391,6 +12234,79 @@
                 <w:szCs w:val="19"/>
               </w:rPr>
               <w:t xml:space="preserve">Liga cada utilizador ao id da sua conta do Supabase: uma conta criada por fora, mesmo com o email de alguém da lista, não tem acesso. Correr depois do 07. Se voltar a correr o 05, o 06 ou o 07, corra também o 08.</w:t>
+            </w:r>
+          </w:p>
+        </w:tc>
+      </w:tr>
+      <w:tr>
+        <w:trPr>
+          <w:tblHeader w:val="off"/>
+        </w:trPr>
+        <w:tc>
+          <w:tcPr>
+            <w:tcW w:type="dxa" w:w="3000"/>
+            <w:tcBorders>
+              <w:top w:val="single" w:color="D9D9E4" w:sz="4"/>
+              <w:left w:val="single" w:color="D9D9E4" w:sz="4"/>
+              <w:bottom w:val="single" w:color="D9D9E4" w:sz="4"/>
+              <w:right w:val="single" w:color="D9D9E4" w:sz="4"/>
+            </w:tcBorders>
+            <w:tcMar>
+              <w:top w:type="dxa" w:w="70"/>
+              <w:left w:type="dxa" w:w="110"/>
+              <w:bottom w:type="dxa" w:w="70"/>
+              <w:right w:type="dxa" w:w="110"/>
+            </w:tcMar>
+          </w:tcPr>
+          <w:p>
+            <w:r>
+              <w:rPr>
+                <w:sz w:val="19"/>
+                <w:szCs w:val="19"/>
+              </w:rPr>
+              <w:t xml:space="preserve">09-desempenho.sql</w:t>
+            </w:r>
+          </w:p>
+        </w:tc>
+        <w:tc>
+          <w:tcPr>
+            <w:tcW w:type="dxa" w:w="6026"/>
+            <w:tcBorders>
+              <w:top w:val="single" w:color="D9D9E4" w:sz="4"/>
+              <w:left w:val="single" w:color="D9D9E4" w:sz="4"/>
+              <w:bottom w:val="single" w:color="D9D9E4" w:sz="4"/>
+              <w:right w:val="single" w:color="D9D9E4" w:sz="4"/>
+            </w:tcBorders>
+            <w:tcMar>
+              <w:top w:type="dxa" w:w="70"/>
+              <w:left w:type="dxa" w:w="110"/>
+              <w:bottom w:type="dxa" w:w="70"/>
+              <w:right w:type="dxa" w:w="110"/>
+            </w:tcMar>
+          </w:tcPr>
+          <w:p>
+            <w:r>
+              <w:rPr>
+                <w:sz w:val="19"/>
+                <w:szCs w:val="19"/>
+              </w:rPr>
+              <w:t xml:space="preserve">Índices, conteúdo público sem dados do CMS, registo de consultas lentas (250 ms) e métricas para Sistema → Desempenho. Correr depois do 08 e </w:t>
+            </w:r>
+            <w:r>
+              <w:rPr>
+                <w:b/>
+                <w:bCs/>
+                <w:sz w:val="19"/>
+                <w:szCs w:val="19"/>
+              </w:rPr>
+              <w:t xml:space="preserve">depois</w:t>
+            </w:r>
+            <w:r>
+              <w:rPr>
+                <w:sz w:val="19"/>
+                <w:szCs w:val="19"/>
+              </w:rPr>
+              <w:t xml:space="preserve"> de enviar os ficheiros da 2.30.0 para o GitHub.</w:t>
             </w:r>
           </w:p>
         </w:tc>
@@ -14592,6 +15508,63 @@
                 <w:szCs w:val="19"/>
               </w:rPr>
               <w:t xml:space="preserve">Principais alterações</w:t>
+            </w:r>
+          </w:p>
+        </w:tc>
+      </w:tr>
+      <w:tr>
+        <w:trPr>
+          <w:tblHeader w:val="off"/>
+        </w:trPr>
+        <w:tc>
+          <w:tcPr>
+            <w:tcW w:type="dxa" w:w="1500"/>
+            <w:tcBorders>
+              <w:top w:val="single" w:color="D9D9E4" w:sz="4"/>
+              <w:left w:val="single" w:color="D9D9E4" w:sz="4"/>
+              <w:bottom w:val="single" w:color="D9D9E4" w:sz="4"/>
+              <w:right w:val="single" w:color="D9D9E4" w:sz="4"/>
+            </w:tcBorders>
+            <w:tcMar>
+              <w:top w:type="dxa" w:w="70"/>
+              <w:left w:type="dxa" w:w="110"/>
+              <w:bottom w:type="dxa" w:w="70"/>
+              <w:right w:type="dxa" w:w="110"/>
+            </w:tcMar>
+          </w:tcPr>
+          <w:p>
+            <w:r>
+              <w:rPr>
+                <w:sz w:val="19"/>
+                <w:szCs w:val="19"/>
+              </w:rPr>
+              <w:t xml:space="preserve">2.30.0</w:t>
+            </w:r>
+          </w:p>
+        </w:tc>
+        <w:tc>
+          <w:tcPr>
+            <w:tcW w:type="dxa" w:w="7526"/>
+            <w:tcBorders>
+              <w:top w:val="single" w:color="D9D9E4" w:sz="4"/>
+              <w:left w:val="single" w:color="D9D9E4" w:sz="4"/>
+              <w:bottom w:val="single" w:color="D9D9E4" w:sz="4"/>
+              <w:right w:val="single" w:color="D9D9E4" w:sz="4"/>
+            </w:tcBorders>
+            <w:tcMar>
+              <w:top w:type="dxa" w:w="70"/>
+              <w:left w:type="dxa" w:w="110"/>
+              <w:bottom w:type="dxa" w:w="70"/>
+              <w:right w:type="dxa" w:w="110"/>
+            </w:tcMar>
+          </w:tcPr>
+          <w:p>
+            <w:r>
+              <w:rPr>
+                <w:sz w:val="19"/>
+                <w:szCs w:val="19"/>
+              </w:rPr>
+              <w:t xml:space="preserve">Desempenho: site e CMS pedem menos dados; índices em falta; registo de consultas lentas; painel Sistema → Desempenho.</w:t>
             </w:r>
           </w:p>
         </w:tc>
@@ -16040,7 +17013,7 @@
         <w:sz w:val="16"/>
         <w:szCs w:val="16"/>
       </w:rPr>
-      <w:t xml:space="preserve">Port of Beira · Manual do CMS · v2.29.1</w:t>
+      <w:t xml:space="preserve">Port of Beira · Manual do CMS · v2.30.0</w:t>
     </w:r>
   </w:p>
 </w:hdr>

--- a/Manual-CMS-Port-of-Beira.docx
+++ b/Manual-CMS-Port-of-Beira.docx
@@ -69,7 +69,7 @@
           <w:sz w:val="22"/>
           <w:szCs w:val="22"/>
         </w:rPr>
-        <w:t xml:space="preserve">2.30.0</w:t>
+        <w:t xml:space="preserve">2.31.0</w:t>
       </w:r>
     </w:p>
     <w:p>
@@ -1038,7 +1038,7 @@
         <w:t xml:space="preserve">Versão</w:t>
       </w:r>
       <w:r>
-        <w:t xml:space="preserve">: o número aparece no fundo da barra lateral (ex.: “Versão 2.30.0”). Indique-o sempre que reportar um problema.</w:t>
+        <w:t xml:space="preserve">: o número aparece no fundo da barra lateral (ex.: “Versão 2.31.0”). Indique-o sempre que reportar um problema.</w:t>
       </w:r>
     </w:p>
     <w:p>
@@ -8341,6 +8341,409 @@
     </w:p>
     <w:p>
       <w:pPr>
+        <w:pStyle w:val="Heading2"/>
+        <w:keepNext/>
+        <w:keepLines/>
+      </w:pPr>
+      <w:r>
+        <w:t xml:space="preserve">12.6 Fotografias dos terminais</w:t>
+      </w:r>
+    </w:p>
+    <w:p>
+      <w:pPr>
+        <w:spacing w:after="120"/>
+      </w:pPr>
+      <w:r>
+        <w:t xml:space="preserve">Em </w:t>
+      </w:r>
+      <w:r>
+        <w:rPr>
+          <w:b/>
+          <w:bCs/>
+        </w:rPr>
+        <w:t xml:space="preserve">Plano de atracação → Fotografias dos terminais</w:t>
+      </w:r>
+      <w:r>
+        <w:t xml:space="preserve"> (administradores e editores) pode juntar uma fotografia real de cada terminal. No site, cada cais mostra o seu troço da fotografia atrás do nome, ao lado da linha do tempo; a lupa abre a fotografia inteira com os cais marcados.</w:t>
+      </w:r>
+    </w:p>
+    <w:p>
+      <w:pPr>
+        <w:pStyle w:val="ListParagraph"/>
+        <w:numPr>
+          <w:ilvl w:val="0"/>
+          <w:numId w:val="201"/>
+        </w:numPr>
+        <w:spacing w:after="60"/>
+      </w:pPr>
+      <w:r>
+        <w:t xml:space="preserve">Abra </w:t>
+      </w:r>
+      <w:r>
+        <w:rPr>
+          <w:b/>
+          <w:bCs/>
+        </w:rPr>
+        <w:t xml:space="preserve">Fotografias dos terminais</w:t>
+      </w:r>
+      <w:r>
+        <w:t xml:space="preserve"> e, no terminal pretendido, clique em </w:t>
+      </w:r>
+      <w:r>
+        <w:rPr>
+          <w:b/>
+          <w:bCs/>
+        </w:rPr>
+        <w:t xml:space="preserve">Carregar imagem</w:t>
+      </w:r>
+      <w:r>
+        <w:t xml:space="preserve">. Use uma fotografia aérea com todos os cais à vista (1920 px de largura, JPG).</w:t>
+      </w:r>
+    </w:p>
+    <w:p>
+      <w:pPr>
+        <w:pStyle w:val="ListParagraph"/>
+        <w:numPr>
+          <w:ilvl w:val="0"/>
+          <w:numId w:val="201"/>
+        </w:numPr>
+        <w:spacing w:after="60"/>
+      </w:pPr>
+      <w:r>
+        <w:t xml:space="preserve">Em </w:t>
+      </w:r>
+      <w:r>
+        <w:rPr>
+          <w:b/>
+          <w:bCs/>
+        </w:rPr>
+        <w:t xml:space="preserve">Na fotografia, o cais segue</w:t>
+      </w:r>
+      <w:r>
+        <w:t xml:space="preserve">, escolha </w:t>
+      </w:r>
+      <w:r>
+        <w:rPr>
+          <w:b/>
+          <w:bCs/>
+        </w:rPr>
+        <w:t xml:space="preserve">Da esquerda para a direita</w:t>
+      </w:r>
+      <w:r>
+        <w:t xml:space="preserve"> (fotografia horizontal) ou </w:t>
+      </w:r>
+      <w:r>
+        <w:rPr>
+          <w:b/>
+          <w:bCs/>
+        </w:rPr>
+        <w:t xml:space="preserve">De cima para baixo</w:t>
+      </w:r>
+      <w:r>
+        <w:t xml:space="preserve">.</w:t>
+      </w:r>
+    </w:p>
+    <w:p>
+      <w:pPr>
+        <w:pStyle w:val="ListParagraph"/>
+        <w:numPr>
+          <w:ilvl w:val="0"/>
+          <w:numId w:val="201"/>
+        </w:numPr>
+        <w:spacing w:after="60"/>
+      </w:pPr>
+      <w:r>
+        <w:t xml:space="preserve">Arraste as marcas laranja </w:t>
+      </w:r>
+      <w:r>
+        <w:rPr>
+          <w:b/>
+          <w:bCs/>
+        </w:rPr>
+        <w:t xml:space="preserve">▸</w:t>
+      </w:r>
+      <w:r>
+        <w:t xml:space="preserve"> para o início de cada cais e as brancas </w:t>
+      </w:r>
+      <w:r>
+        <w:rPr>
+          <w:b/>
+          <w:bCs/>
+        </w:rPr>
+        <w:t xml:space="preserve">◂</w:t>
+      </w:r>
+      <w:r>
+        <w:t xml:space="preserve"> para o fim. Pode também escrever as posições na tabela (0 a 100%). </w:t>
+      </w:r>
+      <w:r>
+        <w:rPr>
+          <w:b/>
+          <w:bCs/>
+        </w:rPr>
+        <w:t xml:space="preserve">Dividir em partes iguais</w:t>
+      </w:r>
+      <w:r>
+        <w:t xml:space="preserve"> repõe as marcas.</w:t>
+      </w:r>
+    </w:p>
+    <w:p>
+      <w:pPr>
+        <w:pStyle w:val="ListParagraph"/>
+        <w:numPr>
+          <w:ilvl w:val="0"/>
+          <w:numId w:val="201"/>
+        </w:numPr>
+        <w:spacing w:after="60"/>
+      </w:pPr>
+      <w:r>
+        <w:t xml:space="preserve">No </w:t>
+      </w:r>
+      <w:r>
+        <w:rPr>
+          <w:b/>
+          <w:bCs/>
+        </w:rPr>
+        <w:t xml:space="preserve">Terminal de Contentores</w:t>
+      </w:r>
+      <w:r>
+        <w:t xml:space="preserve">, indique o número do cabeço no início e no fim do cais. Assim a fotografia fica alinhada com os cabeços da linha do tempo.</w:t>
+      </w:r>
+    </w:p>
+    <w:p>
+      <w:pPr>
+        <w:pStyle w:val="ListParagraph"/>
+        <w:numPr>
+          <w:ilvl w:val="0"/>
+          <w:numId w:val="201"/>
+        </w:numPr>
+        <w:spacing w:after="60"/>
+      </w:pPr>
+      <w:r>
+        <w:t xml:space="preserve">Clique em </w:t>
+      </w:r>
+      <w:r>
+        <w:rPr>
+          <w:b/>
+          <w:bCs/>
+        </w:rPr>
+        <w:t xml:space="preserve">Publicar</w:t>
+      </w:r>
+      <w:r>
+        <w:t xml:space="preserve">.</w:t>
+      </w:r>
+    </w:p>
+    <w:p>
+      <w:pPr>
+        <w:keepNext/>
+        <w:spacing w:after="40" w:before="120"/>
+        <w:jc w:val="center"/>
+      </w:pPr>
+      <w:r>
+        <w:drawing>
+          <wp:inline distT="0" distB="0" distL="0" distR="0">
+            <wp:extent cx="4541876" cy="6949440"/>
+            <wp:effectExtent t="0" r="0" b="0" l="0"/>
+            <wp:docPr id="4000" name="bp-q-man-cms.jpg" descr="Marcar o início e o fim de cada cais na fotografia do TCG" title="Marcar o início e o fim de cada cais na fotografia do TCG"/>
+            <wp:cNvGraphicFramePr>
+              <a:graphicFrameLocks xmlns:a="http://schemas.openxmlformats.org/drawingml/2006/main" noChangeAspect="1"/>
+            </wp:cNvGraphicFramePr>
+            <a:graphic xmlns:a="http://schemas.openxmlformats.org/drawingml/2006/main">
+              <a:graphicData uri="http://schemas.openxmlformats.org/drawingml/2006/picture">
+                <pic:pic xmlns:pic="http://schemas.openxmlformats.org/drawingml/2006/picture">
+                  <pic:nvPicPr>
+                    <pic:cNvPr id="0" name="" descr=""/>
+                    <pic:cNvPicPr>
+                      <a:picLocks noChangeAspect="1" noChangeArrowheads="1"/>
+                    </pic:cNvPicPr>
+                  </pic:nvPicPr>
+                  <pic:blipFill>
+                    <a:blip r:embed="rId400" cstate="none"/>
+                    <a:srcRect/>
+                    <a:stretch>
+                      <a:fillRect/>
+                    </a:stretch>
+                  </pic:blipFill>
+                  <pic:spPr bwMode="auto">
+                    <a:xfrm>
+                      <a:off x="0" y="0"/>
+                      <a:ext cx="4541876" cy="6949440"/>
+                    </a:xfrm>
+                    <a:prstGeom prst="rect">
+                      <a:avLst/>
+                    </a:prstGeom>
+                  </pic:spPr>
+                </pic:pic>
+              </a:graphicData>
+            </a:graphic>
+          </wp:inline>
+        </w:drawing>
+      </w:r>
+    </w:p>
+    <w:p>
+      <w:pPr>
+        <w:spacing w:after="200"/>
+        <w:jc w:val="center"/>
+      </w:pPr>
+      <w:r>
+        <w:rPr>
+          <w:i/>
+          <w:iCs/>
+          <w:color w:val="5F5F74"/>
+          <w:sz w:val="18"/>
+          <w:szCs w:val="18"/>
+        </w:rPr>
+        <w:t xml:space="preserve">Marcar o início e o fim de cada cais na fotografia do TCG</w:t>
+      </w:r>
+    </w:p>
+    <w:p>
+      <w:pPr>
+        <w:keepNext/>
+        <w:spacing w:after="40" w:before="120"/>
+        <w:jc w:val="center"/>
+      </w:pPr>
+      <w:r>
+        <w:drawing>
+          <wp:inline distT="0" distB="0" distL="0" distR="0">
+            <wp:extent cx="5486400" cy="3831020"/>
+            <wp:effectExtent t="0" r="0" b="0" l="0"/>
+            <wp:docPr id="4001" name="bp-q-man-site.jpg" descr="No site: cada cais com o seu troço da fotografia" title="No site: cada cais com o seu troço da fotografia"/>
+            <wp:cNvGraphicFramePr>
+              <a:graphicFrameLocks xmlns:a="http://schemas.openxmlformats.org/drawingml/2006/main" noChangeAspect="1"/>
+            </wp:cNvGraphicFramePr>
+            <a:graphic xmlns:a="http://schemas.openxmlformats.org/drawingml/2006/main">
+              <a:graphicData uri="http://schemas.openxmlformats.org/drawingml/2006/picture">
+                <pic:pic xmlns:pic="http://schemas.openxmlformats.org/drawingml/2006/picture">
+                  <pic:nvPicPr>
+                    <pic:cNvPr id="0" name="" descr=""/>
+                    <pic:cNvPicPr>
+                      <a:picLocks noChangeAspect="1" noChangeArrowheads="1"/>
+                    </pic:cNvPicPr>
+                  </pic:nvPicPr>
+                  <pic:blipFill>
+                    <a:blip r:embed="rId401" cstate="none"/>
+                    <a:srcRect/>
+                    <a:stretch>
+                      <a:fillRect/>
+                    </a:stretch>
+                  </pic:blipFill>
+                  <pic:spPr bwMode="auto">
+                    <a:xfrm>
+                      <a:off x="0" y="0"/>
+                      <a:ext cx="5486400" cy="3831020"/>
+                    </a:xfrm>
+                    <a:prstGeom prst="rect">
+                      <a:avLst/>
+                    </a:prstGeom>
+                  </pic:spPr>
+                </pic:pic>
+              </a:graphicData>
+            </a:graphic>
+          </wp:inline>
+        </w:drawing>
+      </w:r>
+    </w:p>
+    <w:p>
+      <w:pPr>
+        <w:spacing w:after="200"/>
+        <w:jc w:val="center"/>
+      </w:pPr>
+      <w:r>
+        <w:rPr>
+          <w:i/>
+          <w:iCs/>
+          <w:color w:val="5F5F74"/>
+          <w:sz w:val="18"/>
+          <w:szCs w:val="18"/>
+        </w:rPr>
+        <w:t xml:space="preserve">No site: cada cais com o seu troço da fotografia</w:t>
+      </w:r>
+    </w:p>
+    <w:p>
+      <w:pPr>
+        <w:keepNext/>
+        <w:spacing w:after="40" w:before="120"/>
+        <w:jc w:val="center"/>
+      </w:pPr>
+      <w:r>
+        <w:drawing>
+          <wp:inline distT="0" distB="0" distL="0" distR="0">
+            <wp:extent cx="5486400" cy="3429000"/>
+            <wp:effectExtent t="0" r="0" b="0" l="0"/>
+            <wp:docPr id="4002" name="bp-q-man-lb.jpg" descr="A lupa abre a fotografia inteira, com o cais escolhido em destaque" title="A lupa abre a fotografia inteira, com o cais escolhido em destaque"/>
+            <wp:cNvGraphicFramePr>
+              <a:graphicFrameLocks xmlns:a="http://schemas.openxmlformats.org/drawingml/2006/main" noChangeAspect="1"/>
+            </wp:cNvGraphicFramePr>
+            <a:graphic xmlns:a="http://schemas.openxmlformats.org/drawingml/2006/main">
+              <a:graphicData uri="http://schemas.openxmlformats.org/drawingml/2006/picture">
+                <pic:pic xmlns:pic="http://schemas.openxmlformats.org/drawingml/2006/picture">
+                  <pic:nvPicPr>
+                    <pic:cNvPr id="0" name="" descr=""/>
+                    <pic:cNvPicPr>
+                      <a:picLocks noChangeAspect="1" noChangeArrowheads="1"/>
+                    </pic:cNvPicPr>
+                  </pic:nvPicPr>
+                  <pic:blipFill>
+                    <a:blip r:embed="rId402" cstate="none"/>
+                    <a:srcRect/>
+                    <a:stretch>
+                      <a:fillRect/>
+                    </a:stretch>
+                  </pic:blipFill>
+                  <pic:spPr bwMode="auto">
+                    <a:xfrm>
+                      <a:off x="0" y="0"/>
+                      <a:ext cx="5486400" cy="3429000"/>
+                    </a:xfrm>
+                    <a:prstGeom prst="rect">
+                      <a:avLst/>
+                    </a:prstGeom>
+                  </pic:spPr>
+                </pic:pic>
+              </a:graphicData>
+            </a:graphic>
+          </wp:inline>
+        </w:drawing>
+      </w:r>
+    </w:p>
+    <w:p>
+      <w:pPr>
+        <w:spacing w:after="200"/>
+        <w:jc w:val="center"/>
+      </w:pPr>
+      <w:r>
+        <w:rPr>
+          <w:i/>
+          <w:iCs/>
+          <w:color w:val="5F5F74"/>
+          <w:sz w:val="18"/>
+          <w:szCs w:val="18"/>
+        </w:rPr>
+        <w:t xml:space="preserve">A lupa abre a fotografia inteira, com o cais escolhido em destaque</w:t>
+      </w:r>
+    </w:p>
+    <w:p>
+      <w:pPr>
+        <w:pBdr>
+          <w:left w:val="single" w:color="FF9012" w:sz="18" w:space="8"/>
+        </w:pBdr>
+        <w:shd w:fill="FFF3E3" w:color="auto" w:val="clear"/>
+        <w:spacing w:after="160" w:before="120"/>
+        <w:ind w:left="120" w:right="120"/>
+      </w:pPr>
+      <w:r>
+        <w:rPr>
+          <w:b/>
+          <w:bCs/>
+          <w:color w:val="B05A00"/>
+        </w:rPr>
+        <w:t xml:space="preserve">Dica: </w:t>
+      </w:r>
+      <w:r>
+        <w:t xml:space="preserve">As marcas ficam guardadas mesmo quando importa um novo plano em PDF. Se mudar a fotografia, confirme as marcas antes de publicar. O nível Planeamento não vê esta secção.</w:t>
+      </w:r>
+    </w:p>
+    <w:p>
+      <w:pPr>
         <w:pStyle w:val="Heading1"/>
         <w:pageBreakBefore/>
       </w:pPr>
@@ -15538,6 +15941,63 @@
                 <w:sz w:val="19"/>
                 <w:szCs w:val="19"/>
               </w:rPr>
+              <w:t xml:space="preserve">2.31.0</w:t>
+            </w:r>
+          </w:p>
+        </w:tc>
+        <w:tc>
+          <w:tcPr>
+            <w:tcW w:type="dxa" w:w="7526"/>
+            <w:tcBorders>
+              <w:top w:val="single" w:color="D9D9E4" w:sz="4"/>
+              <w:left w:val="single" w:color="D9D9E4" w:sz="4"/>
+              <w:bottom w:val="single" w:color="D9D9E4" w:sz="4"/>
+              <w:right w:val="single" w:color="D9D9E4" w:sz="4"/>
+            </w:tcBorders>
+            <w:tcMar>
+              <w:top w:type="dxa" w:w="70"/>
+              <w:left w:type="dxa" w:w="110"/>
+              <w:bottom w:type="dxa" w:w="70"/>
+              <w:right w:type="dxa" w:w="110"/>
+            </w:tcMar>
+          </w:tcPr>
+          <w:p>
+            <w:r>
+              <w:rPr>
+                <w:sz w:val="19"/>
+                <w:szCs w:val="19"/>
+              </w:rPr>
+              <w:t xml:space="preserve">Fotografia de cada terminal no plano de atracação, com o início e o fim de cada cais marcados no CMS.</w:t>
+            </w:r>
+          </w:p>
+        </w:tc>
+      </w:tr>
+      <w:tr>
+        <w:trPr>
+          <w:tblHeader w:val="off"/>
+        </w:trPr>
+        <w:tc>
+          <w:tcPr>
+            <w:tcW w:type="dxa" w:w="1500"/>
+            <w:tcBorders>
+              <w:top w:val="single" w:color="D9D9E4" w:sz="4"/>
+              <w:left w:val="single" w:color="D9D9E4" w:sz="4"/>
+              <w:bottom w:val="single" w:color="D9D9E4" w:sz="4"/>
+              <w:right w:val="single" w:color="D9D9E4" w:sz="4"/>
+            </w:tcBorders>
+            <w:tcMar>
+              <w:top w:type="dxa" w:w="70"/>
+              <w:left w:type="dxa" w:w="110"/>
+              <w:bottom w:type="dxa" w:w="70"/>
+              <w:right w:type="dxa" w:w="110"/>
+            </w:tcMar>
+          </w:tcPr>
+          <w:p>
+            <w:r>
+              <w:rPr>
+                <w:sz w:val="19"/>
+                <w:szCs w:val="19"/>
+              </w:rPr>
               <w:t xml:space="preserve">2.30.0</w:t>
             </w:r>
           </w:p>
@@ -17013,7 +17473,7 @@
         <w:sz w:val="16"/>
         <w:szCs w:val="16"/>
       </w:rPr>
-      <w:t xml:space="preserve">Port of Beira · Manual do CMS · v2.30.0</w:t>
+      <w:t xml:space="preserve">Port of Beira · Manual do CMS · v2.31.0</w:t>
     </w:r>
   </w:p>
 </w:hdr>
@@ -18117,6 +18577,12 @@
     </w:lvlOverride>
   </w:num>
   <w:num w:numId="101">
+    <w:abstractNumId w:val="37"/>
+    <w:lvlOverride w:ilvl="0">
+      <w:startOverride w:val="1"/>
+    </w:lvlOverride>
+  </w:num>
+  <w:num w:numId="201">
     <w:abstractNumId w:val="37"/>
     <w:lvlOverride w:ilvl="0">
       <w:startOverride w:val="1"/>

--- a/Manual-CMS-Port-of-Beira.docx
+++ b/Manual-CMS-Port-of-Beira.docx
@@ -8364,7 +8364,7 @@
         <w:t xml:space="preserve">Plano de atracação → Fotografias dos terminais</w:t>
       </w:r>
       <w:r>
-        <w:t xml:space="preserve"> (administradores e editores) pode juntar uma fotografia real de cada terminal. No site, cada cais mostra o seu troço da fotografia atrás do nome, ao lado da linha do tempo; a lupa abre a fotografia inteira com os cais marcados.</w:t>
+        <w:t xml:space="preserve"> (administradores e editores) pode juntar uma fotografia real, horizontal, de cada terminal. No site, cada cais mostra o seu troço da fotografia atrás do nome, ao lado da linha do tempo (no Terminal de Contentores, o troço do cais ocupa a coluna “Ao longo do cais”); a lupa abre a fotografia inteira com os cais marcados.</w:t>
       </w:r>
     </w:p>
     <w:p>
@@ -8397,7 +8397,7 @@
         <w:t xml:space="preserve">Carregar imagem</w:t>
       </w:r>
       <w:r>
-        <w:t xml:space="preserve">. Use uma fotografia aérea com todos os cais à vista (1920 px de largura, JPG).</w:t>
+        <w:t xml:space="preserve">. Use uma fotografia aérea horizontal com todos os cais à vista, da esquerda para a direita (1920 × 1080 px, JPG).</w:t>
       </w:r>
     </w:p>
     <w:p>
@@ -8410,37 +8410,37 @@
         <w:spacing w:after="60"/>
       </w:pPr>
       <w:r>
-        <w:t xml:space="preserve">Em </w:t>
-      </w:r>
-      <w:r>
-        <w:rPr>
-          <w:b/>
-          <w:bCs/>
-        </w:rPr>
-        <w:t xml:space="preserve">Na fotografia, o cais segue</w:t>
-      </w:r>
-      <w:r>
-        <w:t xml:space="preserve">, escolha </w:t>
-      </w:r>
-      <w:r>
-        <w:rPr>
-          <w:b/>
-          <w:bCs/>
-        </w:rPr>
-        <w:t xml:space="preserve">Da esquerda para a direita</w:t>
-      </w:r>
-      <w:r>
-        <w:t xml:space="preserve"> (fotografia horizontal) ou </w:t>
-      </w:r>
-      <w:r>
-        <w:rPr>
-          <w:b/>
-          <w:bCs/>
-        </w:rPr>
-        <w:t xml:space="preserve">De cima para baixo</w:t>
-      </w:r>
-      <w:r>
-        <w:t xml:space="preserve">.</w:t>
+        <w:t xml:space="preserve">Arraste as marcas laranja </w:t>
+      </w:r>
+      <w:r>
+        <w:rPr>
+          <w:b/>
+          <w:bCs/>
+        </w:rPr>
+        <w:t xml:space="preserve">▸</w:t>
+      </w:r>
+      <w:r>
+        <w:t xml:space="preserve"> para o início de cada cais e as brancas </w:t>
+      </w:r>
+      <w:r>
+        <w:rPr>
+          <w:b/>
+          <w:bCs/>
+        </w:rPr>
+        <w:t xml:space="preserve">◂</w:t>
+      </w:r>
+      <w:r>
+        <w:t xml:space="preserve"> para o fim. Pode também escrever as posições na tabela (0 a 100% da largura). </w:t>
+      </w:r>
+      <w:r>
+        <w:rPr>
+          <w:b/>
+          <w:bCs/>
+        </w:rPr>
+        <w:t xml:space="preserve">Dividir em partes iguais</w:t>
+      </w:r>
+      <w:r>
+        <w:t xml:space="preserve"> repõe as marcas.</w:t>
       </w:r>
     </w:p>
     <w:p>
@@ -8453,72 +8453,6 @@
         <w:spacing w:after="60"/>
       </w:pPr>
       <w:r>
-        <w:t xml:space="preserve">Arraste as marcas laranja </w:t>
-      </w:r>
-      <w:r>
-        <w:rPr>
-          <w:b/>
-          <w:bCs/>
-        </w:rPr>
-        <w:t xml:space="preserve">▸</w:t>
-      </w:r>
-      <w:r>
-        <w:t xml:space="preserve"> para o início de cada cais e as brancas </w:t>
-      </w:r>
-      <w:r>
-        <w:rPr>
-          <w:b/>
-          <w:bCs/>
-        </w:rPr>
-        <w:t xml:space="preserve">◂</w:t>
-      </w:r>
-      <w:r>
-        <w:t xml:space="preserve"> para o fim. Pode também escrever as posições na tabela (0 a 100%). </w:t>
-      </w:r>
-      <w:r>
-        <w:rPr>
-          <w:b/>
-          <w:bCs/>
-        </w:rPr>
-        <w:t xml:space="preserve">Dividir em partes iguais</w:t>
-      </w:r>
-      <w:r>
-        <w:t xml:space="preserve"> repõe as marcas.</w:t>
-      </w:r>
-    </w:p>
-    <w:p>
-      <w:pPr>
-        <w:pStyle w:val="ListParagraph"/>
-        <w:numPr>
-          <w:ilvl w:val="0"/>
-          <w:numId w:val="201"/>
-        </w:numPr>
-        <w:spacing w:after="60"/>
-      </w:pPr>
-      <w:r>
-        <w:t xml:space="preserve">No </w:t>
-      </w:r>
-      <w:r>
-        <w:rPr>
-          <w:b/>
-          <w:bCs/>
-        </w:rPr>
-        <w:t xml:space="preserve">Terminal de Contentores</w:t>
-      </w:r>
-      <w:r>
-        <w:t xml:space="preserve">, indique o número do cabeço no início e no fim do cais. Assim a fotografia fica alinhada com os cabeços da linha do tempo.</w:t>
-      </w:r>
-    </w:p>
-    <w:p>
-      <w:pPr>
-        <w:pStyle w:val="ListParagraph"/>
-        <w:numPr>
-          <w:ilvl w:val="0"/>
-          <w:numId w:val="201"/>
-        </w:numPr>
-        <w:spacing w:after="60"/>
-      </w:pPr>
-      <w:r>
         <w:t xml:space="preserve">Clique em </w:t>
       </w:r>
       <w:r>
@@ -8541,7 +8475,7 @@
       <w:r>
         <w:drawing>
           <wp:inline distT="0" distB="0" distL="0" distR="0">
-            <wp:extent cx="4541876" cy="6949440"/>
+            <wp:extent cx="4872398" cy="6583680"/>
             <wp:effectExtent t="0" r="0" b="0" l="0"/>
             <wp:docPr id="4000" name="bp-q-man-cms.jpg" descr="Marcar o início e o fim de cada cais na fotografia do TCG" title="Marcar o início e o fim de cada cais na fotografia do TCG"/>
             <wp:cNvGraphicFramePr>
@@ -8566,7 +8500,7 @@
                   <pic:spPr bwMode="auto">
                     <a:xfrm>
                       <a:off x="0" y="0"/>
-                      <a:ext cx="4541876" cy="6949440"/>
+                      <a:ext cx="4872398" cy="6583680"/>
                     </a:xfrm>
                     <a:prstGeom prst="rect">
                       <a:avLst/>

--- a/Manual-CMS-Port-of-Beira.docx
+++ b/Manual-CMS-Port-of-Beira.docx
@@ -8364,7 +8364,7 @@
         <w:t xml:space="preserve">Plano de atracação → Fotografias dos terminais</w:t>
       </w:r>
       <w:r>
-        <w:t xml:space="preserve"> (administradores e editores) pode juntar uma fotografia real, horizontal, de cada terminal. No site, cada cais mostra o seu troço da fotografia atrás do nome, ao lado da linha do tempo (no Terminal de Contentores, o troço do cais ocupa a coluna “Ao longo do cais”); a lupa abre a fotografia inteira com os cais marcados.</w:t>
+        <w:t xml:space="preserve"> (administradores e editores) pode juntar uma fotografia real, horizontal, de cada terminal. No site, cada cais mostra a sua parte da fotografia atrás do nome, ao lado da linha do tempo (no Terminal de Contentores, o cais ocupa a coluna “Ao longo do cais”); a lupa abre a fotografia inteira com os cais marcados.</w:t>
       </w:r>
     </w:p>
     <w:p>
@@ -8410,7 +8410,7 @@
         <w:spacing w:after="60"/>
       </w:pPr>
       <w:r>
-        <w:t xml:space="preserve">Arraste as marcas laranja </w:t>
+        <w:t xml:space="preserve">Marque cada cais como um rectângulo: arraste </w:t>
       </w:r>
       <w:r>
         <w:rPr>
@@ -8420,7 +8420,7 @@
         <w:t xml:space="preserve">▸</w:t>
       </w:r>
       <w:r>
-        <w:t xml:space="preserve"> para o início de cada cais e as brancas </w:t>
+        <w:t xml:space="preserve"> (início) e </w:t>
       </w:r>
       <w:r>
         <w:rPr>
@@ -8430,7 +8430,37 @@
         <w:t xml:space="preserve">◂</w:t>
       </w:r>
       <w:r>
-        <w:t xml:space="preserve"> para o fim. Pode também escrever as posições na tabela (0 a 100% da largura). </w:t>
+        <w:t xml:space="preserve"> (fim) na horizontal, e </w:t>
+      </w:r>
+      <w:r>
+        <w:rPr>
+          <w:b/>
+          <w:bCs/>
+        </w:rPr>
+        <w:t xml:space="preserve">▾</w:t>
+      </w:r>
+      <w:r>
+        <w:t xml:space="preserve"> (topo) e </w:t>
+      </w:r>
+      <w:r>
+        <w:rPr>
+          <w:b/>
+          <w:bCs/>
+        </w:rPr>
+        <w:t xml:space="preserve">▴</w:t>
+      </w:r>
+      <w:r>
+        <w:t xml:space="preserve"> (base) na vertical. Pode também escrever as posições na tabela, em % da largura e da altura. </w:t>
+      </w:r>
+      <w:r>
+        <w:rPr>
+          <w:b/>
+          <w:bCs/>
+        </w:rPr>
+        <w:t xml:space="preserve">Mesmo topo e base para todos</w:t>
+      </w:r>
+      <w:r>
+        <w:t xml:space="preserve"> copia a altura do primeiro cais; </w:t>
       </w:r>
       <w:r>
         <w:rPr>
@@ -8477,7 +8507,7 @@
           <wp:inline distT="0" distB="0" distL="0" distR="0">
             <wp:extent cx="4872398" cy="6583680"/>
             <wp:effectExtent t="0" r="0" b="0" l="0"/>
-            <wp:docPr id="4000" name="bp-q-man-cms.jpg" descr="Marcar o início e o fim de cada cais na fotografia do TCG" title="Marcar o início e o fim de cada cais na fotografia do TCG"/>
+            <wp:docPr id="4000" name="bp-q-man-cms.jpg" descr="Cada cais marcado como um rectângulo na fotografia do TCG" title="Cada cais marcado como um rectângulo na fotografia do TCG"/>
             <wp:cNvGraphicFramePr>
               <a:graphicFrameLocks xmlns:a="http://schemas.openxmlformats.org/drawingml/2006/main" noChangeAspect="1"/>
             </wp:cNvGraphicFramePr>
@@ -8526,7 +8556,7 @@
           <w:sz w:val="18"/>
           <w:szCs w:val="18"/>
         </w:rPr>
-        <w:t xml:space="preserve">Marcar o início e o fim de cada cais na fotografia do TCG</w:t>
+        <w:t xml:space="preserve">Cada cais marcado como um rectângulo na fotografia do TCG</w:t>
       </w:r>
     </w:p>
     <w:p>
@@ -8540,7 +8570,7 @@
           <wp:inline distT="0" distB="0" distL="0" distR="0">
             <wp:extent cx="5486400" cy="3831020"/>
             <wp:effectExtent t="0" r="0" b="0" l="0"/>
-            <wp:docPr id="4001" name="bp-q-man-site.jpg" descr="No site: cada cais com o seu troço da fotografia" title="No site: cada cais com o seu troço da fotografia"/>
+            <wp:docPr id="4001" name="bp-q-man-site.jpg" descr="No site: cada cais com a sua parte da fotografia" title="No site: cada cais com a sua parte da fotografia"/>
             <wp:cNvGraphicFramePr>
               <a:graphicFrameLocks xmlns:a="http://schemas.openxmlformats.org/drawingml/2006/main" noChangeAspect="1"/>
             </wp:cNvGraphicFramePr>
@@ -8589,7 +8619,7 @@
           <w:sz w:val="18"/>
           <w:szCs w:val="18"/>
         </w:rPr>
-        <w:t xml:space="preserve">No site: cada cais com o seu troço da fotografia</w:t>
+        <w:t xml:space="preserve">No site: cada cais com a sua parte da fotografia</w:t>
       </w:r>
     </w:p>
     <w:p>

--- a/Manual-CMS-Port-of-Beira.docx
+++ b/Manual-CMS-Port-of-Beira.docx
@@ -7542,7 +7542,7 @@
         <w:t xml:space="preserve">Nota: </w:t>
       </w:r>
       <w:r>
-        <w:t xml:space="preserve">Os cabeços do CT ainda não correspondem a números de cais. Quando a planificação indicar que cabeços pertencem a cada cais, o site pode passar a mostrá-los.</w:t>
+        <w:t xml:space="preserve">O Terminal de Contentores tem os cais 2, 3, 4 e 5. Para os mostrar na linha do tempo à altura certa, indique os cabeços de cada cais em Cais e fotografias dos terminais (ver 12.6).</w:t>
       </w:r>
     </w:p>
     <w:p>
@@ -8346,7 +8346,7 @@
         <w:keepLines/>
       </w:pPr>
       <w:r>
-        <w:t xml:space="preserve">12.6 Fotografias dos terminais</w:t>
+        <w:t xml:space="preserve">12.6 Cais e fotografias dos terminais</w:t>
       </w:r>
     </w:p>
     <w:p>
@@ -8361,7 +8361,7 @@
           <w:b/>
           <w:bCs/>
         </w:rPr>
-        <w:t xml:space="preserve">Plano de atracação → Fotografias dos terminais</w:t>
+        <w:t xml:space="preserve">Plano de atracação → Cais e fotografias dos terminais</w:t>
       </w:r>
       <w:r>
         <w:t xml:space="preserve"> (administradores e editores) pode juntar uma fotografia real, horizontal, de cada terminal. No site, cada cais mostra a sua parte da fotografia atrás do nome, ao lado da linha do tempo (no Terminal de Contentores, o cais ocupa a coluna “Ao longo do cais”); a lupa abre a fotografia inteira com os cais marcados.</w:t>
@@ -8384,7 +8384,7 @@
           <w:b/>
           <w:bCs/>
         </w:rPr>
-        <w:t xml:space="preserve">Fotografias dos terminais</w:t>
+        <w:t xml:space="preserve">Cais e fotografias dos terminais</w:t>
       </w:r>
       <w:r>
         <w:t xml:space="preserve"> e, no terminal pretendido, clique em </w:t>
@@ -8471,6 +8471,39 @@
       </w:r>
       <w:r>
         <w:t xml:space="preserve"> repõe as marcas.</w:t>
+      </w:r>
+    </w:p>
+    <w:p>
+      <w:pPr>
+        <w:pStyle w:val="ListParagraph"/>
+        <w:numPr>
+          <w:ilvl w:val="0"/>
+          <w:numId w:val="201"/>
+        </w:numPr>
+        <w:spacing w:after="60"/>
+      </w:pPr>
+      <w:r>
+        <w:t xml:space="preserve">No </w:t>
+      </w:r>
+      <w:r>
+        <w:rPr>
+          <w:b/>
+          <w:bCs/>
+        </w:rPr>
+        <w:t xml:space="preserve">Terminal de Contentores</w:t>
+      </w:r>
+      <w:r>
+        <w:t xml:space="preserve">, preencha os </w:t>
+      </w:r>
+      <w:r>
+        <w:rPr>
+          <w:b/>
+          <w:bCs/>
+        </w:rPr>
+        <w:t xml:space="preserve">cabeços de cada cais</w:t>
+      </w:r>
+      <w:r>
+        <w:t xml:space="preserve"> (cais 2 a 5: do cabeço … ao cabeço …). Com eles, cada cais aparece no site à altura certa da linha do tempo; sem eles, o site divide os cabeços do plano em quatro partes iguais.</w:t>
       </w:r>
     </w:p>
     <w:p>

--- a/Manual-CMS-Port-of-Beira.docx
+++ b/Manual-CMS-Port-of-Beira.docx
@@ -8410,7 +8410,7 @@
         <w:spacing w:after="60"/>
       </w:pPr>
       <w:r>
-        <w:t xml:space="preserve">Marque cada cais como um rectângulo: arraste </w:t>
+        <w:t xml:space="preserve">Arraste as marcas verticais: </w:t>
       </w:r>
       <w:r>
         <w:rPr>
@@ -8420,7 +8420,7 @@
         <w:t xml:space="preserve">▸</w:t>
       </w:r>
       <w:r>
-        <w:t xml:space="preserve"> (início) e </w:t>
+        <w:t xml:space="preserve"> para o início de cada cais e </w:t>
       </w:r>
       <w:r>
         <w:rPr>
@@ -8430,37 +8430,7 @@
         <w:t xml:space="preserve">◂</w:t>
       </w:r>
       <w:r>
-        <w:t xml:space="preserve"> (fim) na horizontal, e </w:t>
-      </w:r>
-      <w:r>
-        <w:rPr>
-          <w:b/>
-          <w:bCs/>
-        </w:rPr>
-        <w:t xml:space="preserve">▾</w:t>
-      </w:r>
-      <w:r>
-        <w:t xml:space="preserve"> (topo) e </w:t>
-      </w:r>
-      <w:r>
-        <w:rPr>
-          <w:b/>
-          <w:bCs/>
-        </w:rPr>
-        <w:t xml:space="preserve">▴</w:t>
-      </w:r>
-      <w:r>
-        <w:t xml:space="preserve"> (base) na vertical. Pode também escrever as posições na tabela, em % da largura e da altura. </w:t>
-      </w:r>
-      <w:r>
-        <w:rPr>
-          <w:b/>
-          <w:bCs/>
-        </w:rPr>
-        <w:t xml:space="preserve">Mesmo topo e base para todos</w:t>
-      </w:r>
-      <w:r>
-        <w:t xml:space="preserve"> copia a altura do primeiro cais; </w:t>
+        <w:t xml:space="preserve"> para o fim. Pode também escrever as posições na tabela, em % da largura da fotografia. </w:t>
       </w:r>
       <w:r>
         <w:rPr>
@@ -8540,7 +8510,7 @@
           <wp:inline distT="0" distB="0" distL="0" distR="0">
             <wp:extent cx="4872398" cy="6583680"/>
             <wp:effectExtent t="0" r="0" b="0" l="0"/>
-            <wp:docPr id="4000" name="bp-q-man-cms.jpg" descr="Cada cais marcado como um rectângulo na fotografia do TCG" title="Cada cais marcado como um rectângulo na fotografia do TCG"/>
+            <wp:docPr id="4000" name="bp-q-man-cms.jpg" descr="Início e fim de cada cais marcados na fotografia do TCG" title="Início e fim de cada cais marcados na fotografia do TCG"/>
             <wp:cNvGraphicFramePr>
               <a:graphicFrameLocks xmlns:a="http://schemas.openxmlformats.org/drawingml/2006/main" noChangeAspect="1"/>
             </wp:cNvGraphicFramePr>
@@ -8589,7 +8559,7 @@
           <w:sz w:val="18"/>
           <w:szCs w:val="18"/>
         </w:rPr>
-        <w:t xml:space="preserve">Cada cais marcado como um rectângulo na fotografia do TCG</w:t>
+        <w:t xml:space="preserve">Início e fim de cada cais marcados na fotografia do TCG</w:t>
       </w:r>
     </w:p>
     <w:p>

--- a/Manual-CMS-Port-of-Beira.docx
+++ b/Manual-CMS-Port-of-Beira.docx
@@ -8364,7 +8364,7 @@
         <w:t xml:space="preserve">Plano de atracação → Cais e fotografias dos terminais</w:t>
       </w:r>
       <w:r>
-        <w:t xml:space="preserve"> (administradores e editores) pode juntar uma fotografia real, horizontal, de cada terminal. No site, cada cais mostra a sua parte da fotografia atrás do nome, ao lado da linha do tempo (no Terminal de Contentores, o cais ocupa a coluna “Ao longo do cais”); a lupa abre a fotografia inteira com os cais marcados.</w:t>
+        <w:t xml:space="preserve"> (administradores e editores) pode juntar uma fotografia real, horizontal, de cada terminal. No site, cada cais mostra a sua faixa da fotografia atrás do nome, ao lado da linha do tempo (no Terminal de Contentores, o cais ocupa a coluna “Ao longo do cais”); a lupa abre a fotografia inteira com os cais marcados.</w:t>
       </w:r>
     </w:p>
     <w:p>
@@ -8410,27 +8410,27 @@
         <w:spacing w:after="60"/>
       </w:pPr>
       <w:r>
-        <w:t xml:space="preserve">Arraste as marcas verticais: </w:t>
-      </w:r>
-      <w:r>
-        <w:rPr>
-          <w:b/>
-          <w:bCs/>
-        </w:rPr>
-        <w:t xml:space="preserve">▸</w:t>
-      </w:r>
-      <w:r>
-        <w:t xml:space="preserve"> para o início de cada cais e </w:t>
-      </w:r>
-      <w:r>
-        <w:rPr>
-          <w:b/>
-          <w:bCs/>
-        </w:rPr>
-        <w:t xml:space="preserve">◂</w:t>
-      </w:r>
-      <w:r>
-        <w:t xml:space="preserve"> para o fim. Pode também escrever as posições na tabela, em % da largura da fotografia. </w:t>
+        <w:t xml:space="preserve">Os cais seguem de baixo para cima na fotografia. Em cada cais, arraste para cima ou para baixo a linha </w:t>
+      </w:r>
+      <w:r>
+        <w:rPr>
+          <w:b/>
+          <w:bCs/>
+        </w:rPr>
+        <w:t xml:space="preserve">▲ início</w:t>
+      </w:r>
+      <w:r>
+        <w:t xml:space="preserve"> (onde o cais começa, em baixo) e a linha </w:t>
+      </w:r>
+      <w:r>
+        <w:rPr>
+          <w:b/>
+          <w:bCs/>
+        </w:rPr>
+        <w:t xml:space="preserve">▼ fim</w:t>
+      </w:r>
+      <w:r>
+        <w:t xml:space="preserve"> (onde acaba, em cima). Pode também escrever as posições na tabela, em % da altura da fotografia, a contar de baixo. </w:t>
       </w:r>
       <w:r>
         <w:rPr>
@@ -8573,7 +8573,7 @@
           <wp:inline distT="0" distB="0" distL="0" distR="0">
             <wp:extent cx="5486400" cy="3831020"/>
             <wp:effectExtent t="0" r="0" b="0" l="0"/>
-            <wp:docPr id="4001" name="bp-q-man-site.jpg" descr="No site: cada cais com a sua parte da fotografia" title="No site: cada cais com a sua parte da fotografia"/>
+            <wp:docPr id="4001" name="bp-q-man-site.jpg" descr="No site: cada cais com a sua faixa da fotografia" title="No site: cada cais com a sua faixa da fotografia"/>
             <wp:cNvGraphicFramePr>
               <a:graphicFrameLocks xmlns:a="http://schemas.openxmlformats.org/drawingml/2006/main" noChangeAspect="1"/>
             </wp:cNvGraphicFramePr>
@@ -8622,7 +8622,7 @@
           <w:sz w:val="18"/>
           <w:szCs w:val="18"/>
         </w:rPr>
-        <w:t xml:space="preserve">No site: cada cais com a sua parte da fotografia</w:t>
+        <w:t xml:space="preserve">No site: cada cais com a sua faixa da fotografia</w:t>
       </w:r>
     </w:p>
     <w:p>
